--- a/CompotClickerr7 (2) (2).docx
+++ b/CompotClickerr7 (2) (2).docx
@@ -1,12 +1,13 @@
 
 <file path=word/document.xml><?xml version="1.0" encoding="utf-8"?>
-<w:document xmlns:o="urn:schemas-microsoft-com:office:office" xmlns:r="http://schemas.openxmlformats.org/officeDocument/2006/relationships" xmlns:v="urn:schemas-microsoft-com:vml" xmlns:w="http://schemas.openxmlformats.org/wordprocessingml/2006/main" xmlns:w10="urn:schemas-microsoft-com:office:word" xmlns:wp="http://schemas.openxmlformats.org/drawingml/2006/wordprocessingDrawing" xmlns:pic="http://schemas.openxmlformats.org/drawingml/2006/picture" xmlns:wps="http://schemas.microsoft.com/office/word/2010/wordprocessingShape" xmlns:wpg="http://schemas.microsoft.com/office/word/2010/wordprocessingGroup" xmlns:mc="http://schemas.openxmlformats.org/markup-compatibility/2006" xmlns:wp14="http://schemas.microsoft.com/office/word/2010/wordprocessingDrawing" xmlns:w14="http://schemas.microsoft.com/office/word/2010/wordml" xmlns:w15="http://schemas.microsoft.com/office/word/2012/wordml" mc:Ignorable="w14 wp14 w15">
+<w:document xmlns:o="urn:schemas-microsoft-com:office:office" xmlns:r="http://schemas.openxmlformats.org/officeDocument/2006/relationships" xmlns:v="urn:schemas-microsoft-com:vml" xmlns:w="http://schemas.openxmlformats.org/wordprocessingml/2006/main" xmlns:w10="urn:schemas-microsoft-com:office:word" xmlns:wp="http://schemas.openxmlformats.org/drawingml/2006/wordprocessingDrawing" xmlns:wps="http://schemas.microsoft.com/office/word/2010/wordprocessingShape" xmlns:wpg="http://schemas.microsoft.com/office/word/2010/wordprocessingGroup" xmlns:mc="http://schemas.openxmlformats.org/markup-compatibility/2006" xmlns:wp14="http://schemas.microsoft.com/office/word/2010/wordprocessingDrawing" xmlns:w14="http://schemas.microsoft.com/office/word/2010/wordml" xmlns:w15="http://schemas.microsoft.com/office/word/2012/wordml" mc:Ignorable="w14 wp14 w15">
   <w:body>
     <w:p>
       <w:pPr>
         <w:pStyle w:val="Normal"/>
         <w:jc w:val="center"/>
         <w:rPr>
+          <w:b/>
           <w:b/>
           <w:bCs/>
           <w:sz w:val="56"/>
@@ -46,7 +47,7 @@
     <w:p>
       <w:pPr>
         <w:pStyle w:val="Normal"/>
-        <w:ind w:left="720"/>
+        <w:ind w:left="720" w:hanging="0"/>
         <w:rPr>
           <w:sz w:val="32"/>
           <w:szCs w:val="32"/>
@@ -82,7 +83,7 @@
     <w:p>
       <w:pPr>
         <w:pStyle w:val="Normal"/>
-        <w:ind w:left="720"/>
+        <w:ind w:left="720" w:hanging="0"/>
         <w:rPr>
           <w:sz w:val="32"/>
           <w:szCs w:val="32"/>
@@ -99,7 +100,7 @@
     <w:p>
       <w:pPr>
         <w:pStyle w:val="Normal"/>
-        <w:ind w:left="720"/>
+        <w:ind w:left="720" w:hanging="0"/>
         <w:rPr>
           <w:sz w:val="32"/>
           <w:szCs w:val="32"/>
@@ -118,7 +119,7 @@
     <w:p>
       <w:pPr>
         <w:pStyle w:val="Normal"/>
-        <w:ind w:left="720"/>
+        <w:ind w:left="720" w:hanging="0"/>
         <w:rPr>
           <w:sz w:val="32"/>
           <w:szCs w:val="32"/>
@@ -154,7 +155,7 @@
     <w:p>
       <w:pPr>
         <w:pStyle w:val="Normal"/>
-        <w:ind w:left="1080"/>
+        <w:ind w:left="1080" w:hanging="0"/>
         <w:rPr>
           <w:sz w:val="32"/>
           <w:szCs w:val="32"/>
@@ -171,7 +172,7 @@
     <w:p>
       <w:pPr>
         <w:pStyle w:val="Normal"/>
-        <w:ind w:left="1080"/>
+        <w:ind w:left="1080" w:hanging="0"/>
         <w:rPr>
           <w:sz w:val="32"/>
           <w:szCs w:val="32"/>
@@ -207,7 +208,7 @@
     <w:p>
       <w:pPr>
         <w:pStyle w:val="Normal"/>
-        <w:ind w:left="1080"/>
+        <w:ind w:left="1080" w:hanging="0"/>
         <w:rPr>
           <w:sz w:val="32"/>
           <w:szCs w:val="32"/>
@@ -224,7 +225,7 @@
     <w:p>
       <w:pPr>
         <w:pStyle w:val="Normal"/>
-        <w:ind w:left="1080"/>
+        <w:ind w:left="1080" w:hanging="0"/>
         <w:rPr>
           <w:sz w:val="32"/>
           <w:szCs w:val="32"/>
@@ -241,7 +242,7 @@
     <w:p>
       <w:pPr>
         <w:pStyle w:val="Normal"/>
-        <w:ind w:left="1080"/>
+        <w:ind w:left="1080" w:hanging="0"/>
         <w:rPr>
           <w:sz w:val="32"/>
           <w:szCs w:val="32"/>
@@ -277,7 +278,7 @@
     <w:p>
       <w:pPr>
         <w:pStyle w:val="Normal"/>
-        <w:ind w:left="1080"/>
+        <w:ind w:left="1080" w:hanging="0"/>
         <w:rPr>
           <w:sz w:val="32"/>
           <w:szCs w:val="32"/>
@@ -294,7 +295,7 @@
     <w:p>
       <w:pPr>
         <w:pStyle w:val="Normal"/>
-        <w:ind w:left="1080"/>
+        <w:ind w:left="1080" w:hanging="0"/>
         <w:rPr>
           <w:sz w:val="32"/>
           <w:szCs w:val="32"/>
@@ -330,7 +331,7 @@
     <w:p>
       <w:pPr>
         <w:pStyle w:val="Normal"/>
-        <w:ind w:left="720"/>
+        <w:ind w:left="720" w:hanging="0"/>
         <w:rPr>
           <w:sz w:val="32"/>
           <w:szCs w:val="32"/>
@@ -354,7 +355,7 @@
           <w:tab w:val="clear" w:pos="709"/>
           <w:tab w:val="left" w:pos="1069" w:leader="none"/>
         </w:tabs>
-        <w:ind w:hanging="360" w:left="1069"/>
+        <w:ind w:left="1069" w:hanging="360"/>
         <w:rPr>
           <w:sz w:val="28"/>
           <w:szCs w:val="28"/>
@@ -378,7 +379,7 @@
     <w:p>
       <w:pPr>
         <w:pStyle w:val="Normal"/>
-        <w:ind w:left="349"/>
+        <w:ind w:left="349" w:hanging="0"/>
         <w:rPr>
           <w:sz w:val="28"/>
           <w:szCs w:val="28"/>
@@ -402,7 +403,7 @@
           <w:tab w:val="clear" w:pos="709"/>
           <w:tab w:val="left" w:pos="1069" w:leader="none"/>
         </w:tabs>
-        <w:ind w:hanging="360" w:left="1069"/>
+        <w:ind w:left="1069" w:hanging="360"/>
         <w:rPr>
           <w:sz w:val="28"/>
           <w:szCs w:val="28"/>
@@ -426,7 +427,7 @@
     <w:p>
       <w:pPr>
         <w:pStyle w:val="Normal"/>
-        <w:ind w:left="349"/>
+        <w:ind w:left="349" w:hanging="0"/>
         <w:rPr>
           <w:sz w:val="28"/>
           <w:szCs w:val="28"/>
@@ -450,7 +451,7 @@
           <w:tab w:val="clear" w:pos="709"/>
           <w:tab w:val="left" w:pos="1069" w:leader="none"/>
         </w:tabs>
-        <w:ind w:hanging="360" w:left="1069"/>
+        <w:ind w:left="1069" w:hanging="360"/>
         <w:rPr>
           <w:sz w:val="28"/>
           <w:szCs w:val="28"/>
@@ -474,7 +475,7 @@
     <w:p>
       <w:pPr>
         <w:pStyle w:val="Normal"/>
-        <w:ind w:left="349"/>
+        <w:ind w:left="349" w:hanging="0"/>
         <w:rPr>
           <w:sz w:val="28"/>
           <w:szCs w:val="28"/>
@@ -498,7 +499,7 @@
           <w:tab w:val="clear" w:pos="709"/>
           <w:tab w:val="left" w:pos="1069" w:leader="none"/>
         </w:tabs>
-        <w:ind w:hanging="360" w:left="1069"/>
+        <w:ind w:left="1069" w:hanging="360"/>
         <w:rPr>
           <w:sz w:val="28"/>
           <w:szCs w:val="28"/>
@@ -522,7 +523,7 @@
     <w:p>
       <w:pPr>
         <w:pStyle w:val="Normal"/>
-        <w:ind w:left="349"/>
+        <w:ind w:left="349" w:hanging="0"/>
         <w:rPr>
           <w:sz w:val="28"/>
           <w:szCs w:val="28"/>
@@ -546,7 +547,7 @@
           <w:tab w:val="clear" w:pos="709"/>
           <w:tab w:val="left" w:pos="1069" w:leader="none"/>
         </w:tabs>
-        <w:ind w:hanging="360" w:left="1069"/>
+        <w:ind w:left="1069" w:hanging="360"/>
         <w:rPr>
           <w:sz w:val="28"/>
           <w:szCs w:val="28"/>
@@ -570,7 +571,7 @@
     <w:p>
       <w:pPr>
         <w:pStyle w:val="Normal"/>
-        <w:ind w:left="349"/>
+        <w:ind w:left="349" w:hanging="0"/>
         <w:rPr>
           <w:sz w:val="28"/>
           <w:szCs w:val="28"/>
@@ -618,7 +619,10 @@
           <w:ilvl w:val="0"/>
           <w:numId w:val="2"/>
         </w:numPr>
-        <w:rPr/>
+        <w:rPr>
+          <w:sz w:val="32"/>
+          <w:szCs w:val="32"/>
+        </w:rPr>
       </w:pPr>
       <w:r>
         <w:rPr>
@@ -645,8 +649,8 @@
       </w:tblPr>
       <w:tblGrid>
         <w:gridCol w:w="3211"/>
-        <w:gridCol w:w="3192"/>
-        <w:gridCol w:w="3235"/>
+        <w:gridCol w:w="3191"/>
+        <w:gridCol w:w="3236"/>
       </w:tblGrid>
       <w:tr>
         <w:trPr/>
@@ -661,7 +665,8 @@
           </w:tcPr>
           <w:p>
             <w:pPr>
-              <w:pStyle w:val="Zawartotabeliuser"/>
+              <w:pStyle w:val="Zawartotabeli"/>
+              <w:widowControl w:val="false"/>
               <w:rPr/>
             </w:pPr>
             <w:r>
@@ -672,7 +677,7 @@
         </w:tc>
         <w:tc>
           <w:tcPr>
-            <w:tcW w:w="3192" w:type="dxa"/>
+            <w:tcW w:w="3191" w:type="dxa"/>
             <w:tcBorders>
               <w:top w:val="single" w:sz="4" w:space="0" w:color="000000"/>
               <w:left w:val="single" w:sz="4" w:space="0" w:color="000000"/>
@@ -681,7 +686,8 @@
           </w:tcPr>
           <w:p>
             <w:pPr>
-              <w:pStyle w:val="Zawartotabeliuser"/>
+              <w:pStyle w:val="Zawartotabeli"/>
+              <w:widowControl w:val="false"/>
               <w:rPr/>
             </w:pPr>
             <w:r>
@@ -692,7 +698,7 @@
         </w:tc>
         <w:tc>
           <w:tcPr>
-            <w:tcW w:w="3235" w:type="dxa"/>
+            <w:tcW w:w="3236" w:type="dxa"/>
             <w:tcBorders>
               <w:top w:val="single" w:sz="4" w:space="0" w:color="000000"/>
               <w:left w:val="single" w:sz="4" w:space="0" w:color="000000"/>
@@ -702,7 +708,8 @@
           </w:tcPr>
           <w:p>
             <w:pPr>
-              <w:pStyle w:val="Zawartotabeliuser"/>
+              <w:pStyle w:val="Zawartotabeli"/>
+              <w:widowControl w:val="false"/>
               <w:rPr/>
             </w:pPr>
             <w:r>
@@ -724,7 +731,8 @@
           </w:tcPr>
           <w:p>
             <w:pPr>
-              <w:pStyle w:val="Zawartotabeliuser"/>
+              <w:pStyle w:val="Zawartotabeli"/>
+              <w:widowControl w:val="false"/>
               <w:rPr/>
             </w:pPr>
             <w:r>
@@ -735,7 +743,7 @@
         </w:tc>
         <w:tc>
           <w:tcPr>
-            <w:tcW w:w="3192" w:type="dxa"/>
+            <w:tcW w:w="3191" w:type="dxa"/>
             <w:tcBorders>
               <w:left w:val="single" w:sz="4" w:space="0" w:color="000000"/>
               <w:bottom w:val="single" w:sz="4" w:space="0" w:color="000000"/>
@@ -743,7 +751,8 @@
           </w:tcPr>
           <w:p>
             <w:pPr>
-              <w:pStyle w:val="Zawartotabeliuser"/>
+              <w:pStyle w:val="Zawartotabeli"/>
+              <w:widowControl w:val="false"/>
               <w:rPr/>
             </w:pPr>
             <w:r>
@@ -754,7 +763,7 @@
         </w:tc>
         <w:tc>
           <w:tcPr>
-            <w:tcW w:w="3235" w:type="dxa"/>
+            <w:tcW w:w="3236" w:type="dxa"/>
             <w:tcBorders>
               <w:left w:val="single" w:sz="4" w:space="0" w:color="000000"/>
               <w:bottom w:val="single" w:sz="4" w:space="0" w:color="000000"/>
@@ -763,7 +772,8 @@
           </w:tcPr>
           <w:p>
             <w:pPr>
-              <w:pStyle w:val="Zawartotabeliuser"/>
+              <w:pStyle w:val="Zawartotabeli"/>
+              <w:widowControl w:val="false"/>
               <w:rPr/>
             </w:pPr>
             <w:r>
@@ -785,7 +795,8 @@
           </w:tcPr>
           <w:p>
             <w:pPr>
-              <w:pStyle w:val="Zawartotabeliuser"/>
+              <w:pStyle w:val="Zawartotabeli"/>
+              <w:widowControl w:val="false"/>
               <w:rPr/>
             </w:pPr>
             <w:r>
@@ -796,7 +807,7 @@
         </w:tc>
         <w:tc>
           <w:tcPr>
-            <w:tcW w:w="3192" w:type="dxa"/>
+            <w:tcW w:w="3191" w:type="dxa"/>
             <w:tcBorders>
               <w:left w:val="single" w:sz="4" w:space="0" w:color="000000"/>
               <w:bottom w:val="single" w:sz="4" w:space="0" w:color="000000"/>
@@ -804,7 +815,8 @@
           </w:tcPr>
           <w:p>
             <w:pPr>
-              <w:pStyle w:val="Zawartotabeliuser"/>
+              <w:pStyle w:val="Zawartotabeli"/>
+              <w:widowControl w:val="false"/>
               <w:rPr/>
             </w:pPr>
             <w:r>
@@ -815,7 +827,7 @@
         </w:tc>
         <w:tc>
           <w:tcPr>
-            <w:tcW w:w="3235" w:type="dxa"/>
+            <w:tcW w:w="3236" w:type="dxa"/>
             <w:tcBorders>
               <w:left w:val="single" w:sz="4" w:space="0" w:color="000000"/>
               <w:bottom w:val="single" w:sz="4" w:space="0" w:color="000000"/>
@@ -825,6 +837,7 @@
           <w:p>
             <w:pPr>
               <w:pStyle w:val="Normal"/>
+              <w:widowControl w:val="false"/>
               <w:rPr/>
             </w:pPr>
             <w:r>
@@ -835,6 +848,7 @@
           <w:p>
             <w:pPr>
               <w:pStyle w:val="Normal"/>
+              <w:widowControl w:val="false"/>
               <w:rPr/>
             </w:pPr>
             <w:r>
@@ -845,6 +859,7 @@
           <w:p>
             <w:pPr>
               <w:pStyle w:val="Normal"/>
+              <w:widowControl w:val="false"/>
               <w:rPr/>
             </w:pPr>
             <w:r>
@@ -854,7 +869,8 @@
           </w:p>
           <w:p>
             <w:pPr>
-              <w:pStyle w:val="Zawartotabeliuser"/>
+              <w:pStyle w:val="Zawartotabeli"/>
+              <w:widowControl w:val="false"/>
               <w:rPr/>
             </w:pPr>
             <w:r>
@@ -875,7 +891,8 @@
           </w:tcPr>
           <w:p>
             <w:pPr>
-              <w:pStyle w:val="Zawartotabeliuser"/>
+              <w:pStyle w:val="Zawartotabeli"/>
+              <w:widowControl w:val="false"/>
               <w:rPr/>
             </w:pPr>
             <w:r>
@@ -886,7 +903,7 @@
         </w:tc>
         <w:tc>
           <w:tcPr>
-            <w:tcW w:w="3192" w:type="dxa"/>
+            <w:tcW w:w="3191" w:type="dxa"/>
             <w:tcBorders>
               <w:left w:val="single" w:sz="4" w:space="0" w:color="000000"/>
               <w:bottom w:val="single" w:sz="4" w:space="0" w:color="000000"/>
@@ -894,7 +911,8 @@
           </w:tcPr>
           <w:p>
             <w:pPr>
-              <w:pStyle w:val="Zawartotabeliuser"/>
+              <w:pStyle w:val="Zawartotabeli"/>
+              <w:widowControl w:val="false"/>
               <w:rPr/>
             </w:pPr>
             <w:r>
@@ -905,7 +923,7 @@
         </w:tc>
         <w:tc>
           <w:tcPr>
-            <w:tcW w:w="3235" w:type="dxa"/>
+            <w:tcW w:w="3236" w:type="dxa"/>
             <w:tcBorders>
               <w:left w:val="single" w:sz="4" w:space="0" w:color="000000"/>
               <w:bottom w:val="single" w:sz="4" w:space="0" w:color="000000"/>
@@ -915,24 +933,18 @@
           <w:p>
             <w:pPr>
               <w:pStyle w:val="Normal"/>
+              <w:widowControl w:val="false"/>
               <w:rPr/>
             </w:pPr>
             <w:r>
               <w:rPr/>
-              <w:t xml:space="preserve">- Backlog Item </w:t>
-            </w:r>
-            <w:r>
-              <w:rPr/>
-              <w:t>7</w:t>
-            </w:r>
-            <w:r>
-              <w:rPr/>
-              <w:t xml:space="preserve"> – Michał Bryła</w:t>
+              <w:t>- Backlog Item 7 – Michał Bryła</w:t>
             </w:r>
           </w:p>
           <w:p>
             <w:pPr>
               <w:pStyle w:val="Normal"/>
+              <w:widowControl w:val="false"/>
               <w:rPr/>
             </w:pPr>
             <w:r>
@@ -943,6 +955,7 @@
           <w:p>
             <w:pPr>
               <w:pStyle w:val="Normal"/>
+              <w:widowControl w:val="false"/>
               <w:rPr/>
             </w:pPr>
             <w:r>
@@ -952,7 +965,8 @@
           </w:p>
           <w:p>
             <w:pPr>
-              <w:pStyle w:val="Zawartotabeliuser"/>
+              <w:pStyle w:val="Zawartotabeli"/>
+              <w:widowControl w:val="false"/>
               <w:rPr/>
             </w:pPr>
             <w:r>
@@ -973,7 +987,8 @@
           </w:tcPr>
           <w:p>
             <w:pPr>
-              <w:pStyle w:val="Zawartotabeliuser"/>
+              <w:pStyle w:val="Zawartotabeli"/>
+              <w:widowControl w:val="false"/>
               <w:rPr/>
             </w:pPr>
             <w:r>
@@ -984,7 +999,7 @@
         </w:tc>
         <w:tc>
           <w:tcPr>
-            <w:tcW w:w="3192" w:type="dxa"/>
+            <w:tcW w:w="3191" w:type="dxa"/>
             <w:tcBorders>
               <w:left w:val="single" w:sz="4" w:space="0" w:color="000000"/>
               <w:bottom w:val="single" w:sz="4" w:space="0" w:color="000000"/>
@@ -992,7 +1007,8 @@
           </w:tcPr>
           <w:p>
             <w:pPr>
-              <w:pStyle w:val="Zawartotabeliuser"/>
+              <w:pStyle w:val="Zawartotabeli"/>
+              <w:widowControl w:val="false"/>
               <w:rPr/>
             </w:pPr>
             <w:r>
@@ -1003,7 +1019,7 @@
         </w:tc>
         <w:tc>
           <w:tcPr>
-            <w:tcW w:w="3235" w:type="dxa"/>
+            <w:tcW w:w="3236" w:type="dxa"/>
             <w:tcBorders>
               <w:left w:val="single" w:sz="4" w:space="0" w:color="000000"/>
               <w:bottom w:val="single" w:sz="4" w:space="0" w:color="000000"/>
@@ -1013,60 +1029,40 @@
           <w:p>
             <w:pPr>
               <w:pStyle w:val="Normal"/>
+              <w:widowControl w:val="false"/>
               <w:rPr/>
             </w:pPr>
             <w:r>
               <w:rPr/>
-              <w:t xml:space="preserve">- Backlog Item </w:t>
-            </w:r>
-            <w:r>
-              <w:rPr/>
-              <w:t>2</w:t>
-            </w:r>
-            <w:r>
-              <w:rPr/>
-              <w:t xml:space="preserve"> – Michał Bryła</w:t>
+              <w:t>- Backlog Item 2 – Michał Bryła</w:t>
             </w:r>
           </w:p>
           <w:p>
             <w:pPr>
               <w:pStyle w:val="Normal"/>
+              <w:widowControl w:val="false"/>
               <w:rPr/>
             </w:pPr>
             <w:r>
               <w:rPr/>
-              <w:t xml:space="preserve">-  Backlog Item </w:t>
-            </w:r>
-            <w:r>
-              <w:rPr/>
-              <w:t>3</w:t>
-            </w:r>
-            <w:r>
-              <w:rPr/>
-              <w:t xml:space="preserve"> – Michał Baniak</w:t>
+              <w:t>-  Backlog Item 3 – Michał Baniak</w:t>
             </w:r>
           </w:p>
           <w:p>
             <w:pPr>
               <w:pStyle w:val="Normal"/>
+              <w:widowControl w:val="false"/>
               <w:rPr/>
             </w:pPr>
             <w:r>
               <w:rPr/>
-              <w:t xml:space="preserve">-  Backlog Item </w:t>
-            </w:r>
-            <w:r>
-              <w:rPr/>
-              <w:t>11</w:t>
-            </w:r>
-            <w:r>
-              <w:rPr/>
-              <w:t xml:space="preserve"> – Bartek Michalik</w:t>
+              <w:t>-  Backlog Item 11 – Bartek Michalik</w:t>
             </w:r>
           </w:p>
           <w:p>
             <w:pPr>
-              <w:pStyle w:val="Zawartotabeliuser"/>
+              <w:pStyle w:val="Zawartotabeli"/>
+              <w:widowControl w:val="false"/>
               <w:rPr/>
             </w:pPr>
             <w:r>
@@ -1087,7 +1083,8 @@
           </w:tcPr>
           <w:p>
             <w:pPr>
-              <w:pStyle w:val="Zawartotabeliuser"/>
+              <w:pStyle w:val="Zawartotabeli"/>
+              <w:widowControl w:val="false"/>
               <w:rPr/>
             </w:pPr>
             <w:r>
@@ -1098,7 +1095,7 @@
         </w:tc>
         <w:tc>
           <w:tcPr>
-            <w:tcW w:w="3192" w:type="dxa"/>
+            <w:tcW w:w="3191" w:type="dxa"/>
             <w:tcBorders>
               <w:left w:val="single" w:sz="4" w:space="0" w:color="000000"/>
               <w:bottom w:val="single" w:sz="4" w:space="0" w:color="000000"/>
@@ -1106,7 +1103,8 @@
           </w:tcPr>
           <w:p>
             <w:pPr>
-              <w:pStyle w:val="Zawartotabeliuser"/>
+              <w:pStyle w:val="Zawartotabeli"/>
+              <w:widowControl w:val="false"/>
               <w:rPr/>
             </w:pPr>
             <w:r>
@@ -1117,7 +1115,7 @@
         </w:tc>
         <w:tc>
           <w:tcPr>
-            <w:tcW w:w="3235" w:type="dxa"/>
+            <w:tcW w:w="3236" w:type="dxa"/>
             <w:tcBorders>
               <w:left w:val="single" w:sz="4" w:space="0" w:color="000000"/>
               <w:bottom w:val="single" w:sz="4" w:space="0" w:color="000000"/>
@@ -1127,60 +1125,40 @@
           <w:p>
             <w:pPr>
               <w:pStyle w:val="Normal"/>
+              <w:widowControl w:val="false"/>
               <w:rPr/>
             </w:pPr>
             <w:r>
               <w:rPr/>
-              <w:t xml:space="preserve">- Backlog Item </w:t>
-            </w:r>
-            <w:r>
-              <w:rPr/>
-              <w:t>8</w:t>
-            </w:r>
-            <w:r>
-              <w:rPr/>
-              <w:t xml:space="preserve"> – Michał Bryła</w:t>
+              <w:t>- Backlog Item 8 – Michał Bryła</w:t>
             </w:r>
           </w:p>
           <w:p>
             <w:pPr>
               <w:pStyle w:val="Normal"/>
+              <w:widowControl w:val="false"/>
               <w:rPr/>
             </w:pPr>
             <w:r>
               <w:rPr/>
-              <w:t>-  Backlog Item 1</w:t>
-            </w:r>
-            <w:r>
-              <w:rPr/>
-              <w:t>2</w:t>
-            </w:r>
-            <w:r>
-              <w:rPr/>
-              <w:t xml:space="preserve"> – Michał Baniak</w:t>
+              <w:t>-  Backlog Item 12 – Michał Baniak</w:t>
             </w:r>
           </w:p>
           <w:p>
             <w:pPr>
               <w:pStyle w:val="Normal"/>
+              <w:widowControl w:val="false"/>
               <w:rPr/>
             </w:pPr>
             <w:r>
               <w:rPr/>
-              <w:t xml:space="preserve">-  Backlog Item </w:t>
-            </w:r>
-            <w:r>
-              <w:rPr/>
-              <w:t>9</w:t>
-            </w:r>
-            <w:r>
-              <w:rPr/>
-              <w:t xml:space="preserve"> – Bartek Michalik</w:t>
+              <w:t>-  Backlog Item 9 – Bartek Michalik</w:t>
             </w:r>
           </w:p>
           <w:p>
             <w:pPr>
-              <w:pStyle w:val="Zawartotabeliuser"/>
+              <w:pStyle w:val="Zawartotabeli"/>
+              <w:widowControl w:val="false"/>
               <w:rPr/>
             </w:pPr>
             <w:r>
@@ -1201,7 +1179,8 @@
           </w:tcPr>
           <w:p>
             <w:pPr>
-              <w:pStyle w:val="Zawartotabeliuser"/>
+              <w:pStyle w:val="Zawartotabeli"/>
+              <w:widowControl w:val="false"/>
               <w:rPr/>
             </w:pPr>
             <w:r>
@@ -1212,7 +1191,7 @@
         </w:tc>
         <w:tc>
           <w:tcPr>
-            <w:tcW w:w="3192" w:type="dxa"/>
+            <w:tcW w:w="3191" w:type="dxa"/>
             <w:tcBorders>
               <w:left w:val="single" w:sz="4" w:space="0" w:color="000000"/>
               <w:bottom w:val="single" w:sz="4" w:space="0" w:color="000000"/>
@@ -1220,7 +1199,8 @@
           </w:tcPr>
           <w:p>
             <w:pPr>
-              <w:pStyle w:val="Zawartotabeliuser"/>
+              <w:pStyle w:val="Zawartotabeli"/>
+              <w:widowControl w:val="false"/>
               <w:rPr/>
             </w:pPr>
             <w:r>
@@ -1231,7 +1211,7 @@
         </w:tc>
         <w:tc>
           <w:tcPr>
-            <w:tcW w:w="3235" w:type="dxa"/>
+            <w:tcW w:w="3236" w:type="dxa"/>
             <w:tcBorders>
               <w:left w:val="single" w:sz="4" w:space="0" w:color="000000"/>
               <w:bottom w:val="single" w:sz="4" w:space="0" w:color="000000"/>
@@ -1241,6 +1221,7 @@
           <w:p>
             <w:pPr>
               <w:pStyle w:val="Normal"/>
+              <w:widowControl w:val="false"/>
               <w:rPr/>
             </w:pPr>
             <w:r>
@@ -1262,7 +1243,8 @@
           </w:tcPr>
           <w:p>
             <w:pPr>
-              <w:pStyle w:val="Zawartotabeliuser"/>
+              <w:pStyle w:val="Zawartotabeli"/>
+              <w:widowControl w:val="false"/>
               <w:rPr/>
             </w:pPr>
             <w:r>
@@ -1273,7 +1255,7 @@
         </w:tc>
         <w:tc>
           <w:tcPr>
-            <w:tcW w:w="3192" w:type="dxa"/>
+            <w:tcW w:w="3191" w:type="dxa"/>
             <w:tcBorders>
               <w:left w:val="single" w:sz="4" w:space="0" w:color="000000"/>
               <w:bottom w:val="single" w:sz="4" w:space="0" w:color="000000"/>
@@ -1281,7 +1263,8 @@
           </w:tcPr>
           <w:p>
             <w:pPr>
-              <w:pStyle w:val="Zawartotabeliuser"/>
+              <w:pStyle w:val="Zawartotabeli"/>
+              <w:widowControl w:val="false"/>
               <w:rPr/>
             </w:pPr>
             <w:r>
@@ -1292,7 +1275,7 @@
         </w:tc>
         <w:tc>
           <w:tcPr>
-            <w:tcW w:w="3235" w:type="dxa"/>
+            <w:tcW w:w="3236" w:type="dxa"/>
             <w:tcBorders>
               <w:left w:val="single" w:sz="4" w:space="0" w:color="000000"/>
               <w:bottom w:val="single" w:sz="4" w:space="0" w:color="000000"/>
@@ -1302,6 +1285,7 @@
           <w:p>
             <w:pPr>
               <w:pStyle w:val="Normal"/>
+              <w:widowControl w:val="false"/>
               <w:rPr/>
             </w:pPr>
             <w:r>
@@ -1323,7 +1307,8 @@
           </w:tcPr>
           <w:p>
             <w:pPr>
-              <w:pStyle w:val="Zawartotabeliuser"/>
+              <w:pStyle w:val="Zawartotabeli"/>
+              <w:widowControl w:val="false"/>
               <w:rPr/>
             </w:pPr>
             <w:r>
@@ -1334,7 +1319,7 @@
         </w:tc>
         <w:tc>
           <w:tcPr>
-            <w:tcW w:w="3192" w:type="dxa"/>
+            <w:tcW w:w="3191" w:type="dxa"/>
             <w:tcBorders>
               <w:left w:val="single" w:sz="4" w:space="0" w:color="000000"/>
               <w:bottom w:val="single" w:sz="4" w:space="0" w:color="000000"/>
@@ -1342,7 +1327,8 @@
           </w:tcPr>
           <w:p>
             <w:pPr>
-              <w:pStyle w:val="Zawartotabeliuser"/>
+              <w:pStyle w:val="Zawartotabeli"/>
+              <w:widowControl w:val="false"/>
               <w:rPr/>
             </w:pPr>
             <w:r>
@@ -1353,7 +1339,7 @@
         </w:tc>
         <w:tc>
           <w:tcPr>
-            <w:tcW w:w="3235" w:type="dxa"/>
+            <w:tcW w:w="3236" w:type="dxa"/>
             <w:tcBorders>
               <w:left w:val="single" w:sz="4" w:space="0" w:color="000000"/>
               <w:bottom w:val="single" w:sz="4" w:space="0" w:color="000000"/>
@@ -1363,6 +1349,7 @@
           <w:p>
             <w:pPr>
               <w:pStyle w:val="Normal"/>
+              <w:widowControl w:val="false"/>
               <w:rPr/>
             </w:pPr>
             <w:r>
@@ -1384,7 +1371,8 @@
           </w:tcPr>
           <w:p>
             <w:pPr>
-              <w:pStyle w:val="Zawartotabeliuser"/>
+              <w:pStyle w:val="Zawartotabeli"/>
+              <w:widowControl w:val="false"/>
               <w:rPr/>
             </w:pPr>
             <w:r>
@@ -1395,7 +1383,7 @@
         </w:tc>
         <w:tc>
           <w:tcPr>
-            <w:tcW w:w="3192" w:type="dxa"/>
+            <w:tcW w:w="3191" w:type="dxa"/>
             <w:tcBorders>
               <w:left w:val="single" w:sz="4" w:space="0" w:color="000000"/>
               <w:bottom w:val="single" w:sz="4" w:space="0" w:color="000000"/>
@@ -1403,7 +1391,8 @@
           </w:tcPr>
           <w:p>
             <w:pPr>
-              <w:pStyle w:val="Zawartotabeliuser"/>
+              <w:pStyle w:val="Zawartotabeli"/>
+              <w:widowControl w:val="false"/>
               <w:rPr/>
             </w:pPr>
             <w:r>
@@ -1414,7 +1403,7 @@
         </w:tc>
         <w:tc>
           <w:tcPr>
-            <w:tcW w:w="3235" w:type="dxa"/>
+            <w:tcW w:w="3236" w:type="dxa"/>
             <w:tcBorders>
               <w:left w:val="single" w:sz="4" w:space="0" w:color="000000"/>
               <w:bottom w:val="single" w:sz="4" w:space="0" w:color="000000"/>
@@ -1423,7 +1412,8 @@
           </w:tcPr>
           <w:p>
             <w:pPr>
-              <w:pStyle w:val="Zawartotabeliuser"/>
+              <w:pStyle w:val="Zawartotabeli"/>
+              <w:widowControl w:val="false"/>
               <w:rPr/>
             </w:pPr>
             <w:r>
@@ -1437,7 +1427,7 @@
     <w:p>
       <w:pPr>
         <w:pStyle w:val="Normal"/>
-        <w:ind w:left="1080"/>
+        <w:ind w:left="1080" w:hanging="0"/>
         <w:rPr>
           <w:sz w:val="32"/>
           <w:szCs w:val="32"/>
@@ -1475,7 +1465,7 @@
         <w:pStyle w:val="Normal"/>
         <w:suppressAutoHyphens w:val="false"/>
         <w:spacing w:beforeAutospacing="1" w:afterAutospacing="1"/>
-        <w:ind w:left="709"/>
+        <w:ind w:left="709" w:hanging="0"/>
         <w:rPr>
           <w:rFonts w:eastAsia="Times New Roman" w:cs="Liberation Serif"/>
           <w:kern w:val="0"/>
@@ -1512,7 +1502,7 @@
       <w:pPr>
         <w:pStyle w:val="Normal"/>
         <w:suppressAutoHyphens w:val="false"/>
-        <w:ind w:left="709"/>
+        <w:ind w:left="709" w:hanging="0"/>
         <w:rPr>
           <w:rFonts w:eastAsia="Times New Roman" w:cs="Liberation Serif"/>
           <w:kern w:val="0"/>
@@ -1532,7 +1522,7 @@
         <w:pStyle w:val="Normal"/>
         <w:suppressAutoHyphens w:val="false"/>
         <w:spacing w:beforeAutospacing="1" w:afterAutospacing="1"/>
-        <w:ind w:left="709"/>
+        <w:ind w:left="709" w:hanging="0"/>
         <w:rPr>
           <w:rFonts w:eastAsia="Times New Roman" w:cs="Liberation Serif"/>
           <w:kern w:val="0"/>
@@ -1569,7 +1559,7 @@
       <w:pPr>
         <w:pStyle w:val="Normal"/>
         <w:suppressAutoHyphens w:val="false"/>
-        <w:ind w:left="709"/>
+        <w:ind w:left="709" w:hanging="0"/>
         <w:rPr>
           <w:rFonts w:eastAsia="Times New Roman" w:cs="Liberation Serif"/>
           <w:kern w:val="0"/>
@@ -1589,7 +1579,7 @@
         <w:pStyle w:val="Normal"/>
         <w:suppressAutoHyphens w:val="false"/>
         <w:spacing w:beforeAutospacing="1" w:afterAutospacing="1"/>
-        <w:ind w:left="709"/>
+        <w:ind w:left="709" w:hanging="0"/>
         <w:rPr>
           <w:rFonts w:eastAsia="Times New Roman" w:cs="Liberation Serif"/>
           <w:kern w:val="0"/>
@@ -1626,7 +1616,7 @@
       <w:pPr>
         <w:pStyle w:val="Normal"/>
         <w:suppressAutoHyphens w:val="false"/>
-        <w:ind w:left="709"/>
+        <w:ind w:left="709" w:hanging="0"/>
         <w:rPr>
           <w:rFonts w:eastAsia="Times New Roman" w:cs="Liberation Serif"/>
           <w:kern w:val="0"/>
@@ -1646,7 +1636,7 @@
         <w:pStyle w:val="Normal"/>
         <w:suppressAutoHyphens w:val="false"/>
         <w:spacing w:beforeAutospacing="1" w:afterAutospacing="1"/>
-        <w:ind w:left="709"/>
+        <w:ind w:left="709" w:hanging="0"/>
         <w:rPr>
           <w:rFonts w:eastAsia="Times New Roman" w:cs="Liberation Serif"/>
           <w:kern w:val="0"/>
@@ -1683,7 +1673,7 @@
       <w:pPr>
         <w:pStyle w:val="Normal"/>
         <w:suppressAutoHyphens w:val="false"/>
-        <w:ind w:left="709"/>
+        <w:ind w:left="709" w:hanging="0"/>
         <w:rPr>
           <w:rFonts w:eastAsia="Times New Roman" w:cs="Liberation Serif"/>
           <w:kern w:val="0"/>
@@ -1703,7 +1693,7 @@
         <w:pStyle w:val="Normal"/>
         <w:suppressAutoHyphens w:val="false"/>
         <w:spacing w:beforeAutospacing="1" w:afterAutospacing="1"/>
-        <w:ind w:left="709"/>
+        <w:ind w:left="709" w:hanging="0"/>
         <w:rPr>
           <w:rFonts w:eastAsia="Times New Roman" w:cs="Liberation Serif"/>
           <w:kern w:val="0"/>
@@ -1740,7 +1730,7 @@
       <w:pPr>
         <w:pStyle w:val="Normal"/>
         <w:suppressAutoHyphens w:val="false"/>
-        <w:ind w:left="709"/>
+        <w:ind w:left="709" w:hanging="0"/>
         <w:rPr>
           <w:rFonts w:eastAsia="Times New Roman" w:cs="Liberation Serif"/>
           <w:kern w:val="0"/>
@@ -1760,7 +1750,7 @@
         <w:pStyle w:val="Normal"/>
         <w:suppressAutoHyphens w:val="false"/>
         <w:spacing w:beforeAutospacing="1" w:afterAutospacing="1"/>
-        <w:ind w:left="709"/>
+        <w:ind w:left="709" w:hanging="0"/>
         <w:rPr>
           <w:rFonts w:eastAsia="Times New Roman" w:cs="Liberation Serif"/>
           <w:kern w:val="0"/>
@@ -1797,7 +1787,7 @@
       <w:pPr>
         <w:pStyle w:val="Normal"/>
         <w:suppressAutoHyphens w:val="false"/>
-        <w:ind w:left="709"/>
+        <w:ind w:left="709" w:hanging="0"/>
         <w:rPr>
           <w:rFonts w:eastAsia="Times New Roman" w:cs="Liberation Serif"/>
           <w:kern w:val="0"/>
@@ -1817,7 +1807,7 @@
         <w:pStyle w:val="Normal"/>
         <w:suppressAutoHyphens w:val="false"/>
         <w:spacing w:beforeAutospacing="1" w:afterAutospacing="1"/>
-        <w:ind w:left="709"/>
+        <w:ind w:left="709" w:hanging="0"/>
         <w:rPr>
           <w:rFonts w:eastAsia="Times New Roman" w:cs="Liberation Serif"/>
           <w:kern w:val="0"/>
@@ -1854,7 +1844,7 @@
       <w:pPr>
         <w:pStyle w:val="Normal"/>
         <w:suppressAutoHyphens w:val="false"/>
-        <w:ind w:left="709"/>
+        <w:ind w:left="709" w:hanging="0"/>
         <w:rPr>
           <w:rFonts w:eastAsia="Times New Roman" w:cs="Liberation Serif"/>
           <w:kern w:val="0"/>
@@ -1874,7 +1864,7 @@
         <w:pStyle w:val="Normal"/>
         <w:suppressAutoHyphens w:val="false"/>
         <w:spacing w:beforeAutospacing="1" w:afterAutospacing="1"/>
-        <w:ind w:left="709"/>
+        <w:ind w:left="709" w:hanging="0"/>
         <w:rPr>
           <w:rFonts w:eastAsia="Times New Roman" w:cs="Liberation Serif"/>
           <w:kern w:val="0"/>
@@ -1911,7 +1901,7 @@
       <w:pPr>
         <w:pStyle w:val="Normal"/>
         <w:suppressAutoHyphens w:val="false"/>
-        <w:ind w:left="709"/>
+        <w:ind w:left="709" w:hanging="0"/>
         <w:rPr>
           <w:rFonts w:eastAsia="Times New Roman" w:cs="Liberation Serif"/>
           <w:kern w:val="0"/>
@@ -1929,6 +1919,16 @@
     <w:p>
       <w:pPr>
         <w:pStyle w:val="Normal"/>
+        <w:rPr>
+          <w:rFonts w:eastAsia="Times New Roman" w:cs="Liberation Serif"/>
+          <w:b/>
+          <w:b/>
+          <w:bCs/>
+          <w:kern w:val="0"/>
+          <w:lang w:eastAsia="pl-PL" w:bidi="ar-SA"/>
+        </w:rPr>
+      </w:pPr>
+      <w:r>
         <w:rPr>
           <w:rFonts w:eastAsia="Times New Roman" w:cs="Liberation Serif"/>
           <w:b/>
@@ -1936,15 +1936,6 @@
           <w:kern w:val="0"/>
           <w:lang w:eastAsia="pl-PL" w:bidi="ar-SA"/>
         </w:rPr>
-      </w:pPr>
-      <w:r>
-        <w:rPr>
-          <w:rFonts w:eastAsia="Times New Roman" w:cs="Liberation Serif"/>
-          <w:b/>
-          <w:bCs/>
-          <w:kern w:val="0"/>
-          <w:lang w:eastAsia="pl-PL" w:bidi="ar-SA"/>
-        </w:rPr>
       </w:r>
       <w:r>
         <w:br w:type="page"/>
@@ -1955,7 +1946,7 @@
         <w:pStyle w:val="Normal"/>
         <w:suppressAutoHyphens w:val="false"/>
         <w:spacing w:beforeAutospacing="1" w:afterAutospacing="1"/>
-        <w:ind w:left="709"/>
+        <w:ind w:left="709" w:hanging="0"/>
         <w:rPr>
           <w:rFonts w:eastAsia="Times New Roman" w:cs="Liberation Serif"/>
           <w:kern w:val="0"/>
@@ -1992,7 +1983,7 @@
       <w:pPr>
         <w:pStyle w:val="Normal"/>
         <w:suppressAutoHyphens w:val="false"/>
-        <w:ind w:left="709"/>
+        <w:ind w:left="709" w:hanging="0"/>
         <w:rPr>
           <w:rFonts w:eastAsia="Times New Roman" w:cs="Liberation Serif"/>
           <w:kern w:val="0"/>
@@ -2012,7 +2003,7 @@
         <w:pStyle w:val="Normal"/>
         <w:suppressAutoHyphens w:val="false"/>
         <w:spacing w:beforeAutospacing="1" w:afterAutospacing="1"/>
-        <w:ind w:left="709"/>
+        <w:ind w:left="709" w:hanging="0"/>
         <w:rPr>
           <w:rFonts w:eastAsia="Times New Roman" w:cs="Liberation Serif"/>
           <w:kern w:val="0"/>
@@ -2049,7 +2040,7 @@
       <w:pPr>
         <w:pStyle w:val="Normal"/>
         <w:suppressAutoHyphens w:val="false"/>
-        <w:ind w:left="709"/>
+        <w:ind w:left="709" w:hanging="0"/>
         <w:rPr>
           <w:rFonts w:eastAsia="Times New Roman" w:cs="Liberation Serif"/>
           <w:kern w:val="0"/>
@@ -2069,7 +2060,7 @@
         <w:pStyle w:val="Normal"/>
         <w:suppressAutoHyphens w:val="false"/>
         <w:spacing w:beforeAutospacing="1" w:afterAutospacing="1"/>
-        <w:ind w:left="709"/>
+        <w:ind w:left="709" w:hanging="0"/>
         <w:rPr>
           <w:rFonts w:eastAsia="Times New Roman" w:cs="Liberation Serif"/>
           <w:kern w:val="0"/>
@@ -2106,7 +2097,7 @@
       <w:pPr>
         <w:pStyle w:val="Normal"/>
         <w:suppressAutoHyphens w:val="false"/>
-        <w:ind w:left="709"/>
+        <w:ind w:left="709" w:hanging="0"/>
         <w:rPr>
           <w:rFonts w:eastAsia="Times New Roman" w:cs="Liberation Serif"/>
           <w:kern w:val="0"/>
@@ -2125,7 +2116,7 @@
       <w:pPr>
         <w:pStyle w:val="Normal"/>
         <w:suppressAutoHyphens w:val="false"/>
-        <w:ind w:left="709"/>
+        <w:ind w:left="709" w:hanging="0"/>
         <w:rPr>
           <w:rFonts w:eastAsia="Times New Roman" w:cs="Liberation Serif"/>
           <w:kern w:val="0"/>
@@ -2145,7 +2136,7 @@
         <w:pStyle w:val="Normal"/>
         <w:suppressAutoHyphens w:val="false"/>
         <w:spacing w:beforeAutospacing="1" w:afterAutospacing="1"/>
-        <w:ind w:left="709"/>
+        <w:ind w:left="709" w:hanging="0"/>
         <w:rPr>
           <w:rFonts w:eastAsia="Times New Roman" w:cs="Liberation Serif"/>
           <w:kern w:val="0"/>
@@ -2182,7 +2173,7 @@
       <w:pPr>
         <w:pStyle w:val="Normal"/>
         <w:suppressAutoHyphens w:val="false"/>
-        <w:ind w:left="709"/>
+        <w:ind w:left="709" w:hanging="0"/>
         <w:rPr>
           <w:rFonts w:eastAsia="Times New Roman" w:cs="Liberation Serif"/>
           <w:kern w:val="0"/>
@@ -2219,13 +2210,13 @@
     </w:p>
     <w:p>
       <w:pPr>
-        <w:pStyle w:val="Heading2"/>
+        <w:pStyle w:val="Nagwek2"/>
         <w:numPr>
           <w:ilvl w:val="0"/>
           <w:numId w:val="0"/>
         </w:numPr>
         <w:spacing w:before="0" w:after="0"/>
-        <w:ind w:hanging="0" w:left="0"/>
+        <w:ind w:left="0" w:hanging="0"/>
         <w:contextualSpacing/>
         <w:rPr>
           <w:sz w:val="32"/>
@@ -2234,8 +2225,6 @@
       </w:pPr>
       <w:r>
         <w:rPr>
-          <w:rFonts w:cs="Mangal"/>
-          <w:b/>
           <w:sz w:val="32"/>
           <w:szCs w:val="32"/>
         </w:rPr>
@@ -2271,6 +2260,7 @@
         <w:contextualSpacing/>
         <w:rPr>
           <w:b/>
+          <w:b/>
           <w:sz w:val="32"/>
           <w:szCs w:val="32"/>
         </w:rPr>
@@ -2289,7 +2279,7 @@
     </w:p>
     <w:p>
       <w:pPr>
-        <w:pStyle w:val="Heading3"/>
+        <w:pStyle w:val="Nagwek3"/>
         <w:spacing w:before="0" w:after="283"/>
         <w:rPr>
           <w:rFonts w:cs="Mangal"/>
@@ -2311,9 +2301,10 @@
     </w:p>
     <w:p>
       <w:pPr>
-        <w:pStyle w:val="BodyText"/>
-        <w:rPr>
-          <w:rFonts w:cs="Mangal"/>
+        <w:pStyle w:val="Tretekstu"/>
+        <w:rPr>
+          <w:rFonts w:cs="Mangal"/>
+          <w:b w:val="false"/>
           <w:b w:val="false"/>
           <w:bCs w:val="false"/>
           <w:sz w:val="32"/>
@@ -2335,7 +2326,7 @@
     </w:p>
     <w:p>
       <w:pPr>
-        <w:pStyle w:val="BodyText"/>
+        <w:pStyle w:val="Tretekstu"/>
         <w:numPr>
           <w:ilvl w:val="0"/>
           <w:numId w:val="4"/>
@@ -2344,9 +2335,10 @@
           <w:tab w:val="clear" w:pos="709"/>
           <w:tab w:val="left" w:pos="0" w:leader="none"/>
         </w:tabs>
-        <w:ind w:hanging="283" w:left="709"/>
-        <w:rPr>
-          <w:rFonts w:cs="Mangal"/>
+        <w:ind w:left="709" w:hanging="283"/>
+        <w:rPr>
+          <w:rFonts w:cs="Mangal"/>
+          <w:b w:val="false"/>
           <w:b w:val="false"/>
           <w:bCs w:val="false"/>
           <w:sz w:val="32"/>
@@ -2366,7 +2358,7 @@
     </w:p>
     <w:p>
       <w:pPr>
-        <w:pStyle w:val="BodyText"/>
+        <w:pStyle w:val="Tretekstu"/>
         <w:numPr>
           <w:ilvl w:val="0"/>
           <w:numId w:val="4"/>
@@ -2375,9 +2367,10 @@
           <w:tab w:val="clear" w:pos="709"/>
           <w:tab w:val="left" w:pos="0" w:leader="none"/>
         </w:tabs>
-        <w:ind w:hanging="283" w:left="709"/>
-        <w:rPr>
-          <w:rFonts w:cs="Mangal"/>
+        <w:ind w:left="709" w:hanging="283"/>
+        <w:rPr>
+          <w:rFonts w:cs="Mangal"/>
+          <w:b w:val="false"/>
           <w:b w:val="false"/>
           <w:bCs w:val="false"/>
           <w:sz w:val="32"/>
@@ -2397,7 +2390,7 @@
     </w:p>
     <w:p>
       <w:pPr>
-        <w:pStyle w:val="BodyText"/>
+        <w:pStyle w:val="Tretekstu"/>
         <w:numPr>
           <w:ilvl w:val="0"/>
           <w:numId w:val="4"/>
@@ -2406,9 +2399,10 @@
           <w:tab w:val="clear" w:pos="709"/>
           <w:tab w:val="left" w:pos="0" w:leader="none"/>
         </w:tabs>
-        <w:ind w:hanging="283" w:left="709"/>
-        <w:rPr>
-          <w:rFonts w:cs="Mangal"/>
+        <w:ind w:left="709" w:hanging="283"/>
+        <w:rPr>
+          <w:rFonts w:cs="Mangal"/>
+          <w:b w:val="false"/>
           <w:b w:val="false"/>
           <w:bCs w:val="false"/>
           <w:sz w:val="32"/>
@@ -2428,9 +2422,10 @@
     </w:p>
     <w:p>
       <w:pPr>
-        <w:pStyle w:val="BodyText"/>
-        <w:rPr>
-          <w:rFonts w:cs="Mangal"/>
+        <w:pStyle w:val="Tretekstu"/>
+        <w:rPr>
+          <w:rFonts w:cs="Mangal"/>
+          <w:b w:val="false"/>
           <w:b w:val="false"/>
           <w:bCs w:val="false"/>
           <w:sz w:val="32"/>
@@ -2456,24 +2451,25 @@
         <w:rPr>
           <w:rFonts w:cs="Mangal"/>
           <w:b w:val="false"/>
-          <w:bCs w:val="false"/>
-          <w:sz w:val="32"/>
-          <w:szCs w:val="32"/>
-        </w:rPr>
-      </w:pPr>
-      <w:r>
-        <w:rPr>
-          <w:rFonts w:cs="Mangal"/>
-          <w:b w:val="false"/>
-          <w:bCs w:val="false"/>
-          <w:sz w:val="32"/>
-          <w:szCs w:val="32"/>
-        </w:rPr>
-      </w:r>
-    </w:p>
-    <w:p>
-      <w:pPr>
-        <w:pStyle w:val="Heading3"/>
+          <w:b w:val="false"/>
+          <w:bCs w:val="false"/>
+          <w:sz w:val="32"/>
+          <w:szCs w:val="32"/>
+        </w:rPr>
+      </w:pPr>
+      <w:r>
+        <w:rPr>
+          <w:rFonts w:cs="Mangal"/>
+          <w:b w:val="false"/>
+          <w:bCs w:val="false"/>
+          <w:sz w:val="32"/>
+          <w:szCs w:val="32"/>
+        </w:rPr>
+      </w:r>
+    </w:p>
+    <w:p>
+      <w:pPr>
+        <w:pStyle w:val="Nagwek3"/>
         <w:spacing w:before="0" w:after="283"/>
         <w:rPr>
           <w:rFonts w:cs="Mangal"/>
@@ -2495,10 +2491,11 @@
     </w:p>
     <w:p>
       <w:pPr>
-        <w:pStyle w:val="BodyText"/>
+        <w:pStyle w:val="Tretekstu"/>
         <w:rPr>
           <w:rFonts w:cs="Mangal"/>
           <w:b/>
+          <w:b/>
           <w:sz w:val="32"/>
           <w:szCs w:val="32"/>
         </w:rPr>
@@ -2527,10 +2524,11 @@
     </w:p>
     <w:p>
       <w:pPr>
-        <w:pStyle w:val="BodyText"/>
+        <w:pStyle w:val="Tretekstu"/>
         <w:rPr>
           <w:rFonts w:cs="Mangal"/>
           <w:b/>
+          <w:b/>
           <w:sz w:val="32"/>
           <w:szCs w:val="32"/>
         </w:rPr>
@@ -2549,7 +2547,7 @@
     </w:p>
     <w:p>
       <w:pPr>
-        <w:pStyle w:val="BodyText"/>
+        <w:pStyle w:val="Tretekstu"/>
         <w:numPr>
           <w:ilvl w:val="0"/>
           <w:numId w:val="5"/>
@@ -2558,9 +2556,10 @@
           <w:tab w:val="clear" w:pos="709"/>
           <w:tab w:val="left" w:pos="0" w:leader="none"/>
         </w:tabs>
-        <w:ind w:hanging="283" w:left="709"/>
-        <w:rPr>
-          <w:rFonts w:cs="Mangal"/>
+        <w:ind w:left="709" w:hanging="283"/>
+        <w:rPr>
+          <w:rFonts w:cs="Mangal"/>
+          <w:b w:val="false"/>
           <w:b w:val="false"/>
           <w:bCs w:val="false"/>
           <w:sz w:val="32"/>
@@ -2580,7 +2579,7 @@
     </w:p>
     <w:p>
       <w:pPr>
-        <w:pStyle w:val="BodyText"/>
+        <w:pStyle w:val="Tretekstu"/>
         <w:numPr>
           <w:ilvl w:val="0"/>
           <w:numId w:val="5"/>
@@ -2589,9 +2588,10 @@
           <w:tab w:val="clear" w:pos="709"/>
           <w:tab w:val="left" w:pos="0" w:leader="none"/>
         </w:tabs>
-        <w:ind w:hanging="283" w:left="709"/>
-        <w:rPr>
-          <w:rFonts w:cs="Mangal"/>
+        <w:ind w:left="709" w:hanging="283"/>
+        <w:rPr>
+          <w:rFonts w:cs="Mangal"/>
+          <w:b w:val="false"/>
           <w:b w:val="false"/>
           <w:bCs w:val="false"/>
           <w:sz w:val="32"/>
@@ -2611,7 +2611,7 @@
     </w:p>
     <w:p>
       <w:pPr>
-        <w:pStyle w:val="BodyText"/>
+        <w:pStyle w:val="Tretekstu"/>
         <w:numPr>
           <w:ilvl w:val="0"/>
           <w:numId w:val="5"/>
@@ -2620,9 +2620,10 @@
           <w:tab w:val="clear" w:pos="709"/>
           <w:tab w:val="left" w:pos="0" w:leader="none"/>
         </w:tabs>
-        <w:ind w:hanging="283" w:left="709"/>
-        <w:rPr>
-          <w:rFonts w:cs="Mangal"/>
+        <w:ind w:left="709" w:hanging="283"/>
+        <w:rPr>
+          <w:rFonts w:cs="Mangal"/>
+          <w:b w:val="false"/>
           <w:b w:val="false"/>
           <w:bCs w:val="false"/>
           <w:sz w:val="32"/>
@@ -2642,9 +2643,10 @@
     </w:p>
     <w:p>
       <w:pPr>
-        <w:pStyle w:val="BodyText"/>
-        <w:rPr>
-          <w:rFonts w:cs="Mangal"/>
+        <w:pStyle w:val="Tretekstu"/>
+        <w:rPr>
+          <w:rFonts w:cs="Mangal"/>
+          <w:b/>
           <w:b/>
           <w:sz w:val="32"/>
           <w:szCs w:val="32"/>
@@ -2677,10 +2679,11 @@
     </w:p>
     <w:p>
       <w:pPr>
-        <w:pStyle w:val="BodyText"/>
+        <w:pStyle w:val="Tretekstu"/>
         <w:rPr>
           <w:rFonts w:cs="Mangal"/>
           <w:b/>
+          <w:b/>
           <w:sz w:val="32"/>
           <w:szCs w:val="32"/>
         </w:rPr>
@@ -2699,7 +2702,7 @@
     </w:p>
     <w:p>
       <w:pPr>
-        <w:pStyle w:val="BodyText"/>
+        <w:pStyle w:val="Tretekstu"/>
         <w:numPr>
           <w:ilvl w:val="0"/>
           <w:numId w:val="6"/>
@@ -2708,9 +2711,10 @@
           <w:tab w:val="clear" w:pos="709"/>
           <w:tab w:val="left" w:pos="0" w:leader="none"/>
         </w:tabs>
-        <w:ind w:hanging="283" w:left="709"/>
-        <w:rPr>
-          <w:rFonts w:cs="Mangal"/>
+        <w:ind w:left="709" w:hanging="283"/>
+        <w:rPr>
+          <w:rFonts w:cs="Mangal"/>
+          <w:b w:val="false"/>
           <w:b w:val="false"/>
           <w:bCs w:val="false"/>
           <w:sz w:val="32"/>
@@ -2736,24 +2740,25 @@
         <w:rPr>
           <w:rFonts w:cs="Mangal"/>
           <w:b w:val="false"/>
-          <w:bCs w:val="false"/>
-          <w:sz w:val="32"/>
-          <w:szCs w:val="32"/>
-        </w:rPr>
-      </w:pPr>
-      <w:r>
-        <w:rPr>
-          <w:rFonts w:cs="Mangal"/>
-          <w:b w:val="false"/>
-          <w:bCs w:val="false"/>
-          <w:sz w:val="32"/>
-          <w:szCs w:val="32"/>
-        </w:rPr>
-      </w:r>
-    </w:p>
-    <w:p>
-      <w:pPr>
-        <w:pStyle w:val="Heading3"/>
+          <w:b w:val="false"/>
+          <w:bCs w:val="false"/>
+          <w:sz w:val="32"/>
+          <w:szCs w:val="32"/>
+        </w:rPr>
+      </w:pPr>
+      <w:r>
+        <w:rPr>
+          <w:rFonts w:cs="Mangal"/>
+          <w:b w:val="false"/>
+          <w:bCs w:val="false"/>
+          <w:sz w:val="32"/>
+          <w:szCs w:val="32"/>
+        </w:rPr>
+      </w:r>
+    </w:p>
+    <w:p>
+      <w:pPr>
+        <w:pStyle w:val="Nagwek3"/>
         <w:spacing w:before="0" w:after="283"/>
         <w:rPr>
           <w:rFonts w:cs="Mangal"/>
@@ -2775,10 +2780,11 @@
     </w:p>
     <w:p>
       <w:pPr>
-        <w:pStyle w:val="BodyText"/>
+        <w:pStyle w:val="Tretekstu"/>
         <w:rPr>
           <w:rFonts w:cs="Mangal"/>
           <w:b/>
+          <w:b/>
           <w:sz w:val="32"/>
           <w:szCs w:val="32"/>
         </w:rPr>
@@ -2807,10 +2813,11 @@
     </w:p>
     <w:p>
       <w:pPr>
-        <w:pStyle w:val="BodyText"/>
+        <w:pStyle w:val="Tretekstu"/>
         <w:rPr>
           <w:rFonts w:cs="Mangal"/>
           <w:b/>
+          <w:b/>
           <w:sz w:val="32"/>
           <w:szCs w:val="32"/>
         </w:rPr>
@@ -2829,7 +2836,7 @@
     </w:p>
     <w:p>
       <w:pPr>
-        <w:pStyle w:val="BodyText"/>
+        <w:pStyle w:val="Tretekstu"/>
         <w:numPr>
           <w:ilvl w:val="0"/>
           <w:numId w:val="7"/>
@@ -2838,9 +2845,10 @@
           <w:tab w:val="clear" w:pos="709"/>
           <w:tab w:val="left" w:pos="0" w:leader="none"/>
         </w:tabs>
-        <w:ind w:hanging="283" w:left="709"/>
-        <w:rPr>
-          <w:rFonts w:cs="Mangal"/>
+        <w:ind w:left="709" w:hanging="283"/>
+        <w:rPr>
+          <w:rFonts w:cs="Mangal"/>
+          <w:b w:val="false"/>
           <w:b w:val="false"/>
           <w:bCs w:val="false"/>
           <w:sz w:val="32"/>
@@ -2860,7 +2868,7 @@
     </w:p>
     <w:p>
       <w:pPr>
-        <w:pStyle w:val="BodyText"/>
+        <w:pStyle w:val="Tretekstu"/>
         <w:numPr>
           <w:ilvl w:val="0"/>
           <w:numId w:val="7"/>
@@ -2869,9 +2877,10 @@
           <w:tab w:val="clear" w:pos="709"/>
           <w:tab w:val="left" w:pos="0" w:leader="none"/>
         </w:tabs>
-        <w:ind w:hanging="283" w:left="709"/>
-        <w:rPr>
-          <w:rFonts w:cs="Mangal"/>
+        <w:ind w:left="709" w:hanging="283"/>
+        <w:rPr>
+          <w:rFonts w:cs="Mangal"/>
+          <w:b w:val="false"/>
           <w:b w:val="false"/>
           <w:bCs w:val="false"/>
           <w:sz w:val="32"/>
@@ -2891,7 +2900,7 @@
     </w:p>
     <w:p>
       <w:pPr>
-        <w:pStyle w:val="BodyText"/>
+        <w:pStyle w:val="Tretekstu"/>
         <w:numPr>
           <w:ilvl w:val="0"/>
           <w:numId w:val="7"/>
@@ -2900,9 +2909,10 @@
           <w:tab w:val="clear" w:pos="709"/>
           <w:tab w:val="left" w:pos="0" w:leader="none"/>
         </w:tabs>
-        <w:ind w:hanging="283" w:left="709"/>
-        <w:rPr>
-          <w:rFonts w:cs="Mangal"/>
+        <w:ind w:left="709" w:hanging="283"/>
+        <w:rPr>
+          <w:rFonts w:cs="Mangal"/>
+          <w:b w:val="false"/>
           <w:b w:val="false"/>
           <w:bCs w:val="false"/>
           <w:sz w:val="32"/>
@@ -2922,9 +2932,10 @@
     </w:p>
     <w:p>
       <w:pPr>
-        <w:pStyle w:val="BodyText"/>
-        <w:rPr>
-          <w:rFonts w:cs="Mangal"/>
+        <w:pStyle w:val="Tretekstu"/>
+        <w:rPr>
+          <w:rFonts w:cs="Mangal"/>
+          <w:b/>
           <w:b/>
           <w:sz w:val="32"/>
           <w:szCs w:val="32"/>
@@ -2957,10 +2968,11 @@
     </w:p>
     <w:p>
       <w:pPr>
-        <w:pStyle w:val="BodyText"/>
+        <w:pStyle w:val="Tretekstu"/>
         <w:rPr>
           <w:rFonts w:cs="Mangal"/>
           <w:b/>
+          <w:b/>
           <w:sz w:val="32"/>
           <w:szCs w:val="32"/>
         </w:rPr>
@@ -2979,7 +2991,7 @@
     </w:p>
     <w:p>
       <w:pPr>
-        <w:pStyle w:val="BodyText"/>
+        <w:pStyle w:val="Tretekstu"/>
         <w:numPr>
           <w:ilvl w:val="0"/>
           <w:numId w:val="8"/>
@@ -2988,9 +3000,10 @@
           <w:tab w:val="clear" w:pos="709"/>
           <w:tab w:val="left" w:pos="0" w:leader="none"/>
         </w:tabs>
-        <w:ind w:hanging="283" w:left="709"/>
-        <w:rPr>
-          <w:rFonts w:cs="Mangal"/>
+        <w:ind w:left="709" w:hanging="283"/>
+        <w:rPr>
+          <w:rFonts w:cs="Mangal"/>
+          <w:b w:val="false"/>
           <w:b w:val="false"/>
           <w:bCs w:val="false"/>
           <w:sz w:val="32"/>
@@ -3016,27 +3029,31 @@
         <w:rPr>
           <w:rFonts w:cs="Mangal"/>
           <w:b w:val="false"/>
-          <w:bCs w:val="false"/>
-          <w:sz w:val="32"/>
-          <w:szCs w:val="32"/>
-        </w:rPr>
-      </w:pPr>
-      <w:r>
-        <w:rPr>
-          <w:rFonts w:cs="Mangal"/>
-          <w:b w:val="false"/>
-          <w:bCs w:val="false"/>
-          <w:sz w:val="32"/>
-          <w:szCs w:val="32"/>
-        </w:rPr>
-      </w:r>
-    </w:p>
-    <w:p>
-      <w:pPr>
-        <w:pStyle w:val="Heading3"/>
+          <w:b w:val="false"/>
+          <w:bCs w:val="false"/>
+          <w:sz w:val="32"/>
+          <w:szCs w:val="32"/>
+        </w:rPr>
+      </w:pPr>
+      <w:r>
+        <w:rPr>
+          <w:rFonts w:cs="Mangal"/>
+          <w:b w:val="false"/>
+          <w:bCs w:val="false"/>
+          <w:sz w:val="32"/>
+          <w:szCs w:val="32"/>
+        </w:rPr>
+      </w:r>
+    </w:p>
+    <w:p>
+      <w:pPr>
+        <w:pStyle w:val="Nagwek3"/>
         <w:spacing w:before="0" w:after="283"/>
         <w:rPr>
-          <w:rFonts w:cs="Mangal"/>
+          <w:rFonts w:ascii="Liberation Serif" w:hAnsi="Liberation Serif" w:cs="Mangal"/>
+          <w:b w:val="false"/>
+          <w:b w:val="false"/>
+          <w:bCs w:val="false"/>
           <w:sz w:val="32"/>
           <w:szCs w:val="32"/>
         </w:rPr>
@@ -3044,7 +3061,7 @@
       <w:r>
         <w:rPr>
           <w:rStyle w:val="Strong"/>
-          <w:rFonts w:cs="Mangal"/>
+          <w:rFonts w:cs="Mangal" w:ascii="Liberation Serif" w:hAnsi="Liberation Serif"/>
           <w:b w:val="false"/>
           <w:bCs w:val="false"/>
           <w:sz w:val="32"/>
@@ -3055,18 +3072,13 @@
     </w:p>
     <w:p>
       <w:pPr>
-        <w:pStyle w:val="BodyText"/>
-        <w:rPr>
-          <w:rFonts w:cs="Mangal"/>
-          <w:b/>
-          <w:sz w:val="32"/>
-          <w:szCs w:val="32"/>
-        </w:rPr>
+        <w:pStyle w:val="Tretekstu"/>
+        <w:rPr/>
       </w:pPr>
       <w:r>
         <w:rPr>
           <w:rStyle w:val="Strong"/>
-          <w:rFonts w:cs="Mangal"/>
+          <w:rFonts w:cs="Mangal" w:ascii="Liberation Serif" w:hAnsi="Liberation Serif"/>
           <w:b w:val="false"/>
           <w:bCs w:val="false"/>
           <w:sz w:val="32"/>
@@ -3076,7 +3088,7 @@
       </w:r>
       <w:r>
         <w:rPr>
-          <w:rFonts w:cs="Mangal"/>
+          <w:rFonts w:cs="Mangal" w:ascii="Liberation Serif" w:hAnsi="Liberation Serif"/>
           <w:b w:val="false"/>
           <w:bCs w:val="false"/>
           <w:sz w:val="32"/>
@@ -3087,10 +3099,12 @@
     </w:p>
     <w:p>
       <w:pPr>
-        <w:pStyle w:val="BodyText"/>
-        <w:rPr>
-          <w:rFonts w:cs="Mangal"/>
-          <w:b/>
+        <w:pStyle w:val="Tretekstu"/>
+        <w:rPr>
+          <w:rFonts w:ascii="Liberation Serif" w:hAnsi="Liberation Serif" w:cs="Mangal"/>
+          <w:b w:val="false"/>
+          <w:b w:val="false"/>
+          <w:bCs w:val="false"/>
           <w:sz w:val="32"/>
           <w:szCs w:val="32"/>
         </w:rPr>
@@ -3098,7 +3112,7 @@
       <w:r>
         <w:rPr>
           <w:rStyle w:val="Strong"/>
-          <w:rFonts w:cs="Mangal"/>
+          <w:rFonts w:cs="Mangal" w:ascii="Liberation Serif" w:hAnsi="Liberation Serif"/>
           <w:b w:val="false"/>
           <w:bCs w:val="false"/>
           <w:sz w:val="32"/>
@@ -3109,7 +3123,7 @@
     </w:p>
     <w:p>
       <w:pPr>
-        <w:pStyle w:val="BodyText"/>
+        <w:pStyle w:val="Tretekstu"/>
         <w:numPr>
           <w:ilvl w:val="0"/>
           <w:numId w:val="9"/>
@@ -3118,18 +3132,19 @@
           <w:tab w:val="clear" w:pos="709"/>
           <w:tab w:val="left" w:pos="0" w:leader="none"/>
         </w:tabs>
-        <w:ind w:hanging="283" w:left="709"/>
-        <w:rPr>
-          <w:rFonts w:cs="Mangal"/>
-          <w:b w:val="false"/>
-          <w:bCs w:val="false"/>
-          <w:sz w:val="32"/>
-          <w:szCs w:val="32"/>
-        </w:rPr>
-      </w:pPr>
-      <w:r>
-        <w:rPr>
-          <w:rFonts w:cs="Mangal"/>
+        <w:ind w:left="709" w:hanging="283"/>
+        <w:rPr>
+          <w:rFonts w:cs="Mangal"/>
+          <w:b w:val="false"/>
+          <w:b w:val="false"/>
+          <w:bCs w:val="false"/>
+          <w:sz w:val="32"/>
+          <w:szCs w:val="32"/>
+        </w:rPr>
+      </w:pPr>
+      <w:r>
+        <w:rPr>
+          <w:rFonts w:cs="Mangal" w:ascii="Liberation Serif" w:hAnsi="Liberation Serif"/>
           <w:b w:val="false"/>
           <w:bCs w:val="false"/>
           <w:sz w:val="32"/>
@@ -3140,7 +3155,7 @@
     </w:p>
     <w:p>
       <w:pPr>
-        <w:pStyle w:val="BodyText"/>
+        <w:pStyle w:val="Tretekstu"/>
         <w:numPr>
           <w:ilvl w:val="0"/>
           <w:numId w:val="9"/>
@@ -3149,18 +3164,19 @@
           <w:tab w:val="clear" w:pos="709"/>
           <w:tab w:val="left" w:pos="0" w:leader="none"/>
         </w:tabs>
-        <w:ind w:hanging="283" w:left="709"/>
-        <w:rPr>
-          <w:rFonts w:cs="Mangal"/>
-          <w:b w:val="false"/>
-          <w:bCs w:val="false"/>
-          <w:sz w:val="32"/>
-          <w:szCs w:val="32"/>
-        </w:rPr>
-      </w:pPr>
-      <w:r>
-        <w:rPr>
-          <w:rFonts w:cs="Mangal"/>
+        <w:ind w:left="709" w:hanging="283"/>
+        <w:rPr>
+          <w:rFonts w:cs="Mangal"/>
+          <w:b w:val="false"/>
+          <w:b w:val="false"/>
+          <w:bCs w:val="false"/>
+          <w:sz w:val="32"/>
+          <w:szCs w:val="32"/>
+        </w:rPr>
+      </w:pPr>
+      <w:r>
+        <w:rPr>
+          <w:rFonts w:cs="Mangal" w:ascii="Liberation Serif" w:hAnsi="Liberation Serif"/>
           <w:b w:val="false"/>
           <w:bCs w:val="false"/>
           <w:sz w:val="32"/>
@@ -3171,7 +3187,7 @@
     </w:p>
     <w:p>
       <w:pPr>
-        <w:pStyle w:val="BodyText"/>
+        <w:pStyle w:val="Tretekstu"/>
         <w:numPr>
           <w:ilvl w:val="0"/>
           <w:numId w:val="9"/>
@@ -3180,18 +3196,19 @@
           <w:tab w:val="clear" w:pos="709"/>
           <w:tab w:val="left" w:pos="0" w:leader="none"/>
         </w:tabs>
-        <w:ind w:hanging="283" w:left="709"/>
-        <w:rPr>
-          <w:rFonts w:cs="Mangal"/>
-          <w:b w:val="false"/>
-          <w:bCs w:val="false"/>
-          <w:sz w:val="32"/>
-          <w:szCs w:val="32"/>
-        </w:rPr>
-      </w:pPr>
-      <w:r>
-        <w:rPr>
-          <w:rFonts w:cs="Mangal"/>
+        <w:ind w:left="709" w:hanging="283"/>
+        <w:rPr>
+          <w:rFonts w:cs="Mangal"/>
+          <w:b w:val="false"/>
+          <w:b w:val="false"/>
+          <w:bCs w:val="false"/>
+          <w:sz w:val="32"/>
+          <w:szCs w:val="32"/>
+        </w:rPr>
+      </w:pPr>
+      <w:r>
+        <w:rPr>
+          <w:rFonts w:cs="Mangal" w:ascii="Liberation Serif" w:hAnsi="Liberation Serif"/>
           <w:b w:val="false"/>
           <w:bCs w:val="false"/>
           <w:sz w:val="32"/>
@@ -3202,18 +3219,13 @@
     </w:p>
     <w:p>
       <w:pPr>
-        <w:pStyle w:val="BodyText"/>
-        <w:rPr>
-          <w:rFonts w:cs="Mangal"/>
-          <w:b/>
-          <w:sz w:val="32"/>
-          <w:szCs w:val="32"/>
-        </w:rPr>
+        <w:pStyle w:val="Tretekstu"/>
+        <w:rPr/>
       </w:pPr>
       <w:r>
         <w:rPr>
           <w:rStyle w:val="Strong"/>
-          <w:rFonts w:cs="Mangal"/>
+          <w:rFonts w:cs="Mangal" w:ascii="Liberation Serif" w:hAnsi="Liberation Serif"/>
           <w:b w:val="false"/>
           <w:bCs w:val="false"/>
           <w:sz w:val="32"/>
@@ -3223,7 +3235,7 @@
       </w:r>
       <w:r>
         <w:rPr>
-          <w:rFonts w:cs="Mangal"/>
+          <w:rFonts w:cs="Mangal" w:ascii="Liberation Serif" w:hAnsi="Liberation Serif"/>
           <w:b w:val="false"/>
           <w:bCs w:val="false"/>
           <w:sz w:val="32"/>
@@ -3235,10 +3247,12 @@
     </w:p>
     <w:p>
       <w:pPr>
-        <w:pStyle w:val="BodyText"/>
-        <w:rPr>
-          <w:rFonts w:cs="Mangal"/>
-          <w:b/>
+        <w:pStyle w:val="Tretekstu"/>
+        <w:rPr>
+          <w:rFonts w:ascii="Liberation Serif" w:hAnsi="Liberation Serif" w:cs="Mangal"/>
+          <w:b w:val="false"/>
+          <w:b w:val="false"/>
+          <w:bCs w:val="false"/>
           <w:sz w:val="32"/>
           <w:szCs w:val="32"/>
         </w:rPr>
@@ -3246,7 +3260,7 @@
       <w:r>
         <w:rPr>
           <w:rStyle w:val="Strong"/>
-          <w:rFonts w:cs="Mangal"/>
+          <w:rFonts w:cs="Mangal" w:ascii="Liberation Serif" w:hAnsi="Liberation Serif"/>
           <w:b w:val="false"/>
           <w:bCs w:val="false"/>
           <w:sz w:val="32"/>
@@ -3257,7 +3271,7 @@
     </w:p>
     <w:p>
       <w:pPr>
-        <w:pStyle w:val="BodyText"/>
+        <w:pStyle w:val="Tretekstu"/>
         <w:numPr>
           <w:ilvl w:val="0"/>
           <w:numId w:val="10"/>
@@ -3266,17 +3280,12 @@
           <w:tab w:val="clear" w:pos="709"/>
           <w:tab w:val="left" w:pos="0" w:leader="none"/>
         </w:tabs>
-        <w:ind w:hanging="283" w:left="709"/>
-        <w:rPr>
-          <w:rFonts w:cs="Mangal"/>
-          <w:b/>
-          <w:sz w:val="32"/>
-          <w:szCs w:val="32"/>
-        </w:rPr>
-      </w:pPr>
-      <w:r>
-        <w:rPr>
-          <w:rFonts w:cs="Mangal"/>
+        <w:ind w:left="709" w:hanging="283"/>
+        <w:rPr/>
+      </w:pPr>
+      <w:r>
+        <w:rPr>
+          <w:rFonts w:cs="Mangal" w:ascii="Liberation Serif" w:hAnsi="Liberation Serif"/>
           <w:b w:val="false"/>
           <w:bCs w:val="false"/>
           <w:sz w:val="32"/>
@@ -3287,6 +3296,7 @@
       <w:r>
         <w:rPr>
           <w:rStyle w:val="Tekstrdowy"/>
+          <w:rFonts w:ascii="Liberation Serif" w:hAnsi="Liberation Serif"/>
           <w:b w:val="false"/>
           <w:bCs w:val="false"/>
           <w:sz w:val="32"/>
@@ -3296,7 +3306,7 @@
       </w:r>
       <w:r>
         <w:rPr>
-          <w:rFonts w:cs="Mangal"/>
+          <w:rFonts w:cs="Mangal" w:ascii="Liberation Serif" w:hAnsi="Liberation Serif"/>
           <w:b w:val="false"/>
           <w:bCs w:val="false"/>
           <w:sz w:val="32"/>
@@ -3307,6 +3317,7 @@
       <w:r>
         <w:rPr>
           <w:rStyle w:val="Tekstrdowy"/>
+          <w:rFonts w:ascii="Liberation Serif" w:hAnsi="Liberation Serif"/>
           <w:b w:val="false"/>
           <w:bCs w:val="false"/>
           <w:sz w:val="32"/>
@@ -3316,7 +3327,7 @@
       </w:r>
       <w:r>
         <w:rPr>
-          <w:rFonts w:cs="Mangal"/>
+          <w:rFonts w:cs="Mangal" w:ascii="Liberation Serif" w:hAnsi="Liberation Serif"/>
           <w:b w:val="false"/>
           <w:bCs w:val="false"/>
           <w:sz w:val="32"/>
@@ -3331,29 +3342,33 @@
         <w:spacing w:before="0" w:after="0"/>
         <w:contextualSpacing/>
         <w:rPr>
-          <w:rFonts w:cs="Mangal"/>
-          <w:b w:val="false"/>
-          <w:bCs w:val="false"/>
-          <w:sz w:val="32"/>
-          <w:szCs w:val="32"/>
-        </w:rPr>
-      </w:pPr>
-      <w:r>
-        <w:rPr>
-          <w:rFonts w:cs="Mangal"/>
-          <w:b w:val="false"/>
-          <w:bCs w:val="false"/>
-          <w:sz w:val="32"/>
-          <w:szCs w:val="32"/>
-        </w:rPr>
-      </w:r>
-    </w:p>
-    <w:p>
-      <w:pPr>
-        <w:pStyle w:val="Heading3"/>
+          <w:rFonts w:ascii="Liberation Serif" w:hAnsi="Liberation Serif" w:cs="Mangal"/>
+          <w:b w:val="false"/>
+          <w:b w:val="false"/>
+          <w:bCs w:val="false"/>
+          <w:sz w:val="32"/>
+          <w:szCs w:val="32"/>
+        </w:rPr>
+      </w:pPr>
+      <w:r>
+        <w:rPr>
+          <w:rFonts w:cs="Mangal" w:ascii="Liberation Serif" w:hAnsi="Liberation Serif"/>
+          <w:b w:val="false"/>
+          <w:bCs w:val="false"/>
+          <w:sz w:val="32"/>
+          <w:szCs w:val="32"/>
+        </w:rPr>
+      </w:r>
+    </w:p>
+    <w:p>
+      <w:pPr>
+        <w:pStyle w:val="Nagwek3"/>
         <w:spacing w:before="0" w:after="283"/>
         <w:rPr>
-          <w:rFonts w:cs="Mangal"/>
+          <w:rFonts w:ascii="Liberation Serif" w:hAnsi="Liberation Serif" w:cs="Mangal"/>
+          <w:b w:val="false"/>
+          <w:b w:val="false"/>
+          <w:bCs w:val="false"/>
           <w:sz w:val="32"/>
           <w:szCs w:val="32"/>
         </w:rPr>
@@ -3361,7 +3376,7 @@
       <w:r>
         <w:rPr>
           <w:rStyle w:val="Strong"/>
-          <w:rFonts w:cs="Mangal"/>
+          <w:rFonts w:cs="Mangal" w:ascii="Liberation Serif" w:hAnsi="Liberation Serif"/>
           <w:b w:val="false"/>
           <w:bCs w:val="false"/>
           <w:sz w:val="32"/>
@@ -3372,18 +3387,13 @@
     </w:p>
     <w:p>
       <w:pPr>
-        <w:pStyle w:val="BodyText"/>
-        <w:rPr>
-          <w:rFonts w:cs="Mangal"/>
-          <w:b/>
-          <w:sz w:val="32"/>
-          <w:szCs w:val="32"/>
-        </w:rPr>
+        <w:pStyle w:val="Tretekstu"/>
+        <w:rPr/>
       </w:pPr>
       <w:r>
         <w:rPr>
           <w:rStyle w:val="Strong"/>
-          <w:rFonts w:cs="Mangal"/>
+          <w:rFonts w:cs="Mangal" w:ascii="Liberation Serif" w:hAnsi="Liberation Serif"/>
           <w:b w:val="false"/>
           <w:bCs w:val="false"/>
           <w:sz w:val="32"/>
@@ -3393,7 +3403,7 @@
       </w:r>
       <w:r>
         <w:rPr>
-          <w:rFonts w:cs="Mangal"/>
+          <w:rFonts w:cs="Mangal" w:ascii="Liberation Serif" w:hAnsi="Liberation Serif"/>
           <w:b w:val="false"/>
           <w:bCs w:val="false"/>
           <w:sz w:val="32"/>
@@ -3404,10 +3414,12 @@
     </w:p>
     <w:p>
       <w:pPr>
-        <w:pStyle w:val="BodyText"/>
-        <w:rPr>
-          <w:rFonts w:cs="Mangal"/>
-          <w:b/>
+        <w:pStyle w:val="Tretekstu"/>
+        <w:rPr>
+          <w:rFonts w:ascii="Liberation Serif" w:hAnsi="Liberation Serif" w:cs="Mangal"/>
+          <w:b w:val="false"/>
+          <w:b w:val="false"/>
+          <w:bCs w:val="false"/>
           <w:sz w:val="32"/>
           <w:szCs w:val="32"/>
         </w:rPr>
@@ -3415,7 +3427,7 @@
       <w:r>
         <w:rPr>
           <w:rStyle w:val="Strong"/>
-          <w:rFonts w:cs="Mangal"/>
+          <w:rFonts w:cs="Mangal" w:ascii="Liberation Serif" w:hAnsi="Liberation Serif"/>
           <w:b w:val="false"/>
           <w:bCs w:val="false"/>
           <w:sz w:val="32"/>
@@ -3426,7 +3438,7 @@
     </w:p>
     <w:p>
       <w:pPr>
-        <w:pStyle w:val="BodyText"/>
+        <w:pStyle w:val="Tretekstu"/>
         <w:numPr>
           <w:ilvl w:val="0"/>
           <w:numId w:val="11"/>
@@ -3435,18 +3447,19 @@
           <w:tab w:val="clear" w:pos="709"/>
           <w:tab w:val="left" w:pos="0" w:leader="none"/>
         </w:tabs>
-        <w:ind w:hanging="283" w:left="709"/>
-        <w:rPr>
-          <w:rFonts w:cs="Mangal"/>
-          <w:b w:val="false"/>
-          <w:bCs w:val="false"/>
-          <w:sz w:val="32"/>
-          <w:szCs w:val="32"/>
-        </w:rPr>
-      </w:pPr>
-      <w:r>
-        <w:rPr>
-          <w:rFonts w:cs="Mangal"/>
+        <w:ind w:left="709" w:hanging="283"/>
+        <w:rPr>
+          <w:rFonts w:cs="Mangal"/>
+          <w:b w:val="false"/>
+          <w:b w:val="false"/>
+          <w:bCs w:val="false"/>
+          <w:sz w:val="32"/>
+          <w:szCs w:val="32"/>
+        </w:rPr>
+      </w:pPr>
+      <w:r>
+        <w:rPr>
+          <w:rFonts w:cs="Mangal" w:ascii="Liberation Serif" w:hAnsi="Liberation Serif"/>
           <w:b w:val="false"/>
           <w:bCs w:val="false"/>
           <w:sz w:val="32"/>
@@ -3457,7 +3470,7 @@
     </w:p>
     <w:p>
       <w:pPr>
-        <w:pStyle w:val="BodyText"/>
+        <w:pStyle w:val="Tretekstu"/>
         <w:numPr>
           <w:ilvl w:val="0"/>
           <w:numId w:val="11"/>
@@ -3466,18 +3479,19 @@
           <w:tab w:val="clear" w:pos="709"/>
           <w:tab w:val="left" w:pos="0" w:leader="none"/>
         </w:tabs>
-        <w:ind w:hanging="283" w:left="709"/>
-        <w:rPr>
-          <w:rFonts w:cs="Mangal"/>
-          <w:b w:val="false"/>
-          <w:bCs w:val="false"/>
-          <w:sz w:val="32"/>
-          <w:szCs w:val="32"/>
-        </w:rPr>
-      </w:pPr>
-      <w:r>
-        <w:rPr>
-          <w:rFonts w:cs="Mangal"/>
+        <w:ind w:left="709" w:hanging="283"/>
+        <w:rPr>
+          <w:rFonts w:cs="Mangal"/>
+          <w:b w:val="false"/>
+          <w:b w:val="false"/>
+          <w:bCs w:val="false"/>
+          <w:sz w:val="32"/>
+          <w:szCs w:val="32"/>
+        </w:rPr>
+      </w:pPr>
+      <w:r>
+        <w:rPr>
+          <w:rFonts w:cs="Mangal" w:ascii="Liberation Serif" w:hAnsi="Liberation Serif"/>
           <w:b w:val="false"/>
           <w:bCs w:val="false"/>
           <w:sz w:val="32"/>
@@ -3488,7 +3502,7 @@
     </w:p>
     <w:p>
       <w:pPr>
-        <w:pStyle w:val="BodyText"/>
+        <w:pStyle w:val="Tretekstu"/>
         <w:numPr>
           <w:ilvl w:val="0"/>
           <w:numId w:val="11"/>
@@ -3497,18 +3511,19 @@
           <w:tab w:val="clear" w:pos="709"/>
           <w:tab w:val="left" w:pos="0" w:leader="none"/>
         </w:tabs>
-        <w:ind w:hanging="283" w:left="709"/>
-        <w:rPr>
-          <w:rFonts w:cs="Mangal"/>
-          <w:b w:val="false"/>
-          <w:bCs w:val="false"/>
-          <w:sz w:val="32"/>
-          <w:szCs w:val="32"/>
-        </w:rPr>
-      </w:pPr>
-      <w:r>
-        <w:rPr>
-          <w:rFonts w:cs="Mangal"/>
+        <w:ind w:left="709" w:hanging="283"/>
+        <w:rPr>
+          <w:rFonts w:cs="Mangal"/>
+          <w:b w:val="false"/>
+          <w:b w:val="false"/>
+          <w:bCs w:val="false"/>
+          <w:sz w:val="32"/>
+          <w:szCs w:val="32"/>
+        </w:rPr>
+      </w:pPr>
+      <w:r>
+        <w:rPr>
+          <w:rFonts w:cs="Mangal" w:ascii="Liberation Serif" w:hAnsi="Liberation Serif"/>
           <w:b w:val="false"/>
           <w:bCs w:val="false"/>
           <w:sz w:val="32"/>
@@ -3519,18 +3534,13 @@
     </w:p>
     <w:p>
       <w:pPr>
-        <w:pStyle w:val="BodyText"/>
-        <w:rPr>
-          <w:rFonts w:cs="Mangal"/>
-          <w:b/>
-          <w:sz w:val="32"/>
-          <w:szCs w:val="32"/>
-        </w:rPr>
+        <w:pStyle w:val="Tretekstu"/>
+        <w:rPr/>
       </w:pPr>
       <w:r>
         <w:rPr>
           <w:rStyle w:val="Strong"/>
-          <w:rFonts w:cs="Mangal"/>
+          <w:rFonts w:cs="Mangal" w:ascii="Liberation Serif" w:hAnsi="Liberation Serif"/>
           <w:b w:val="false"/>
           <w:bCs w:val="false"/>
           <w:sz w:val="32"/>
@@ -3540,7 +3550,7 @@
       </w:r>
       <w:r>
         <w:rPr>
-          <w:rFonts w:cs="Mangal"/>
+          <w:rFonts w:cs="Mangal" w:ascii="Liberation Serif" w:hAnsi="Liberation Serif"/>
           <w:b w:val="false"/>
           <w:bCs w:val="false"/>
           <w:sz w:val="32"/>
@@ -3554,10 +3564,12 @@
     </w:p>
     <w:p>
       <w:pPr>
-        <w:pStyle w:val="BodyText"/>
-        <w:rPr>
-          <w:rFonts w:cs="Mangal"/>
-          <w:b/>
+        <w:pStyle w:val="Tretekstu"/>
+        <w:rPr>
+          <w:rFonts w:ascii="Liberation Serif" w:hAnsi="Liberation Serif" w:cs="Mangal"/>
+          <w:b w:val="false"/>
+          <w:b w:val="false"/>
+          <w:bCs w:val="false"/>
           <w:sz w:val="32"/>
           <w:szCs w:val="32"/>
         </w:rPr>
@@ -3565,7 +3577,7 @@
       <w:r>
         <w:rPr>
           <w:rStyle w:val="Strong"/>
-          <w:rFonts w:cs="Mangal"/>
+          <w:rFonts w:cs="Mangal" w:ascii="Liberation Serif" w:hAnsi="Liberation Serif"/>
           <w:b w:val="false"/>
           <w:bCs w:val="false"/>
           <w:sz w:val="32"/>
@@ -3576,7 +3588,7 @@
     </w:p>
     <w:p>
       <w:pPr>
-        <w:pStyle w:val="BodyText"/>
+        <w:pStyle w:val="Tretekstu"/>
         <w:numPr>
           <w:ilvl w:val="0"/>
           <w:numId w:val="12"/>
@@ -3585,18 +3597,19 @@
           <w:tab w:val="clear" w:pos="709"/>
           <w:tab w:val="left" w:pos="0" w:leader="none"/>
         </w:tabs>
-        <w:ind w:hanging="283" w:left="709"/>
-        <w:rPr>
-          <w:rFonts w:cs="Mangal"/>
-          <w:b w:val="false"/>
-          <w:bCs w:val="false"/>
-          <w:sz w:val="32"/>
-          <w:szCs w:val="32"/>
-        </w:rPr>
-      </w:pPr>
-      <w:r>
-        <w:rPr>
-          <w:rFonts w:cs="Mangal"/>
+        <w:ind w:left="709" w:hanging="283"/>
+        <w:rPr>
+          <w:rFonts w:cs="Mangal"/>
+          <w:b w:val="false"/>
+          <w:b w:val="false"/>
+          <w:bCs w:val="false"/>
+          <w:sz w:val="32"/>
+          <w:szCs w:val="32"/>
+        </w:rPr>
+      </w:pPr>
+      <w:r>
+        <w:rPr>
+          <w:rFonts w:cs="Mangal" w:ascii="Liberation Serif" w:hAnsi="Liberation Serif"/>
           <w:b w:val="false"/>
           <w:bCs w:val="false"/>
           <w:sz w:val="32"/>
@@ -3607,7 +3620,7 @@
     </w:p>
     <w:p>
       <w:pPr>
-        <w:pStyle w:val="BodyText"/>
+        <w:pStyle w:val="Tretekstu"/>
         <w:numPr>
           <w:ilvl w:val="0"/>
           <w:numId w:val="12"/>
@@ -3616,17 +3629,12 @@
           <w:tab w:val="clear" w:pos="709"/>
           <w:tab w:val="left" w:pos="0" w:leader="none"/>
         </w:tabs>
-        <w:ind w:hanging="283" w:left="709"/>
-        <w:rPr>
-          <w:rFonts w:cs="Mangal"/>
-          <w:b/>
-          <w:sz w:val="32"/>
-          <w:szCs w:val="32"/>
-        </w:rPr>
-      </w:pPr>
-      <w:r>
-        <w:rPr>
-          <w:rFonts w:cs="Mangal"/>
+        <w:ind w:left="709" w:hanging="283"/>
+        <w:rPr/>
+      </w:pPr>
+      <w:r>
+        <w:rPr>
+          <w:rFonts w:cs="Mangal" w:ascii="Liberation Serif" w:hAnsi="Liberation Serif"/>
           <w:b w:val="false"/>
           <w:bCs w:val="false"/>
           <w:sz w:val="32"/>
@@ -3637,6 +3645,7 @@
       <w:r>
         <w:rPr>
           <w:rStyle w:val="Tekstrdowy"/>
+          <w:rFonts w:ascii="Liberation Serif" w:hAnsi="Liberation Serif"/>
           <w:b w:val="false"/>
           <w:bCs w:val="false"/>
           <w:sz w:val="32"/>
@@ -3646,7 +3655,7 @@
       </w:r>
       <w:r>
         <w:rPr>
-          <w:rFonts w:cs="Mangal"/>
+          <w:rFonts w:cs="Mangal" w:ascii="Liberation Serif" w:hAnsi="Liberation Serif"/>
           <w:b w:val="false"/>
           <w:bCs w:val="false"/>
           <w:sz w:val="32"/>
@@ -3663,24 +3672,25 @@
         <w:rPr>
           <w:rFonts w:cs="Mangal"/>
           <w:b w:val="false"/>
-          <w:bCs w:val="false"/>
-          <w:sz w:val="32"/>
-          <w:szCs w:val="32"/>
-        </w:rPr>
-      </w:pPr>
-      <w:r>
-        <w:rPr>
-          <w:rFonts w:cs="Mangal"/>
-          <w:b w:val="false"/>
-          <w:bCs w:val="false"/>
-          <w:sz w:val="32"/>
-          <w:szCs w:val="32"/>
-        </w:rPr>
-      </w:r>
-    </w:p>
-    <w:p>
-      <w:pPr>
-        <w:pStyle w:val="Heading3"/>
+          <w:b w:val="false"/>
+          <w:bCs w:val="false"/>
+          <w:sz w:val="32"/>
+          <w:szCs w:val="32"/>
+        </w:rPr>
+      </w:pPr>
+      <w:r>
+        <w:rPr>
+          <w:rFonts w:cs="Mangal"/>
+          <w:b w:val="false"/>
+          <w:bCs w:val="false"/>
+          <w:sz w:val="32"/>
+          <w:szCs w:val="32"/>
+        </w:rPr>
+      </w:r>
+    </w:p>
+    <w:p>
+      <w:pPr>
+        <w:pStyle w:val="Nagwek3"/>
         <w:spacing w:before="0" w:after="283"/>
         <w:rPr>
           <w:rFonts w:cs="Mangal"/>
@@ -3702,10 +3712,11 @@
     </w:p>
     <w:p>
       <w:pPr>
-        <w:pStyle w:val="BodyText"/>
+        <w:pStyle w:val="Tretekstu"/>
         <w:rPr>
           <w:rFonts w:cs="Mangal"/>
           <w:b/>
+          <w:b/>
           <w:sz w:val="32"/>
           <w:szCs w:val="32"/>
         </w:rPr>
@@ -3734,10 +3745,11 @@
     </w:p>
     <w:p>
       <w:pPr>
-        <w:pStyle w:val="BodyText"/>
+        <w:pStyle w:val="Tretekstu"/>
         <w:rPr>
           <w:rFonts w:cs="Mangal"/>
           <w:b/>
+          <w:b/>
           <w:sz w:val="32"/>
           <w:szCs w:val="32"/>
         </w:rPr>
@@ -3756,7 +3768,7 @@
     </w:p>
     <w:p>
       <w:pPr>
-        <w:pStyle w:val="BodyText"/>
+        <w:pStyle w:val="Tretekstu"/>
         <w:numPr>
           <w:ilvl w:val="0"/>
           <w:numId w:val="13"/>
@@ -3765,9 +3777,10 @@
           <w:tab w:val="clear" w:pos="709"/>
           <w:tab w:val="left" w:pos="0" w:leader="none"/>
         </w:tabs>
-        <w:ind w:hanging="283" w:left="709"/>
-        <w:rPr>
-          <w:rFonts w:cs="Mangal"/>
+        <w:ind w:left="709" w:hanging="283"/>
+        <w:rPr>
+          <w:rFonts w:cs="Mangal"/>
+          <w:b w:val="false"/>
           <w:b w:val="false"/>
           <w:bCs w:val="false"/>
           <w:sz w:val="32"/>
@@ -3787,7 +3800,7 @@
     </w:p>
     <w:p>
       <w:pPr>
-        <w:pStyle w:val="BodyText"/>
+        <w:pStyle w:val="Tretekstu"/>
         <w:numPr>
           <w:ilvl w:val="0"/>
           <w:numId w:val="13"/>
@@ -3796,9 +3809,10 @@
           <w:tab w:val="clear" w:pos="709"/>
           <w:tab w:val="left" w:pos="0" w:leader="none"/>
         </w:tabs>
-        <w:ind w:hanging="283" w:left="709"/>
-        <w:rPr>
-          <w:rFonts w:cs="Mangal"/>
+        <w:ind w:left="709" w:hanging="283"/>
+        <w:rPr>
+          <w:rFonts w:cs="Mangal"/>
+          <w:b w:val="false"/>
           <w:b w:val="false"/>
           <w:bCs w:val="false"/>
           <w:sz w:val="32"/>
@@ -3818,7 +3832,7 @@
     </w:p>
     <w:p>
       <w:pPr>
-        <w:pStyle w:val="BodyText"/>
+        <w:pStyle w:val="Tretekstu"/>
         <w:numPr>
           <w:ilvl w:val="0"/>
           <w:numId w:val="13"/>
@@ -3827,9 +3841,10 @@
           <w:tab w:val="clear" w:pos="709"/>
           <w:tab w:val="left" w:pos="0" w:leader="none"/>
         </w:tabs>
-        <w:ind w:hanging="283" w:left="709"/>
-        <w:rPr>
-          <w:rFonts w:cs="Mangal"/>
+        <w:ind w:left="709" w:hanging="283"/>
+        <w:rPr>
+          <w:rFonts w:cs="Mangal"/>
+          <w:b w:val="false"/>
           <w:b w:val="false"/>
           <w:bCs w:val="false"/>
           <w:sz w:val="32"/>
@@ -3849,9 +3864,10 @@
     </w:p>
     <w:p>
       <w:pPr>
-        <w:pStyle w:val="BodyText"/>
-        <w:rPr>
-          <w:rFonts w:cs="Mangal"/>
+        <w:pStyle w:val="Tretekstu"/>
+        <w:rPr>
+          <w:rFonts w:cs="Mangal"/>
+          <w:b/>
           <w:b/>
           <w:sz w:val="32"/>
           <w:szCs w:val="32"/>
@@ -3882,10 +3898,11 @@
     </w:p>
     <w:p>
       <w:pPr>
-        <w:pStyle w:val="BodyText"/>
+        <w:pStyle w:val="Tretekstu"/>
         <w:rPr>
           <w:rFonts w:cs="Mangal"/>
           <w:b/>
+          <w:b/>
           <w:sz w:val="32"/>
           <w:szCs w:val="32"/>
         </w:rPr>
@@ -3904,7 +3921,7 @@
     </w:p>
     <w:p>
       <w:pPr>
-        <w:pStyle w:val="BodyText"/>
+        <w:pStyle w:val="Tretekstu"/>
         <w:numPr>
           <w:ilvl w:val="0"/>
           <w:numId w:val="14"/>
@@ -3913,9 +3930,10 @@
           <w:tab w:val="clear" w:pos="709"/>
           <w:tab w:val="left" w:pos="0" w:leader="none"/>
         </w:tabs>
-        <w:ind w:hanging="283" w:left="709"/>
-        <w:rPr>
-          <w:rFonts w:cs="Mangal"/>
+        <w:ind w:left="709" w:hanging="283"/>
+        <w:rPr>
+          <w:rFonts w:cs="Mangal"/>
+          <w:b/>
           <w:b/>
           <w:sz w:val="32"/>
           <w:szCs w:val="32"/>
@@ -3960,24 +3978,25 @@
         <w:rPr>
           <w:rFonts w:cs="Mangal"/>
           <w:b w:val="false"/>
-          <w:bCs w:val="false"/>
-          <w:sz w:val="32"/>
-          <w:szCs w:val="32"/>
-        </w:rPr>
-      </w:pPr>
-      <w:r>
-        <w:rPr>
-          <w:rFonts w:cs="Mangal"/>
-          <w:b w:val="false"/>
-          <w:bCs w:val="false"/>
-          <w:sz w:val="32"/>
-          <w:szCs w:val="32"/>
-        </w:rPr>
-      </w:r>
-    </w:p>
-    <w:p>
-      <w:pPr>
-        <w:pStyle w:val="Heading3"/>
+          <w:b w:val="false"/>
+          <w:bCs w:val="false"/>
+          <w:sz w:val="32"/>
+          <w:szCs w:val="32"/>
+        </w:rPr>
+      </w:pPr>
+      <w:r>
+        <w:rPr>
+          <w:rFonts w:cs="Mangal"/>
+          <w:b w:val="false"/>
+          <w:bCs w:val="false"/>
+          <w:sz w:val="32"/>
+          <w:szCs w:val="32"/>
+        </w:rPr>
+      </w:r>
+    </w:p>
+    <w:p>
+      <w:pPr>
+        <w:pStyle w:val="Nagwek3"/>
         <w:spacing w:before="0" w:after="283"/>
         <w:rPr>
           <w:rFonts w:cs="Mangal"/>
@@ -3999,10 +4018,11 @@
     </w:p>
     <w:p>
       <w:pPr>
-        <w:pStyle w:val="BodyText"/>
+        <w:pStyle w:val="Tretekstu"/>
         <w:rPr>
           <w:rFonts w:cs="Mangal"/>
           <w:b/>
+          <w:b/>
           <w:sz w:val="32"/>
           <w:szCs w:val="32"/>
         </w:rPr>
@@ -4031,10 +4051,11 @@
     </w:p>
     <w:p>
       <w:pPr>
-        <w:pStyle w:val="BodyText"/>
+        <w:pStyle w:val="Tretekstu"/>
         <w:rPr>
           <w:rFonts w:cs="Mangal"/>
           <w:b/>
+          <w:b/>
           <w:sz w:val="32"/>
           <w:szCs w:val="32"/>
         </w:rPr>
@@ -4053,7 +4074,7 @@
     </w:p>
     <w:p>
       <w:pPr>
-        <w:pStyle w:val="BodyText"/>
+        <w:pStyle w:val="Tretekstu"/>
         <w:numPr>
           <w:ilvl w:val="0"/>
           <w:numId w:val="15"/>
@@ -4062,9 +4083,10 @@
           <w:tab w:val="clear" w:pos="709"/>
           <w:tab w:val="left" w:pos="0" w:leader="none"/>
         </w:tabs>
-        <w:ind w:hanging="283" w:left="709"/>
-        <w:rPr>
-          <w:rFonts w:cs="Mangal"/>
+        <w:ind w:left="709" w:hanging="283"/>
+        <w:rPr>
+          <w:rFonts w:cs="Mangal"/>
+          <w:b w:val="false"/>
           <w:b w:val="false"/>
           <w:bCs w:val="false"/>
           <w:sz w:val="32"/>
@@ -4084,7 +4106,7 @@
     </w:p>
     <w:p>
       <w:pPr>
-        <w:pStyle w:val="BodyText"/>
+        <w:pStyle w:val="Tretekstu"/>
         <w:numPr>
           <w:ilvl w:val="0"/>
           <w:numId w:val="15"/>
@@ -4093,10 +4115,11 @@
           <w:tab w:val="clear" w:pos="709"/>
           <w:tab w:val="left" w:pos="0" w:leader="none"/>
         </w:tabs>
-        <w:ind w:hanging="283" w:left="709"/>
+        <w:ind w:left="709" w:hanging="283"/>
         <w:rPr>
           <w:rFonts w:cs="Mangal"/>
           <w:b/>
+          <w:b/>
           <w:sz w:val="32"/>
           <w:szCs w:val="32"/>
         </w:rPr>
@@ -4154,7 +4177,7 @@
     </w:p>
     <w:p>
       <w:pPr>
-        <w:pStyle w:val="BodyText"/>
+        <w:pStyle w:val="Tretekstu"/>
         <w:numPr>
           <w:ilvl w:val="0"/>
           <w:numId w:val="15"/>
@@ -4163,10 +4186,11 @@
           <w:tab w:val="clear" w:pos="709"/>
           <w:tab w:val="left" w:pos="0" w:leader="none"/>
         </w:tabs>
-        <w:ind w:hanging="283" w:left="709"/>
+        <w:ind w:left="709" w:hanging="283"/>
         <w:rPr>
           <w:rFonts w:cs="Mangal"/>
           <w:b/>
+          <w:b/>
           <w:sz w:val="32"/>
           <w:szCs w:val="32"/>
         </w:rPr>
@@ -4224,9 +4248,10 @@
     </w:p>
     <w:p>
       <w:pPr>
-        <w:pStyle w:val="BodyText"/>
-        <w:rPr>
-          <w:rFonts w:cs="Mangal"/>
+        <w:pStyle w:val="Tretekstu"/>
+        <w:rPr>
+          <w:rFonts w:cs="Mangal"/>
+          <w:b/>
           <w:b/>
           <w:sz w:val="32"/>
           <w:szCs w:val="32"/>
@@ -4257,10 +4282,11 @@
     </w:p>
     <w:p>
       <w:pPr>
-        <w:pStyle w:val="BodyText"/>
+        <w:pStyle w:val="Tretekstu"/>
         <w:rPr>
           <w:rFonts w:cs="Mangal"/>
           <w:b/>
+          <w:b/>
           <w:sz w:val="32"/>
           <w:szCs w:val="32"/>
         </w:rPr>
@@ -4279,7 +4305,7 @@
     </w:p>
     <w:p>
       <w:pPr>
-        <w:pStyle w:val="BodyText"/>
+        <w:pStyle w:val="Tretekstu"/>
         <w:numPr>
           <w:ilvl w:val="0"/>
           <w:numId w:val="16"/>
@@ -4288,10 +4314,11 @@
           <w:tab w:val="clear" w:pos="709"/>
           <w:tab w:val="left" w:pos="0" w:leader="none"/>
         </w:tabs>
-        <w:ind w:hanging="283" w:left="709"/>
+        <w:ind w:left="709" w:hanging="283"/>
         <w:rPr>
           <w:rFonts w:cs="Mangal"/>
           <w:b/>
+          <w:b/>
           <w:sz w:val="32"/>
           <w:szCs w:val="32"/>
         </w:rPr>
@@ -4329,7 +4356,7 @@
     </w:p>
     <w:p>
       <w:pPr>
-        <w:pStyle w:val="BodyText"/>
+        <w:pStyle w:val="Tretekstu"/>
         <w:numPr>
           <w:ilvl w:val="0"/>
           <w:numId w:val="16"/>
@@ -4338,9 +4365,10 @@
           <w:tab w:val="clear" w:pos="709"/>
           <w:tab w:val="left" w:pos="0" w:leader="none"/>
         </w:tabs>
-        <w:ind w:hanging="283" w:left="709"/>
-        <w:rPr>
-          <w:rFonts w:cs="Mangal"/>
+        <w:ind w:left="709" w:hanging="283"/>
+        <w:rPr>
+          <w:rFonts w:cs="Mangal"/>
+          <w:b/>
           <w:b/>
           <w:sz w:val="32"/>
           <w:szCs w:val="32"/>
@@ -4385,24 +4413,25 @@
         <w:rPr>
           <w:rFonts w:cs="Mangal"/>
           <w:b w:val="false"/>
-          <w:bCs w:val="false"/>
-          <w:sz w:val="32"/>
-          <w:szCs w:val="32"/>
-        </w:rPr>
-      </w:pPr>
-      <w:r>
-        <w:rPr>
-          <w:rFonts w:cs="Mangal"/>
-          <w:b w:val="false"/>
-          <w:bCs w:val="false"/>
-          <w:sz w:val="32"/>
-          <w:szCs w:val="32"/>
-        </w:rPr>
-      </w:r>
-    </w:p>
-    <w:p>
-      <w:pPr>
-        <w:pStyle w:val="Heading3"/>
+          <w:b w:val="false"/>
+          <w:bCs w:val="false"/>
+          <w:sz w:val="32"/>
+          <w:szCs w:val="32"/>
+        </w:rPr>
+      </w:pPr>
+      <w:r>
+        <w:rPr>
+          <w:rFonts w:cs="Mangal"/>
+          <w:b w:val="false"/>
+          <w:bCs w:val="false"/>
+          <w:sz w:val="32"/>
+          <w:szCs w:val="32"/>
+        </w:rPr>
+      </w:r>
+    </w:p>
+    <w:p>
+      <w:pPr>
+        <w:pStyle w:val="Nagwek3"/>
         <w:spacing w:before="0" w:after="283"/>
         <w:rPr>
           <w:rFonts w:cs="Mangal"/>
@@ -4424,10 +4453,11 @@
     </w:p>
     <w:p>
       <w:pPr>
-        <w:pStyle w:val="BodyText"/>
+        <w:pStyle w:val="Tretekstu"/>
         <w:rPr>
           <w:rFonts w:cs="Mangal"/>
           <w:b/>
+          <w:b/>
           <w:sz w:val="32"/>
           <w:szCs w:val="32"/>
         </w:rPr>
@@ -4456,10 +4486,11 @@
     </w:p>
     <w:p>
       <w:pPr>
-        <w:pStyle w:val="BodyText"/>
+        <w:pStyle w:val="Tretekstu"/>
         <w:rPr>
           <w:rFonts w:cs="Mangal"/>
           <w:b/>
+          <w:b/>
           <w:sz w:val="32"/>
           <w:szCs w:val="32"/>
         </w:rPr>
@@ -4478,7 +4509,7 @@
     </w:p>
     <w:p>
       <w:pPr>
-        <w:pStyle w:val="BodyText"/>
+        <w:pStyle w:val="Tretekstu"/>
         <w:numPr>
           <w:ilvl w:val="0"/>
           <w:numId w:val="17"/>
@@ -4487,9 +4518,10 @@
           <w:tab w:val="clear" w:pos="709"/>
           <w:tab w:val="left" w:pos="0" w:leader="none"/>
         </w:tabs>
-        <w:ind w:hanging="283" w:left="709"/>
-        <w:rPr>
-          <w:rFonts w:cs="Mangal"/>
+        <w:ind w:left="709" w:hanging="283"/>
+        <w:rPr>
+          <w:rFonts w:cs="Mangal"/>
+          <w:b w:val="false"/>
           <w:b w:val="false"/>
           <w:bCs w:val="false"/>
           <w:sz w:val="32"/>
@@ -4509,7 +4541,7 @@
     </w:p>
     <w:p>
       <w:pPr>
-        <w:pStyle w:val="BodyText"/>
+        <w:pStyle w:val="Tretekstu"/>
         <w:numPr>
           <w:ilvl w:val="0"/>
           <w:numId w:val="17"/>
@@ -4518,9 +4550,10 @@
           <w:tab w:val="clear" w:pos="709"/>
           <w:tab w:val="left" w:pos="0" w:leader="none"/>
         </w:tabs>
-        <w:ind w:hanging="283" w:left="709"/>
-        <w:rPr>
-          <w:rFonts w:cs="Mangal"/>
+        <w:ind w:left="709" w:hanging="283"/>
+        <w:rPr>
+          <w:rFonts w:cs="Mangal"/>
+          <w:b w:val="false"/>
           <w:b w:val="false"/>
           <w:bCs w:val="false"/>
           <w:sz w:val="32"/>
@@ -4540,7 +4573,7 @@
     </w:p>
     <w:p>
       <w:pPr>
-        <w:pStyle w:val="BodyText"/>
+        <w:pStyle w:val="Tretekstu"/>
         <w:numPr>
           <w:ilvl w:val="0"/>
           <w:numId w:val="17"/>
@@ -4549,9 +4582,10 @@
           <w:tab w:val="clear" w:pos="709"/>
           <w:tab w:val="left" w:pos="0" w:leader="none"/>
         </w:tabs>
-        <w:ind w:hanging="283" w:left="709"/>
-        <w:rPr>
-          <w:rFonts w:cs="Mangal"/>
+        <w:ind w:left="709" w:hanging="283"/>
+        <w:rPr>
+          <w:rFonts w:cs="Mangal"/>
+          <w:b w:val="false"/>
           <w:b w:val="false"/>
           <w:bCs w:val="false"/>
           <w:sz w:val="32"/>
@@ -4571,9 +4605,10 @@
     </w:p>
     <w:p>
       <w:pPr>
-        <w:pStyle w:val="BodyText"/>
-        <w:rPr>
-          <w:rFonts w:cs="Mangal"/>
+        <w:pStyle w:val="Tretekstu"/>
+        <w:rPr>
+          <w:rFonts w:cs="Mangal"/>
+          <w:b/>
           <w:b/>
           <w:sz w:val="32"/>
           <w:szCs w:val="32"/>
@@ -4627,19 +4662,18 @@
     </w:p>
     <w:p>
       <w:pPr>
-        <w:pStyle w:val="BodyText"/>
+        <w:pStyle w:val="Tretekstu"/>
         <w:rPr>
           <w:rStyle w:val="Strong"/>
           <w:b w:val="false"/>
-          <w:bCs w:val="false"/>
-        </w:rPr>
-      </w:pPr>
-      <w:r>
-        <w:rPr>
-          <w:rFonts w:cs="Mangal"/>
-          <w:b/>
-          <w:sz w:val="32"/>
-          <w:szCs w:val="32"/>
+          <w:b w:val="false"/>
+          <w:bCs w:val="false"/>
+        </w:rPr>
+      </w:pPr>
+      <w:r>
+        <w:rPr>
+          <w:b w:val="false"/>
+          <w:bCs w:val="false"/>
         </w:rPr>
       </w:r>
     </w:p>
@@ -4668,16 +4702,17 @@
         <w:pStyle w:val="ListParagraph"/>
         <w:rPr>
           <w:b/>
-          <w:sz w:val="32"/>
-          <w:szCs w:val="32"/>
-        </w:rPr>
-      </w:pPr>
-      <w:r>
-        <w:rPr>
           <w:b/>
           <w:sz w:val="32"/>
           <w:szCs w:val="32"/>
         </w:rPr>
+      </w:pPr>
+      <w:r>
+        <w:rPr>
+          <w:b/>
+          <w:sz w:val="32"/>
+          <w:szCs w:val="32"/>
+        </w:rPr>
         <w:t>6.1 Błąd 1</w:t>
       </w:r>
     </w:p>
@@ -4779,7 +4814,7 @@
     <w:p>
       <w:pPr>
         <w:pStyle w:val="ListParagraph"/>
-        <w:ind w:hanging="0" w:left="0"/>
+        <w:ind w:left="0" w:hanging="0"/>
         <w:rPr/>
       </w:pPr>
       <w:r>
@@ -4804,36 +4839,16 @@
         <w:pStyle w:val="ListParagraph"/>
         <w:rPr>
           <w:b/>
-          <w:sz w:val="32"/>
-        </w:rPr>
-      </w:pPr>
-      <w:r>
-        <w:rPr>
           <w:b/>
           <w:sz w:val="32"/>
         </w:rPr>
-        <w:t>6.</w:t>
-      </w:r>
+      </w:pPr>
       <w:r>
         <w:rPr>
           <w:b/>
           <w:sz w:val="32"/>
         </w:rPr>
-        <w:t>2</w:t>
-      </w:r>
-      <w:r>
-        <w:rPr>
-          <w:b/>
-          <w:sz w:val="32"/>
-        </w:rPr>
-        <w:t xml:space="preserve"> Błąd </w:t>
-      </w:r>
-      <w:r>
-        <w:rPr>
-          <w:b/>
-          <w:sz w:val="32"/>
-        </w:rPr>
-        <w:t>2</w:t>
+        <w:t>6.2 Błąd 2</w:t>
       </w:r>
     </w:p>
     <w:p>
@@ -4924,7 +4939,7 @@
       <w:r>
         <w:rPr>
           <w:rStyle w:val="HTMLCode"/>
-          <w:rFonts w:eastAsia="NSimSun" w:cs="Liberation Serif"/>
+          <w:rFonts w:eastAsia="NSimSun" w:cs="Liberation Serif" w:ascii="Liberation Serif" w:hAnsi="Liberation Serif"/>
           <w:sz w:val="32"/>
           <w:szCs w:val="32"/>
         </w:rPr>
@@ -4935,7 +4950,6 @@
       <w:pPr>
         <w:pStyle w:val="ListParagraph"/>
         <w:rPr>
-          <w:rStyle w:val="HTMLCode"/>
           <w:rFonts w:ascii="Liberation Serif" w:hAnsi="Liberation Serif" w:eastAsia="NSimSun" w:cs="Liberation Serif"/>
           <w:sz w:val="32"/>
           <w:szCs w:val="32"/>
@@ -4943,7 +4957,7 @@
       </w:pPr>
       <w:r>
         <w:rPr>
-          <w:rFonts w:eastAsia="NSimSun" w:cs="Liberation Serif"/>
+          <w:rFonts w:eastAsia="NSimSun" w:cs="Liberation Serif" w:ascii="Liberation Serif" w:hAnsi="Liberation Serif"/>
           <w:sz w:val="32"/>
           <w:szCs w:val="32"/>
         </w:rPr>
@@ -4953,9 +4967,9 @@
       <w:pPr>
         <w:pStyle w:val="ListParagraph"/>
         <w:rPr>
-          <w:rStyle w:val="HTMLCode"/>
           <w:rFonts w:ascii="Liberation Serif" w:hAnsi="Liberation Serif" w:eastAsia="NSimSun" w:cs="Liberation Serif"/>
           <w:b/>
+          <w:b/>
           <w:sz w:val="32"/>
           <w:szCs w:val="32"/>
         </w:rPr>
@@ -4963,49 +4977,94 @@
       <w:r>
         <w:rPr>
           <w:rStyle w:val="HTMLCode"/>
-          <w:rFonts w:eastAsia="NSimSun" w:cs="Liberation Serif"/>
+          <w:rFonts w:eastAsia="NSimSun" w:cs="Liberation Serif" w:ascii="Liberation Serif" w:hAnsi="Liberation Serif"/>
           <w:b/>
           <w:sz w:val="32"/>
           <w:szCs w:val="32"/>
         </w:rPr>
-        <w:t>6.</w:t>
-      </w:r>
+        <w:t>6.3 Błąd 3</w:t>
+      </w:r>
+    </w:p>
+    <w:p>
+      <w:pPr>
+        <w:pStyle w:val="ListParagraph"/>
+        <w:rPr>
+          <w:rFonts w:ascii="Liberation Serif" w:hAnsi="Liberation Serif" w:eastAsia="NSimSun" w:cs="Liberation Serif"/>
+          <w:sz w:val="32"/>
+          <w:szCs w:val="32"/>
+        </w:rPr>
+      </w:pPr>
       <w:r>
         <w:rPr>
           <w:rStyle w:val="HTMLCode"/>
-          <w:rFonts w:eastAsia="NSimSun" w:cs="Liberation Serif"/>
-          <w:b/>
-          <w:sz w:val="32"/>
-          <w:szCs w:val="32"/>
-        </w:rPr>
-        <w:t>3</w:t>
-      </w:r>
+          <w:rFonts w:eastAsia="NSimSun" w:cs="Liberation Serif" w:ascii="Liberation Serif" w:hAnsi="Liberation Serif"/>
+          <w:sz w:val="32"/>
+          <w:szCs w:val="32"/>
+        </w:rPr>
+        <w:t>Opis błędu:  Część obrazków nie ładuje się w emulatorze</w:t>
+      </w:r>
+    </w:p>
+    <w:p>
+      <w:pPr>
+        <w:pStyle w:val="ListParagraph"/>
+        <w:rPr>
+          <w:rFonts w:ascii="Liberation Serif" w:hAnsi="Liberation Serif" w:eastAsia="NSimSun" w:cs="Liberation Serif"/>
+          <w:sz w:val="32"/>
+          <w:szCs w:val="32"/>
+        </w:rPr>
+      </w:pPr>
       <w:r>
         <w:rPr>
           <w:rStyle w:val="HTMLCode"/>
-          <w:rFonts w:eastAsia="NSimSun" w:cs="Liberation Serif"/>
-          <w:b/>
-          <w:sz w:val="32"/>
-          <w:szCs w:val="32"/>
-        </w:rPr>
-        <w:t xml:space="preserve"> Błąd </w:t>
-      </w:r>
+          <w:rFonts w:eastAsia="NSimSun" w:cs="Liberation Serif" w:ascii="Liberation Serif" w:hAnsi="Liberation Serif"/>
+          <w:sz w:val="32"/>
+          <w:szCs w:val="32"/>
+        </w:rPr>
+        <w:t>Priorytet naprawy błędu: Średni</w:t>
+      </w:r>
+    </w:p>
+    <w:p>
+      <w:pPr>
+        <w:pStyle w:val="ListParagraph"/>
+        <w:rPr>
+          <w:rFonts w:ascii="Liberation Serif" w:hAnsi="Liberation Serif" w:eastAsia="NSimSun" w:cs="Liberation Serif"/>
+          <w:sz w:val="32"/>
+          <w:szCs w:val="32"/>
+        </w:rPr>
+      </w:pPr>
       <w:r>
         <w:rPr>
           <w:rStyle w:val="HTMLCode"/>
-          <w:rFonts w:eastAsia="NSimSun" w:cs="Liberation Serif"/>
-          <w:b/>
-          <w:sz w:val="32"/>
-          <w:szCs w:val="32"/>
-        </w:rPr>
-        <w:t>3</w:t>
+          <w:rFonts w:eastAsia="NSimSun" w:cs="Liberation Serif" w:ascii="Liberation Serif" w:hAnsi="Liberation Serif"/>
+          <w:sz w:val="32"/>
+          <w:szCs w:val="32"/>
+        </w:rPr>
+        <w:t>Osoba odpowiedzialna za naprawienie błędu: Michał Bryła</w:t>
       </w:r>
     </w:p>
     <w:p>
       <w:pPr>
         <w:pStyle w:val="ListParagraph"/>
         <w:rPr>
+          <w:rFonts w:ascii="Liberation Serif" w:hAnsi="Liberation Serif" w:eastAsia="NSimSun" w:cs="Liberation Serif"/>
+          <w:sz w:val="32"/>
+          <w:szCs w:val="32"/>
+        </w:rPr>
+      </w:pPr>
+      <w:r>
+        <w:rPr>
           <w:rStyle w:val="HTMLCode"/>
+          <w:rFonts w:eastAsia="NSimSun" w:cs="Liberation Serif" w:ascii="Liberation Serif" w:hAnsi="Liberation Serif"/>
+          <w:sz w:val="32"/>
+          <w:szCs w:val="32"/>
+        </w:rPr>
+        <w:t>Status: Naprawiony</w:t>
+      </w:r>
+    </w:p>
+    <w:p>
+      <w:pPr>
+        <w:pStyle w:val="ListParagraph"/>
+        <w:rPr>
           <w:rFonts w:ascii="Liberation Serif" w:hAnsi="Liberation Serif" w:eastAsia="NSimSun" w:cs="Liberation Serif"/>
           <w:sz w:val="32"/>
           <w:szCs w:val="32"/>
@@ -5014,115 +5073,37 @@
       <w:r>
         <w:rPr>
           <w:rStyle w:val="HTMLCode"/>
-          <w:rFonts w:eastAsia="NSimSun" w:cs="Liberation Serif"/>
-          <w:sz w:val="32"/>
-          <w:szCs w:val="32"/>
-        </w:rPr>
-        <w:t>Opis błędu:  Część obrazków nie ładuje się w emulatorze</w:t>
+          <w:rFonts w:eastAsia="NSimSun" w:cs="Liberation Serif" w:ascii="Liberation Serif" w:hAnsi="Liberation Serif"/>
+          <w:sz w:val="32"/>
+          <w:szCs w:val="32"/>
+        </w:rPr>
+        <w:t>Sposób naprawy pliku: Zmieniono nazwy plików i ścieżki w Resources/drawable</w:t>
       </w:r>
     </w:p>
     <w:p>
       <w:pPr>
         <w:pStyle w:val="ListParagraph"/>
         <w:rPr>
-          <w:rStyle w:val="HTMLCode"/>
-          <w:rFonts w:ascii="Liberation Serif" w:hAnsi="Liberation Serif" w:eastAsia="NSimSun" w:cs="Liberation Serif"/>
-          <w:sz w:val="32"/>
-          <w:szCs w:val="32"/>
-        </w:rPr>
-      </w:pPr>
-      <w:r>
-        <w:rPr>
-          <w:rStyle w:val="HTMLCode"/>
-          <w:rFonts w:eastAsia="NSimSun" w:cs="Liberation Serif"/>
-          <w:sz w:val="32"/>
-          <w:szCs w:val="32"/>
-        </w:rPr>
-        <w:t>Priorytet naprawy błędu: Średni</w:t>
+          <w:rFonts w:ascii="Liberation Serif" w:hAnsi="Liberation Serif"/>
+          <w:sz w:val="32"/>
+          <w:szCs w:val="32"/>
+        </w:rPr>
+      </w:pPr>
+      <w:r>
+        <w:rPr>
+          <w:rFonts w:ascii="Liberation Serif" w:hAnsi="Liberation Serif"/>
+          <w:sz w:val="32"/>
+          <w:szCs w:val="32"/>
+        </w:rPr>
       </w:r>
     </w:p>
     <w:p>
       <w:pPr>
         <w:pStyle w:val="ListParagraph"/>
         <w:rPr>
-          <w:rStyle w:val="HTMLCode"/>
-          <w:rFonts w:ascii="Liberation Serif" w:hAnsi="Liberation Serif" w:eastAsia="NSimSun" w:cs="Liberation Serif"/>
-          <w:sz w:val="32"/>
-          <w:szCs w:val="32"/>
-        </w:rPr>
-      </w:pPr>
-      <w:r>
-        <w:rPr>
-          <w:rStyle w:val="HTMLCode"/>
-          <w:rFonts w:eastAsia="NSimSun" w:cs="Liberation Serif"/>
-          <w:sz w:val="32"/>
-          <w:szCs w:val="32"/>
-        </w:rPr>
-        <w:t>Osoba odpowiedzialna za naprawienie błędu: Michał Bryła</w:t>
-      </w:r>
-    </w:p>
-    <w:p>
-      <w:pPr>
-        <w:pStyle w:val="ListParagraph"/>
-        <w:rPr>
-          <w:rStyle w:val="HTMLCode"/>
-          <w:rFonts w:ascii="Liberation Serif" w:hAnsi="Liberation Serif" w:eastAsia="NSimSun" w:cs="Liberation Serif"/>
-          <w:sz w:val="32"/>
-          <w:szCs w:val="32"/>
-        </w:rPr>
-      </w:pPr>
-      <w:r>
-        <w:rPr>
-          <w:rStyle w:val="HTMLCode"/>
-          <w:rFonts w:eastAsia="NSimSun" w:cs="Liberation Serif"/>
-          <w:sz w:val="32"/>
-          <w:szCs w:val="32"/>
-        </w:rPr>
-        <w:t>Status: Naprawiony</w:t>
-      </w:r>
-    </w:p>
-    <w:p>
-      <w:pPr>
-        <w:pStyle w:val="ListParagraph"/>
-        <w:rPr>
-          <w:rStyle w:val="HTMLCode"/>
-          <w:rFonts w:ascii="Liberation Serif" w:hAnsi="Liberation Serif" w:eastAsia="NSimSun" w:cs="Liberation Serif"/>
-          <w:sz w:val="32"/>
-          <w:szCs w:val="32"/>
-        </w:rPr>
-      </w:pPr>
-      <w:r>
-        <w:rPr>
-          <w:rStyle w:val="HTMLCode"/>
-          <w:rFonts w:eastAsia="NSimSun" w:cs="Liberation Serif"/>
-          <w:sz w:val="32"/>
-          <w:szCs w:val="32"/>
-        </w:rPr>
-        <w:t>Sposób naprawy pliku: Zmieniono nazwy plików i ścieżki w Resources/drawable</w:t>
-      </w:r>
-    </w:p>
-    <w:p>
-      <w:pPr>
-        <w:pStyle w:val="ListParagraph"/>
-        <w:rPr>
-          <w:sz w:val="32"/>
-          <w:szCs w:val="32"/>
-        </w:rPr>
-      </w:pPr>
-      <w:r>
-        <w:rPr>
-          <w:sz w:val="32"/>
-          <w:szCs w:val="32"/>
-        </w:rPr>
-      </w:r>
-    </w:p>
-    <w:p>
-      <w:pPr>
-        <w:pStyle w:val="ListParagraph"/>
-        <w:rPr>
-          <w:rStyle w:val="HTMLCode"/>
           <w:rFonts w:ascii="Liberation Serif" w:hAnsi="Liberation Serif" w:eastAsia="NSimSun" w:cs="Liberation Serif"/>
           <w:b/>
+          <w:b/>
           <w:sz w:val="32"/>
           <w:szCs w:val="32"/>
         </w:rPr>
@@ -5130,49 +5111,94 @@
       <w:r>
         <w:rPr>
           <w:rStyle w:val="HTMLCode"/>
-          <w:rFonts w:eastAsia="NSimSun" w:cs="Liberation Serif"/>
+          <w:rFonts w:eastAsia="NSimSun" w:cs="Liberation Serif" w:ascii="Liberation Serif" w:hAnsi="Liberation Serif"/>
           <w:b/>
           <w:sz w:val="32"/>
           <w:szCs w:val="32"/>
         </w:rPr>
-        <w:t>6.</w:t>
-      </w:r>
+        <w:t>6.4 Błąd 4</w:t>
+      </w:r>
+    </w:p>
+    <w:p>
+      <w:pPr>
+        <w:pStyle w:val="ListParagraph"/>
+        <w:rPr>
+          <w:rFonts w:ascii="Liberation Serif" w:hAnsi="Liberation Serif" w:eastAsia="NSimSun" w:cs="Liberation Serif"/>
+          <w:sz w:val="32"/>
+          <w:szCs w:val="32"/>
+        </w:rPr>
+      </w:pPr>
       <w:r>
         <w:rPr>
           <w:rStyle w:val="HTMLCode"/>
-          <w:rFonts w:eastAsia="NSimSun" w:cs="Liberation Serif"/>
-          <w:b/>
-          <w:sz w:val="32"/>
-          <w:szCs w:val="32"/>
-        </w:rPr>
-        <w:t>4</w:t>
-      </w:r>
+          <w:rFonts w:eastAsia="NSimSun" w:cs="Liberation Serif" w:ascii="Liberation Serif" w:hAnsi="Liberation Serif"/>
+          <w:sz w:val="32"/>
+          <w:szCs w:val="32"/>
+        </w:rPr>
+        <w:t>Opis błędu:  Binding w ShopPage.xaml podaje nie ten parametr</w:t>
+      </w:r>
+    </w:p>
+    <w:p>
+      <w:pPr>
+        <w:pStyle w:val="ListParagraph"/>
+        <w:rPr>
+          <w:rFonts w:ascii="Liberation Serif" w:hAnsi="Liberation Serif" w:eastAsia="NSimSun" w:cs="Liberation Serif"/>
+          <w:sz w:val="32"/>
+          <w:szCs w:val="32"/>
+        </w:rPr>
+      </w:pPr>
       <w:r>
         <w:rPr>
           <w:rStyle w:val="HTMLCode"/>
-          <w:rFonts w:eastAsia="NSimSun" w:cs="Liberation Serif"/>
-          <w:b/>
-          <w:sz w:val="32"/>
-          <w:szCs w:val="32"/>
-        </w:rPr>
-        <w:t xml:space="preserve"> Błąd </w:t>
-      </w:r>
+          <w:rFonts w:eastAsia="NSimSun" w:cs="Liberation Serif" w:ascii="Liberation Serif" w:hAnsi="Liberation Serif"/>
+          <w:sz w:val="32"/>
+          <w:szCs w:val="32"/>
+        </w:rPr>
+        <w:t>Priorytet naprawy błędu: Wysoki</w:t>
+      </w:r>
+    </w:p>
+    <w:p>
+      <w:pPr>
+        <w:pStyle w:val="ListParagraph"/>
+        <w:rPr>
+          <w:rFonts w:ascii="Liberation Serif" w:hAnsi="Liberation Serif" w:eastAsia="NSimSun" w:cs="Liberation Serif"/>
+          <w:sz w:val="32"/>
+          <w:szCs w:val="32"/>
+        </w:rPr>
+      </w:pPr>
       <w:r>
         <w:rPr>
           <w:rStyle w:val="HTMLCode"/>
-          <w:rFonts w:eastAsia="NSimSun" w:cs="Liberation Serif"/>
-          <w:b/>
-          <w:sz w:val="32"/>
-          <w:szCs w:val="32"/>
-        </w:rPr>
-        <w:t>4</w:t>
+          <w:rFonts w:eastAsia="NSimSun" w:cs="Liberation Serif" w:ascii="Liberation Serif" w:hAnsi="Liberation Serif"/>
+          <w:sz w:val="32"/>
+          <w:szCs w:val="32"/>
+        </w:rPr>
+        <w:t>Osoba odpowiedzialna za naprawienie błędu: Michał Bryła</w:t>
       </w:r>
     </w:p>
     <w:p>
       <w:pPr>
         <w:pStyle w:val="ListParagraph"/>
         <w:rPr>
+          <w:rFonts w:ascii="Liberation Serif" w:hAnsi="Liberation Serif" w:eastAsia="NSimSun" w:cs="Liberation Serif"/>
+          <w:sz w:val="32"/>
+          <w:szCs w:val="32"/>
+        </w:rPr>
+      </w:pPr>
+      <w:r>
+        <w:rPr>
           <w:rStyle w:val="HTMLCode"/>
+          <w:rFonts w:eastAsia="NSimSun" w:cs="Liberation Serif" w:ascii="Liberation Serif" w:hAnsi="Liberation Serif"/>
+          <w:sz w:val="32"/>
+          <w:szCs w:val="32"/>
+        </w:rPr>
+        <w:t>Status: Naprawiony</w:t>
+      </w:r>
+    </w:p>
+    <w:p>
+      <w:pPr>
+        <w:pStyle w:val="ListParagraph"/>
+        <w:rPr>
           <w:rFonts w:ascii="Liberation Serif" w:hAnsi="Liberation Serif" w:eastAsia="NSimSun" w:cs="Liberation Serif"/>
           <w:sz w:val="32"/>
           <w:szCs w:val="32"/>
@@ -5181,27 +5207,17 @@
       <w:r>
         <w:rPr>
           <w:rStyle w:val="HTMLCode"/>
-          <w:rFonts w:eastAsia="NSimSun" w:cs="Liberation Serif"/>
-          <w:sz w:val="32"/>
-          <w:szCs w:val="32"/>
-        </w:rPr>
-        <w:t xml:space="preserve">Opis błędu:  </w:t>
-      </w:r>
-      <w:r>
-        <w:rPr>
-          <w:rStyle w:val="HTMLCode"/>
-          <w:rFonts w:eastAsia="NSimSun" w:cs="Liberation Serif"/>
-          <w:sz w:val="32"/>
-          <w:szCs w:val="32"/>
-        </w:rPr>
-        <w:t>Binding w ShopPage.xaml podaje nie ten parametr</w:t>
+          <w:rFonts w:eastAsia="NSimSun" w:cs="Liberation Serif" w:ascii="Liberation Serif" w:hAnsi="Liberation Serif"/>
+          <w:sz w:val="32"/>
+          <w:szCs w:val="32"/>
+        </w:rPr>
+        <w:t>Sposób naprawy pliku: Zmieniono adres bindingu na prawidłowy</w:t>
       </w:r>
     </w:p>
     <w:p>
       <w:pPr>
         <w:pStyle w:val="ListParagraph"/>
         <w:rPr>
-          <w:rStyle w:val="HTMLCode"/>
           <w:rFonts w:ascii="Liberation Serif" w:hAnsi="Liberation Serif" w:eastAsia="NSimSun" w:cs="Liberation Serif"/>
           <w:sz w:val="32"/>
           <w:szCs w:val="32"/>
@@ -5209,122 +5225,19 @@
       </w:pPr>
       <w:r>
         <w:rPr>
-          <w:rStyle w:val="HTMLCode"/>
-          <w:rFonts w:eastAsia="NSimSun" w:cs="Liberation Serif"/>
-          <w:sz w:val="32"/>
-          <w:szCs w:val="32"/>
-        </w:rPr>
-        <w:t xml:space="preserve">Priorytet naprawy błędu: </w:t>
-      </w:r>
-      <w:r>
-        <w:rPr>
-          <w:rStyle w:val="HTMLCode"/>
-          <w:rFonts w:eastAsia="NSimSun" w:cs="Liberation Serif"/>
-          <w:sz w:val="32"/>
-          <w:szCs w:val="32"/>
-        </w:rPr>
-        <w:t>Wysoki</w:t>
+          <w:rFonts w:eastAsia="NSimSun" w:cs="Liberation Serif" w:ascii="Liberation Serif" w:hAnsi="Liberation Serif"/>
+          <w:sz w:val="32"/>
+          <w:szCs w:val="32"/>
+        </w:rPr>
       </w:r>
     </w:p>
     <w:p>
       <w:pPr>
         <w:pStyle w:val="ListParagraph"/>
         <w:rPr>
-          <w:rStyle w:val="HTMLCode"/>
-          <w:rFonts w:ascii="Liberation Serif" w:hAnsi="Liberation Serif" w:eastAsia="NSimSun" w:cs="Liberation Serif"/>
-          <w:sz w:val="32"/>
-          <w:szCs w:val="32"/>
-        </w:rPr>
-      </w:pPr>
-      <w:r>
-        <w:rPr>
-          <w:rStyle w:val="HTMLCode"/>
-          <w:rFonts w:eastAsia="NSimSun" w:cs="Liberation Serif"/>
-          <w:sz w:val="32"/>
-          <w:szCs w:val="32"/>
-        </w:rPr>
-        <w:t xml:space="preserve">Osoba odpowiedzialna za naprawienie błędu: Michał </w:t>
-      </w:r>
-      <w:r>
-        <w:rPr>
-          <w:rStyle w:val="HTMLCode"/>
-          <w:rFonts w:eastAsia="NSimSun" w:cs="Liberation Serif"/>
-          <w:sz w:val="32"/>
-          <w:szCs w:val="32"/>
-        </w:rPr>
-        <w:t>Bryła</w:t>
-      </w:r>
-    </w:p>
-    <w:p>
-      <w:pPr>
-        <w:pStyle w:val="ListParagraph"/>
-        <w:rPr>
-          <w:rStyle w:val="HTMLCode"/>
-          <w:rFonts w:ascii="Liberation Serif" w:hAnsi="Liberation Serif" w:eastAsia="NSimSun" w:cs="Liberation Serif"/>
-          <w:sz w:val="32"/>
-          <w:szCs w:val="32"/>
-        </w:rPr>
-      </w:pPr>
-      <w:r>
-        <w:rPr>
-          <w:rStyle w:val="HTMLCode"/>
-          <w:rFonts w:eastAsia="NSimSun" w:cs="Liberation Serif"/>
-          <w:sz w:val="32"/>
-          <w:szCs w:val="32"/>
-        </w:rPr>
-        <w:t>Status: Naprawiony</w:t>
-      </w:r>
-    </w:p>
-    <w:p>
-      <w:pPr>
-        <w:pStyle w:val="ListParagraph"/>
-        <w:rPr>
-          <w:rStyle w:val="HTMLCode"/>
-          <w:rFonts w:ascii="Liberation Serif" w:hAnsi="Liberation Serif" w:eastAsia="NSimSun" w:cs="Liberation Serif"/>
-          <w:sz w:val="32"/>
-          <w:szCs w:val="32"/>
-        </w:rPr>
-      </w:pPr>
-      <w:r>
-        <w:rPr>
-          <w:rStyle w:val="HTMLCode"/>
-          <w:rFonts w:eastAsia="NSimSun" w:cs="Liberation Serif"/>
-          <w:sz w:val="32"/>
-          <w:szCs w:val="32"/>
-        </w:rPr>
-        <w:t xml:space="preserve">Sposób naprawy pliku: </w:t>
-      </w:r>
-      <w:r>
-        <w:rPr>
-          <w:rStyle w:val="HTMLCode"/>
-          <w:rFonts w:eastAsia="NSimSun" w:cs="Liberation Serif"/>
-          <w:sz w:val="32"/>
-          <w:szCs w:val="32"/>
-        </w:rPr>
-        <w:t>Zmieniono adres bindingu na prawidłowy</w:t>
-      </w:r>
-    </w:p>
-    <w:p>
-      <w:pPr>
-        <w:pStyle w:val="ListParagraph"/>
-        <w:rPr>
-          <w:rStyle w:val="HTMLCode"/>
-          <w:rFonts w:ascii="Liberation Serif" w:hAnsi="Liberation Serif" w:eastAsia="NSimSun" w:cs="Liberation Serif"/>
-          <w:sz w:val="32"/>
-          <w:szCs w:val="32"/>
-        </w:rPr>
-      </w:pPr>
-      <w:r>
-        <w:rPr/>
-      </w:r>
-    </w:p>
-    <w:p>
-      <w:pPr>
-        <w:pStyle w:val="ListParagraph"/>
-        <w:rPr>
-          <w:rStyle w:val="HTMLCode"/>
           <w:rFonts w:ascii="Liberation Serif" w:hAnsi="Liberation Serif" w:eastAsia="NSimSun" w:cs="Liberation Serif"/>
           <w:b/>
+          <w:b/>
           <w:sz w:val="32"/>
           <w:szCs w:val="32"/>
         </w:rPr>
@@ -5332,71 +5245,27 @@
       <w:r>
         <w:rPr>
           <w:rStyle w:val="HTMLCode"/>
-          <w:rFonts w:eastAsia="NSimSun" w:cs="Liberation Serif"/>
+          <w:rFonts w:eastAsia="NSimSun" w:cs="Liberation Serif" w:ascii="Liberation Serif" w:hAnsi="Liberation Serif"/>
           <w:b/>
           <w:sz w:val="32"/>
           <w:szCs w:val="32"/>
         </w:rPr>
-        <w:t>6.</w:t>
-      </w:r>
+        <w:t>6.5 Błąd 5</w:t>
+      </w:r>
+    </w:p>
+    <w:p>
+      <w:pPr>
+        <w:pStyle w:val="ListParagraph"/>
+        <w:rPr/>
+      </w:pPr>
       <w:r>
         <w:rPr>
           <w:rStyle w:val="HTMLCode"/>
-          <w:rFonts w:eastAsia="NSimSun" w:cs="Liberation Serif"/>
-          <w:b/>
-          <w:sz w:val="32"/>
-          <w:szCs w:val="32"/>
-        </w:rPr>
-        <w:t>5</w:t>
-      </w:r>
-      <w:r>
-        <w:rPr>
-          <w:rStyle w:val="HTMLCode"/>
-          <w:rFonts w:eastAsia="NSimSun" w:cs="Liberation Serif"/>
-          <w:b/>
-          <w:sz w:val="32"/>
-          <w:szCs w:val="32"/>
-        </w:rPr>
-        <w:t xml:space="preserve"> Błąd </w:t>
-      </w:r>
-      <w:r>
-        <w:rPr>
-          <w:rStyle w:val="HTMLCode"/>
-          <w:rFonts w:eastAsia="NSimSun" w:cs="Liberation Serif"/>
-          <w:b/>
-          <w:sz w:val="32"/>
-          <w:szCs w:val="32"/>
-        </w:rPr>
-        <w:t>5</w:t>
-      </w:r>
-    </w:p>
-    <w:p>
-      <w:pPr>
-        <w:pStyle w:val="ListParagraph"/>
-        <w:rPr>
-          <w:rStyle w:val="HTMLCode"/>
-          <w:rFonts w:ascii="Liberation Serif" w:hAnsi="Liberation Serif" w:eastAsia="NSimSun" w:cs="Liberation Serif"/>
-          <w:sz w:val="32"/>
-          <w:szCs w:val="32"/>
-        </w:rPr>
-      </w:pPr>
-      <w:r>
-        <w:rPr>
-          <w:rStyle w:val="HTMLCode"/>
-          <w:rFonts w:eastAsia="NSimSun" w:cs="Liberation Serif"/>
-          <w:sz w:val="32"/>
-          <w:szCs w:val="32"/>
-        </w:rPr>
-        <w:t xml:space="preserve">Opis błędu:  </w:t>
-      </w:r>
-      <w:r>
-        <w:rPr>
-          <w:rStyle w:val="HTMLCode"/>
-          <w:rFonts w:eastAsia="NSimSun" w:cs="Liberation Serif"/>
-          <w:sz w:val="32"/>
-          <w:szCs w:val="32"/>
-        </w:rPr>
-        <w:t xml:space="preserve">Po zakupie ulepszenia (komenda </w:t>
+          <w:rFonts w:eastAsia="NSimSun" w:cs="Liberation Serif" w:ascii="Liberation Serif" w:hAnsi="Liberation Serif"/>
+          <w:sz w:val="32"/>
+          <w:szCs w:val="32"/>
+        </w:rPr>
+        <w:t xml:space="preserve">Opis błędu:  Po zakupie ulepszenia (komenda </w:t>
       </w:r>
       <w:r>
         <w:rPr>
@@ -5410,7 +5279,7 @@
       <w:r>
         <w:rPr>
           <w:rStyle w:val="HTMLCode"/>
-          <w:rFonts w:eastAsia="NSimSun" w:cs="Liberation Serif"/>
+          <w:rFonts w:eastAsia="NSimSun" w:cs="Liberation Serif" w:ascii="Liberation Serif" w:hAnsi="Liberation Serif"/>
           <w:sz w:val="32"/>
           <w:szCs w:val="32"/>
         </w:rPr>
@@ -5428,7 +5297,7 @@
       <w:r>
         <w:rPr>
           <w:rStyle w:val="HTMLCode"/>
-          <w:rFonts w:eastAsia="NSimSun" w:cs="Liberation Serif"/>
+          <w:rFonts w:eastAsia="NSimSun" w:cs="Liberation Serif" w:ascii="Liberation Serif" w:hAnsi="Liberation Serif"/>
           <w:sz w:val="32"/>
           <w:szCs w:val="32"/>
         </w:rPr>
@@ -5439,7 +5308,25 @@
       <w:pPr>
         <w:pStyle w:val="ListParagraph"/>
         <w:rPr>
+          <w:rFonts w:ascii="Liberation Serif" w:hAnsi="Liberation Serif" w:eastAsia="NSimSun" w:cs="Liberation Serif"/>
+          <w:sz w:val="32"/>
+          <w:szCs w:val="32"/>
+        </w:rPr>
+      </w:pPr>
+      <w:r>
+        <w:rPr>
           <w:rStyle w:val="HTMLCode"/>
+          <w:rFonts w:eastAsia="NSimSun" w:cs="Liberation Serif" w:ascii="Liberation Serif" w:hAnsi="Liberation Serif"/>
+          <w:sz w:val="32"/>
+          <w:szCs w:val="32"/>
+        </w:rPr>
+        <w:t>Priorytet naprawy błędu: Wysoki</w:t>
+      </w:r>
+    </w:p>
+    <w:p>
+      <w:pPr>
+        <w:pStyle w:val="ListParagraph"/>
+        <w:rPr>
           <w:rFonts w:ascii="Liberation Serif" w:hAnsi="Liberation Serif" w:eastAsia="NSimSun" w:cs="Liberation Serif"/>
           <w:sz w:val="32"/>
           <w:szCs w:val="32"/>
@@ -5448,98 +5335,49 @@
       <w:r>
         <w:rPr>
           <w:rStyle w:val="HTMLCode"/>
-          <w:rFonts w:eastAsia="NSimSun" w:cs="Liberation Serif"/>
-          <w:sz w:val="32"/>
-          <w:szCs w:val="32"/>
-        </w:rPr>
-        <w:t xml:space="preserve">Priorytet naprawy błędu: </w:t>
-      </w:r>
+          <w:rFonts w:eastAsia="NSimSun" w:cs="Liberation Serif" w:ascii="Liberation Serif" w:hAnsi="Liberation Serif"/>
+          <w:sz w:val="32"/>
+          <w:szCs w:val="32"/>
+        </w:rPr>
+        <w:t>Osoba odpowiedzialna za naprawienie błędu: Michał Baniak</w:t>
+      </w:r>
+    </w:p>
+    <w:p>
+      <w:pPr>
+        <w:pStyle w:val="ListParagraph"/>
+        <w:rPr>
+          <w:rFonts w:ascii="Liberation Serif" w:hAnsi="Liberation Serif" w:eastAsia="NSimSun" w:cs="Liberation Serif"/>
+          <w:sz w:val="32"/>
+          <w:szCs w:val="32"/>
+        </w:rPr>
+      </w:pPr>
       <w:r>
         <w:rPr>
           <w:rStyle w:val="HTMLCode"/>
-          <w:rFonts w:eastAsia="NSimSun" w:cs="Liberation Serif"/>
-          <w:sz w:val="32"/>
-          <w:szCs w:val="32"/>
-        </w:rPr>
-        <w:t>Wysoki</w:t>
+          <w:rFonts w:eastAsia="NSimSun" w:cs="Liberation Serif" w:ascii="Liberation Serif" w:hAnsi="Liberation Serif"/>
+          <w:sz w:val="32"/>
+          <w:szCs w:val="32"/>
+        </w:rPr>
+        <w:t>Status: Naprawiony</w:t>
       </w:r>
     </w:p>
     <w:p>
       <w:pPr>
         <w:pStyle w:val="ListParagraph"/>
         <w:rPr>
+          <w:rFonts w:ascii="Liberation Serif" w:hAnsi="Liberation Serif" w:eastAsia="NSimSun" w:cs="Liberation Serif"/>
+          <w:sz w:val="32"/>
+          <w:szCs w:val="32"/>
+        </w:rPr>
+      </w:pPr>
+      <w:r>
+        <w:rPr>
           <w:rStyle w:val="HTMLCode"/>
-          <w:rFonts w:ascii="Liberation Serif" w:hAnsi="Liberation Serif" w:eastAsia="NSimSun" w:cs="Liberation Serif"/>
-          <w:sz w:val="32"/>
-          <w:szCs w:val="32"/>
-        </w:rPr>
-      </w:pPr>
-      <w:r>
-        <w:rPr>
-          <w:rStyle w:val="HTMLCode"/>
-          <w:rFonts w:eastAsia="NSimSun" w:cs="Liberation Serif"/>
-          <w:sz w:val="32"/>
-          <w:szCs w:val="32"/>
-        </w:rPr>
-        <w:t xml:space="preserve">Osoba odpowiedzialna za naprawienie błędu: Michał </w:t>
-      </w:r>
-      <w:r>
-        <w:rPr>
-          <w:rStyle w:val="HTMLCode"/>
-          <w:rFonts w:eastAsia="NSimSun" w:cs="Liberation Serif"/>
-          <w:sz w:val="32"/>
-          <w:szCs w:val="32"/>
-        </w:rPr>
-        <w:t>Baniak</w:t>
-      </w:r>
-    </w:p>
-    <w:p>
-      <w:pPr>
-        <w:pStyle w:val="ListParagraph"/>
-        <w:rPr>
-          <w:rStyle w:val="HTMLCode"/>
-          <w:rFonts w:ascii="Liberation Serif" w:hAnsi="Liberation Serif" w:eastAsia="NSimSun" w:cs="Liberation Serif"/>
-          <w:sz w:val="32"/>
-          <w:szCs w:val="32"/>
-        </w:rPr>
-      </w:pPr>
-      <w:r>
-        <w:rPr>
-          <w:rStyle w:val="HTMLCode"/>
-          <w:rFonts w:eastAsia="NSimSun" w:cs="Liberation Serif"/>
-          <w:sz w:val="32"/>
-          <w:szCs w:val="32"/>
-        </w:rPr>
-        <w:t>Status: Naprawiony</w:t>
-      </w:r>
-    </w:p>
-    <w:p>
-      <w:pPr>
-        <w:pStyle w:val="ListParagraph"/>
-        <w:rPr>
-          <w:rStyle w:val="HTMLCode"/>
-          <w:rFonts w:ascii="Liberation Serif" w:hAnsi="Liberation Serif" w:eastAsia="NSimSun" w:cs="Liberation Serif"/>
-          <w:sz w:val="32"/>
-          <w:szCs w:val="32"/>
-        </w:rPr>
-      </w:pPr>
-      <w:r>
-        <w:rPr>
-          <w:rStyle w:val="HTMLCode"/>
-          <w:rFonts w:eastAsia="NSimSun" w:cs="Liberation Serif"/>
-          <w:sz w:val="32"/>
-          <w:szCs w:val="32"/>
-        </w:rPr>
-        <w:t xml:space="preserve">Sposób naprawy pliku: </w:t>
-      </w:r>
-      <w:r>
-        <w:rPr>
-          <w:rStyle w:val="HTMLCode"/>
-          <w:rFonts w:eastAsia="NSimSun" w:cs="Liberation Serif"/>
-          <w:sz w:val="32"/>
-          <w:szCs w:val="32"/>
-        </w:rPr>
-        <w:t>Zmieniono adres bindingu na prawidłowy</w:t>
+          <w:rFonts w:eastAsia="NSimSun" w:cs="Liberation Serif" w:ascii="Liberation Serif" w:hAnsi="Liberation Serif"/>
+          <w:sz w:val="32"/>
+          <w:szCs w:val="32"/>
+        </w:rPr>
+        <w:t>Sposób naprawy pliku: Zmieniono adres bindingu na prawidłowy</w:t>
       </w:r>
     </w:p>
     <w:p>
@@ -5585,6 +5423,7 @@
           <w:p>
             <w:pPr>
               <w:pStyle w:val="Normal"/>
+              <w:widowControl w:val="false"/>
               <w:suppressAutoHyphens w:val="false"/>
               <w:rPr>
                 <w:rFonts w:ascii="Times New Roman" w:hAnsi="Times New Roman" w:eastAsia="Times New Roman" w:cs="Times New Roman"/>
@@ -5701,141 +5540,21 @@
           <w:sz w:val="32"/>
           <w:szCs w:val="32"/>
         </w:rPr>
-        <w:t>7.1 Test 1</w:t>
-      </w:r>
-    </w:p>
-    <w:p>
-      <w:pPr>
-        <w:pStyle w:val="ListParagraph"/>
-        <w:rPr>
-          <w:sz w:val="32"/>
-          <w:szCs w:val="32"/>
-        </w:rPr>
-      </w:pPr>
-      <w:r>
-        <w:rPr>
-          <w:sz w:val="32"/>
-          <w:szCs w:val="32"/>
-        </w:rPr>
-      </w:r>
-    </w:p>
-    <w:p>
-      <w:pPr>
-        <w:pStyle w:val="ListParagraph"/>
-        <w:rPr>
-          <w:sz w:val="32"/>
-          <w:szCs w:val="32"/>
-        </w:rPr>
-      </w:pPr>
-      <w:r>
-        <w:rPr>
-          <w:sz w:val="32"/>
-          <w:szCs w:val="32"/>
-        </w:rPr>
-        <w:t>Rodzaj testu:</w:t>
-      </w:r>
-    </w:p>
-    <w:p>
-      <w:pPr>
-        <w:pStyle w:val="ListParagraph"/>
-        <w:rPr>
-          <w:sz w:val="32"/>
-          <w:szCs w:val="32"/>
-        </w:rPr>
-      </w:pPr>
-      <w:r>
-        <w:rPr>
-          <w:sz w:val="32"/>
-          <w:szCs w:val="32"/>
-        </w:rPr>
-        <w:t>Wykonawca:</w:t>
-      </w:r>
-    </w:p>
-    <w:p>
-      <w:pPr>
-        <w:pStyle w:val="ListParagraph"/>
-        <w:rPr>
-          <w:sz w:val="32"/>
-          <w:szCs w:val="32"/>
-        </w:rPr>
-      </w:pPr>
-      <w:r>
-        <w:rPr>
-          <w:sz w:val="32"/>
-          <w:szCs w:val="32"/>
-        </w:rPr>
-        <w:t>Opis Testu</w:t>
-      </w:r>
-    </w:p>
-    <w:p>
-      <w:pPr>
-        <w:pStyle w:val="ListParagraph"/>
-        <w:rPr>
-          <w:sz w:val="32"/>
-          <w:szCs w:val="32"/>
-        </w:rPr>
-      </w:pPr>
-      <w:r>
-        <w:rPr>
-          <w:sz w:val="32"/>
-          <w:szCs w:val="32"/>
-        </w:rPr>
-        <w:t>Rezultat:</w:t>
-      </w:r>
-    </w:p>
-    <w:p>
-      <w:pPr>
-        <w:pStyle w:val="ListParagraph"/>
-        <w:rPr>
-          <w:sz w:val="32"/>
-          <w:szCs w:val="32"/>
-        </w:rPr>
-      </w:pPr>
-      <w:r>
-        <w:rPr>
-          <w:sz w:val="32"/>
-          <w:szCs w:val="32"/>
-        </w:rPr>
-        <w:t>Poprawki do wprowadzenia:</w:t>
-      </w:r>
-    </w:p>
-    <w:p>
-      <w:pPr>
-        <w:pStyle w:val="ListParagraph"/>
-        <w:rPr>
-          <w:sz w:val="32"/>
-          <w:szCs w:val="32"/>
-        </w:rPr>
-      </w:pPr>
-      <w:r>
-        <w:rPr>
-          <w:sz w:val="32"/>
-          <w:szCs w:val="32"/>
-        </w:rPr>
-        <w:t>Użyte programy/technologie:</w:t>
-      </w:r>
-    </w:p>
-    <w:p>
-      <w:pPr>
-        <w:pStyle w:val="ListParagraph"/>
-        <w:rPr>
-          <w:sz w:val="32"/>
-          <w:szCs w:val="32"/>
-        </w:rPr>
-      </w:pPr>
-      <w:r>
-        <w:rPr>
-          <w:sz w:val="32"/>
-          <w:szCs w:val="32"/>
-        </w:rPr>
-      </w:r>
-    </w:p>
-    <w:p>
-      <w:pPr>
-        <w:pStyle w:val="Heading5"/>
-        <w:ind w:hanging="0" w:left="0"/>
-        <w:rPr>
-          <w:rFonts w:cs="Mangal"/>
+      </w:r>
+    </w:p>
+    <w:p>
+      <w:pPr>
+        <w:pStyle w:val="Nagwek5"/>
+        <w:numPr>
+          <w:ilvl w:val="4"/>
+          <w:numId w:val="1"/>
+        </w:numPr>
+        <w:ind w:left="0" w:hanging="0"/>
+        <w:rPr>
+          <w:rFonts w:ascii="Liberation Serif" w:hAnsi="Liberation Serif" w:cs="Mangal"/>
+          <w:b/>
+          <w:b/>
+          <w:bCs/>
           <w:sz w:val="32"/>
           <w:szCs w:val="32"/>
         </w:rPr>
@@ -5843,28 +5562,25 @@
       <w:r>
         <w:rPr>
           <w:rStyle w:val="Strong"/>
-          <w:rFonts w:cs="Mangal"/>
-          <w:b w:val="false"/>
-          <w:bCs w:val="false"/>
-          <w:sz w:val="32"/>
-          <w:szCs w:val="32"/>
-        </w:rPr>
+          <w:rFonts w:cs="Mangal" w:ascii="Liberation Serif" w:hAnsi="Liberation Serif"/>
+          <w:b/>
+          <w:bCs/>
+          <w:sz w:val="32"/>
+          <w:szCs w:val="32"/>
+        </w:rPr>
+        <w:tab/>
         <w:t>7.1 Test 1 – Inicjalizacja ViewModelu sklepu</w:t>
       </w:r>
     </w:p>
     <w:p>
       <w:pPr>
-        <w:pStyle w:val="BodyText"/>
-        <w:rPr>
-          <w:rFonts w:cs="Mangal"/>
-          <w:sz w:val="32"/>
-          <w:szCs w:val="32"/>
-        </w:rPr>
+        <w:pStyle w:val="Tretekstu"/>
+        <w:rPr/>
       </w:pPr>
       <w:r>
         <w:rPr>
           <w:rStyle w:val="Strong"/>
-          <w:rFonts w:cs="Mangal"/>
+          <w:rFonts w:cs="Mangal" w:ascii="Liberation Serif" w:hAnsi="Liberation Serif"/>
           <w:b w:val="false"/>
           <w:bCs w:val="false"/>
           <w:sz w:val="32"/>
@@ -5875,7 +5591,7 @@
       </w:r>
       <w:r>
         <w:rPr>
-          <w:rFonts w:cs="Mangal"/>
+          <w:rFonts w:cs="Mangal" w:ascii="Liberation Serif" w:hAnsi="Liberation Serif"/>
           <w:b w:val="false"/>
           <w:bCs w:val="false"/>
           <w:sz w:val="32"/>
@@ -5888,7 +5604,7 @@
       <w:r>
         <w:rPr>
           <w:rStyle w:val="Strong"/>
-          <w:rFonts w:cs="Mangal"/>
+          <w:rFonts w:cs="Mangal" w:ascii="Liberation Serif" w:hAnsi="Liberation Serif"/>
           <w:b w:val="false"/>
           <w:bCs w:val="false"/>
           <w:sz w:val="32"/>
@@ -5898,20 +5614,39 @@
       </w:r>
       <w:r>
         <w:rPr>
-          <w:rFonts w:cs="Mangal"/>
-          <w:b w:val="false"/>
-          <w:bCs w:val="false"/>
-          <w:sz w:val="32"/>
-          <w:szCs w:val="32"/>
-        </w:rPr>
-        <w:t xml:space="preserve"> Developer A</w:t>
+          <w:rFonts w:cs="Mangal" w:ascii="Liberation Serif" w:hAnsi="Liberation Serif"/>
+          <w:b w:val="false"/>
+          <w:bCs w:val="false"/>
+          <w:sz w:val="32"/>
+          <w:szCs w:val="32"/>
+        </w:rPr>
+        <w:t xml:space="preserve"> </w:t>
+      </w:r>
+      <w:r>
+        <w:rPr>
+          <w:rFonts w:cs="Mangal" w:ascii="Liberation Serif" w:hAnsi="Liberation Serif"/>
+          <w:b w:val="false"/>
+          <w:bCs w:val="false"/>
+          <w:sz w:val="32"/>
+          <w:szCs w:val="32"/>
+        </w:rPr>
+        <w:t>Michał Baniak</w:t>
+      </w:r>
+      <w:r>
+        <w:rPr>
+          <w:rFonts w:cs="Mangal" w:ascii="Liberation Serif" w:hAnsi="Liberation Serif"/>
+          <w:b w:val="false"/>
+          <w:bCs w:val="false"/>
+          <w:sz w:val="32"/>
+          <w:szCs w:val="32"/>
+        </w:rPr>
         <w:br/>
         <w:tab/>
       </w:r>
       <w:r>
         <w:rPr>
           <w:rStyle w:val="Strong"/>
-          <w:rFonts w:cs="Mangal"/>
+          <w:rFonts w:cs="Mangal" w:ascii="Liberation Serif" w:hAnsi="Liberation Serif"/>
           <w:b w:val="false"/>
           <w:bCs w:val="false"/>
           <w:sz w:val="32"/>
@@ -5921,7 +5656,7 @@
       </w:r>
       <w:r>
         <w:rPr>
-          <w:rFonts w:cs="Mangal"/>
+          <w:rFonts w:cs="Mangal" w:ascii="Liberation Serif" w:hAnsi="Liberation Serif"/>
           <w:b w:val="false"/>
           <w:bCs w:val="false"/>
           <w:sz w:val="32"/>
@@ -5933,6 +5668,7 @@
       <w:r>
         <w:rPr>
           <w:rStyle w:val="Tekstrdowy"/>
+          <w:rFonts w:ascii="Liberation Serif" w:hAnsi="Liberation Serif"/>
           <w:b w:val="false"/>
           <w:bCs w:val="false"/>
           <w:sz w:val="32"/>
@@ -5942,7 +5678,7 @@
       </w:r>
       <w:r>
         <w:rPr>
-          <w:rFonts w:cs="Mangal"/>
+          <w:rFonts w:cs="Mangal" w:ascii="Liberation Serif" w:hAnsi="Liberation Serif"/>
           <w:b w:val="false"/>
           <w:bCs w:val="false"/>
           <w:sz w:val="32"/>
@@ -5955,7 +5691,7 @@
       <w:r>
         <w:rPr>
           <w:rStyle w:val="Strong"/>
-          <w:rFonts w:cs="Mangal"/>
+          <w:rFonts w:cs="Mangal" w:ascii="Liberation Serif" w:hAnsi="Liberation Serif"/>
           <w:b w:val="false"/>
           <w:bCs w:val="false"/>
           <w:sz w:val="32"/>
@@ -5965,28 +5701,19 @@
       </w:r>
       <w:r>
         <w:rPr>
-          <w:rFonts w:cs="Mangal"/>
-          <w:b w:val="false"/>
-          <w:bCs w:val="false"/>
-          <w:sz w:val="32"/>
-          <w:szCs w:val="32"/>
-        </w:rPr>
-        <w:t xml:space="preserve"> Po poprawie działa, wcześnie</w:t>
-      </w:r>
-      <w:r>
-        <w:rPr>
-          <w:rFonts w:cs="Mangal"/>
-          <w:b w:val="false"/>
-          <w:bCs w:val="false"/>
-          <w:sz w:val="32"/>
-          <w:szCs w:val="32"/>
-        </w:rPr>
-        <w:t xml:space="preserve">j </w:t>
+          <w:rFonts w:cs="Mangal" w:ascii="Liberation Serif" w:hAnsi="Liberation Serif"/>
+          <w:b w:val="false"/>
+          <w:bCs w:val="false"/>
+          <w:sz w:val="32"/>
+          <w:szCs w:val="32"/>
+        </w:rPr>
+        <w:t xml:space="preserve"> Po poprawie działa, wcześniej </w:t>
         <w:tab/>
       </w:r>
       <w:r>
         <w:rPr>
           <w:rStyle w:val="Tekstrdowy"/>
+          <w:rFonts w:ascii="Liberation Serif" w:hAnsi="Liberation Serif"/>
           <w:b w:val="false"/>
           <w:bCs w:val="false"/>
           <w:sz w:val="32"/>
@@ -5996,7 +5723,7 @@
       </w:r>
       <w:r>
         <w:rPr>
-          <w:rFonts w:cs="Mangal"/>
+          <w:rFonts w:cs="Mangal" w:ascii="Liberation Serif" w:hAnsi="Liberation Serif"/>
           <w:b w:val="false"/>
           <w:bCs w:val="false"/>
           <w:sz w:val="32"/>
@@ -6009,7 +5736,7 @@
       <w:r>
         <w:rPr>
           <w:rStyle w:val="Strong"/>
-          <w:rFonts w:cs="Mangal"/>
+          <w:rFonts w:cs="Mangal" w:ascii="Liberation Serif" w:hAnsi="Liberation Serif"/>
           <w:b w:val="false"/>
           <w:bCs w:val="false"/>
           <w:sz w:val="32"/>
@@ -6019,7 +5746,7 @@
       </w:r>
       <w:r>
         <w:rPr>
-          <w:rFonts w:cs="Mangal"/>
+          <w:rFonts w:cs="Mangal" w:ascii="Liberation Serif" w:hAnsi="Liberation Serif"/>
           <w:b w:val="false"/>
           <w:bCs w:val="false"/>
           <w:sz w:val="32"/>
@@ -6032,7 +5759,7 @@
       <w:r>
         <w:rPr>
           <w:rStyle w:val="Strong"/>
-          <w:rFonts w:cs="Mangal"/>
+          <w:rFonts w:cs="Mangal" w:ascii="Liberation Serif" w:hAnsi="Liberation Serif"/>
           <w:b w:val="false"/>
           <w:bCs w:val="false"/>
           <w:sz w:val="32"/>
@@ -6042,7 +5769,7 @@
       </w:r>
       <w:r>
         <w:rPr>
-          <w:rFonts w:cs="Mangal"/>
+          <w:rFonts w:cs="Mangal" w:ascii="Liberation Serif" w:hAnsi="Liberation Serif"/>
           <w:b w:val="false"/>
           <w:bCs w:val="false"/>
           <w:sz w:val="32"/>
@@ -6055,12 +5782,14 @@
       <w:pPr>
         <w:pStyle w:val="ListParagraph"/>
         <w:rPr>
-          <w:sz w:val="32"/>
-          <w:szCs w:val="32"/>
-        </w:rPr>
-      </w:pPr>
-      <w:r>
-        <w:rPr>
+          <w:rFonts w:ascii="Liberation Serif" w:hAnsi="Liberation Serif"/>
+          <w:sz w:val="32"/>
+          <w:szCs w:val="32"/>
+        </w:rPr>
+      </w:pPr>
+      <w:r>
+        <w:rPr>
+          <w:rFonts w:ascii="Liberation Serif" w:hAnsi="Liberation Serif"/>
           <w:sz w:val="32"/>
           <w:szCs w:val="32"/>
         </w:rPr>
@@ -6069,14 +5798,12 @@
     <w:p>
       <w:pPr>
         <w:pStyle w:val="ListParagraph"/>
-        <w:ind w:left="0"/>
-        <w:rPr>
-          <w:sz w:val="32"/>
-          <w:szCs w:val="32"/>
-        </w:rPr>
-      </w:pPr>
-      <w:r>
-        <w:rPr>
+        <w:ind w:left="0" w:hanging="0"/>
+        <w:rPr/>
+      </w:pPr>
+      <w:r>
+        <w:rPr>
+          <w:rFonts w:ascii="Liberation Serif" w:hAnsi="Liberation Serif"/>
           <w:sz w:val="32"/>
           <w:szCs w:val="32"/>
         </w:rPr>
@@ -6084,8 +5811,9 @@
       </w:r>
       <w:r>
         <w:rPr>
-          <w:b w:val="false"/>
-          <w:bCs w:val="false"/>
+          <w:rFonts w:ascii="Liberation Serif" w:hAnsi="Liberation Serif"/>
+          <w:b/>
+          <w:bCs/>
           <w:sz w:val="32"/>
           <w:szCs w:val="32"/>
         </w:rPr>
@@ -6094,9 +5822,9 @@
       <w:r>
         <w:rPr>
           <w:rStyle w:val="Strong"/>
-          <w:rFonts w:cs="Mangal"/>
-          <w:b w:val="false"/>
-          <w:bCs w:val="false"/>
+          <w:rFonts w:cs="Mangal" w:ascii="Liberation Serif" w:hAnsi="Liberation Serif"/>
+          <w:b/>
+          <w:bCs/>
           <w:sz w:val="32"/>
           <w:szCs w:val="32"/>
         </w:rPr>
@@ -6105,17 +5833,13 @@
     </w:p>
     <w:p>
       <w:pPr>
-        <w:pStyle w:val="BodyText"/>
-        <w:rPr>
-          <w:rFonts w:cs="Mangal"/>
-          <w:sz w:val="32"/>
-          <w:szCs w:val="32"/>
-        </w:rPr>
+        <w:pStyle w:val="Tretekstu"/>
+        <w:rPr/>
       </w:pPr>
       <w:r>
         <w:rPr>
           <w:rStyle w:val="Strong"/>
-          <w:rFonts w:cs="Mangal"/>
+          <w:rFonts w:cs="Mangal" w:ascii="Liberation Serif" w:hAnsi="Liberation Serif"/>
           <w:b w:val="false"/>
           <w:bCs w:val="false"/>
           <w:sz w:val="32"/>
@@ -6126,7 +5850,7 @@
       </w:r>
       <w:r>
         <w:rPr>
-          <w:rFonts w:cs="Mangal"/>
+          <w:rFonts w:cs="Mangal" w:ascii="Liberation Serif" w:hAnsi="Liberation Serif"/>
           <w:b w:val="false"/>
           <w:bCs w:val="false"/>
           <w:sz w:val="32"/>
@@ -6139,7 +5863,7 @@
       <w:r>
         <w:rPr>
           <w:rStyle w:val="Strong"/>
-          <w:rFonts w:cs="Mangal"/>
+          <w:rFonts w:cs="Mangal" w:ascii="Liberation Serif" w:hAnsi="Liberation Serif"/>
           <w:b w:val="false"/>
           <w:bCs w:val="false"/>
           <w:sz w:val="32"/>
@@ -6149,20 +5873,39 @@
       </w:r>
       <w:r>
         <w:rPr>
-          <w:rFonts w:cs="Mangal"/>
-          <w:b w:val="false"/>
-          <w:bCs w:val="false"/>
-          <w:sz w:val="32"/>
-          <w:szCs w:val="32"/>
-        </w:rPr>
-        <w:t xml:space="preserve"> Developer B</w:t>
+          <w:rFonts w:cs="Mangal" w:ascii="Liberation Serif" w:hAnsi="Liberation Serif"/>
+          <w:b w:val="false"/>
+          <w:bCs w:val="false"/>
+          <w:sz w:val="32"/>
+          <w:szCs w:val="32"/>
+        </w:rPr>
+        <w:t xml:space="preserve"> </w:t>
+      </w:r>
+      <w:r>
+        <w:rPr>
+          <w:rFonts w:cs="Mangal" w:ascii="Liberation Serif" w:hAnsi="Liberation Serif"/>
+          <w:b w:val="false"/>
+          <w:bCs w:val="false"/>
+          <w:sz w:val="32"/>
+          <w:szCs w:val="32"/>
+        </w:rPr>
+        <w:t>Bartosz Michalik</w:t>
+      </w:r>
+      <w:r>
+        <w:rPr>
+          <w:rFonts w:cs="Mangal" w:ascii="Liberation Serif" w:hAnsi="Liberation Serif"/>
+          <w:b w:val="false"/>
+          <w:bCs w:val="false"/>
+          <w:sz w:val="32"/>
+          <w:szCs w:val="32"/>
+        </w:rPr>
         <w:br/>
         <w:tab/>
       </w:r>
       <w:r>
         <w:rPr>
           <w:rStyle w:val="Strong"/>
-          <w:rFonts w:cs="Mangal"/>
+          <w:rFonts w:cs="Mangal" w:ascii="Liberation Serif" w:hAnsi="Liberation Serif"/>
           <w:b w:val="false"/>
           <w:bCs w:val="false"/>
           <w:sz w:val="32"/>
@@ -6172,7 +5915,7 @@
       </w:r>
       <w:r>
         <w:rPr>
-          <w:rFonts w:cs="Mangal"/>
+          <w:rFonts w:cs="Mangal" w:ascii="Liberation Serif" w:hAnsi="Liberation Serif"/>
           <w:b w:val="false"/>
           <w:bCs w:val="false"/>
           <w:sz w:val="32"/>
@@ -6183,6 +5926,7 @@
       <w:r>
         <w:rPr>
           <w:rStyle w:val="Tekstrdowy"/>
+          <w:rFonts w:ascii="Liberation Serif" w:hAnsi="Liberation Serif"/>
           <w:b w:val="false"/>
           <w:bCs w:val="false"/>
           <w:sz w:val="32"/>
@@ -6192,7 +5936,7 @@
       </w:r>
       <w:r>
         <w:rPr>
-          <w:rFonts w:cs="Mangal"/>
+          <w:rFonts w:cs="Mangal" w:ascii="Liberation Serif" w:hAnsi="Liberation Serif"/>
           <w:b w:val="false"/>
           <w:bCs w:val="false"/>
           <w:sz w:val="32"/>
@@ -6207,7 +5951,7 @@
       <w:r>
         <w:rPr>
           <w:rStyle w:val="Strong"/>
-          <w:rFonts w:cs="Mangal"/>
+          <w:rFonts w:cs="Mangal" w:ascii="Liberation Serif" w:hAnsi="Liberation Serif"/>
           <w:b w:val="false"/>
           <w:bCs w:val="false"/>
           <w:sz w:val="32"/>
@@ -6217,39 +5961,20 @@
       </w:r>
       <w:r>
         <w:rPr>
-          <w:rFonts w:cs="Mangal"/>
-          <w:b w:val="false"/>
-          <w:bCs w:val="false"/>
-          <w:sz w:val="32"/>
-          <w:szCs w:val="32"/>
-        </w:rPr>
-        <w:t xml:space="preserve"> </w:t>
-      </w:r>
-      <w:r>
-        <w:rPr>
-          <w:rFonts w:cs="Mangal"/>
-          <w:b w:val="false"/>
-          <w:bCs w:val="false"/>
-          <w:sz w:val="32"/>
-          <w:szCs w:val="32"/>
-        </w:rPr>
-        <w:t>Działa Poprawnie</w:t>
-      </w:r>
-      <w:r>
-        <w:rPr>
-          <w:rFonts w:cs="Mangal"/>
-          <w:b w:val="false"/>
-          <w:bCs w:val="false"/>
-          <w:sz w:val="32"/>
-          <w:szCs w:val="32"/>
-        </w:rPr>
+          <w:rFonts w:cs="Mangal" w:ascii="Liberation Serif" w:hAnsi="Liberation Serif"/>
+          <w:b w:val="false"/>
+          <w:bCs w:val="false"/>
+          <w:sz w:val="32"/>
+          <w:szCs w:val="32"/>
+        </w:rPr>
+        <w:t xml:space="preserve"> Działa Poprawnie</w:t>
         <w:br/>
         <w:tab/>
       </w:r>
       <w:r>
         <w:rPr>
           <w:rStyle w:val="Strong"/>
-          <w:rFonts w:cs="Mangal"/>
+          <w:rFonts w:cs="Mangal" w:ascii="Liberation Serif" w:hAnsi="Liberation Serif"/>
           <w:b w:val="false"/>
           <w:bCs w:val="false"/>
           <w:sz w:val="32"/>
@@ -6259,7 +5984,7 @@
       </w:r>
       <w:r>
         <w:rPr>
-          <w:rFonts w:cs="Mangal"/>
+          <w:rFonts w:cs="Mangal" w:ascii="Liberation Serif" w:hAnsi="Liberation Serif"/>
           <w:b w:val="false"/>
           <w:bCs w:val="false"/>
           <w:sz w:val="32"/>
@@ -6272,7 +5997,7 @@
       <w:r>
         <w:rPr>
           <w:rStyle w:val="Strong"/>
-          <w:rFonts w:cs="Mangal"/>
+          <w:rFonts w:cs="Mangal" w:ascii="Liberation Serif" w:hAnsi="Liberation Serif"/>
           <w:b w:val="false"/>
           <w:bCs w:val="false"/>
           <w:sz w:val="32"/>
@@ -6282,7 +6007,7 @@
       </w:r>
       <w:r>
         <w:rPr>
-          <w:rFonts w:cs="Mangal"/>
+          <w:rFonts w:cs="Mangal" w:ascii="Liberation Serif" w:hAnsi="Liberation Serif"/>
           <w:b w:val="false"/>
           <w:bCs w:val="false"/>
           <w:sz w:val="32"/>
@@ -6294,14 +6019,16 @@
     <w:p>
       <w:pPr>
         <w:pStyle w:val="ListParagraph"/>
-        <w:ind w:left="0"/>
-        <w:rPr>
-          <w:sz w:val="32"/>
-          <w:szCs w:val="32"/>
-        </w:rPr>
-      </w:pPr>
-      <w:r>
-        <w:rPr>
+        <w:ind w:left="0" w:hanging="0"/>
+        <w:rPr>
+          <w:rFonts w:ascii="Liberation Serif" w:hAnsi="Liberation Serif"/>
+          <w:sz w:val="32"/>
+          <w:szCs w:val="32"/>
+        </w:rPr>
+      </w:pPr>
+      <w:r>
+        <w:rPr>
+          <w:rFonts w:ascii="Liberation Serif" w:hAnsi="Liberation Serif"/>
           <w:sz w:val="32"/>
           <w:szCs w:val="32"/>
         </w:rPr>
@@ -6310,14 +6037,16 @@
     <w:p>
       <w:pPr>
         <w:pStyle w:val="ListParagraph"/>
-        <w:ind w:left="0"/>
-        <w:rPr>
-          <w:sz w:val="32"/>
-          <w:szCs w:val="32"/>
-        </w:rPr>
-      </w:pPr>
-      <w:r>
-        <w:rPr>
+        <w:ind w:left="0" w:hanging="0"/>
+        <w:rPr>
+          <w:rFonts w:ascii="Liberation Serif" w:hAnsi="Liberation Serif"/>
+          <w:sz w:val="32"/>
+          <w:szCs w:val="32"/>
+        </w:rPr>
+      </w:pPr>
+      <w:r>
+        <w:rPr>
+          <w:rFonts w:ascii="Liberation Serif" w:hAnsi="Liberation Serif"/>
           <w:sz w:val="32"/>
           <w:szCs w:val="32"/>
         </w:rPr>
@@ -6326,14 +6055,12 @@
     <w:p>
       <w:pPr>
         <w:pStyle w:val="ListParagraph"/>
-        <w:ind w:left="0"/>
-        <w:rPr>
-          <w:sz w:val="32"/>
-          <w:szCs w:val="32"/>
-        </w:rPr>
-      </w:pPr>
-      <w:r>
-        <w:rPr>
+        <w:ind w:left="0" w:hanging="0"/>
+        <w:rPr/>
+      </w:pPr>
+      <w:r>
+        <w:rPr>
+          <w:rFonts w:ascii="Liberation Serif" w:hAnsi="Liberation Serif"/>
           <w:b w:val="false"/>
           <w:bCs w:val="false"/>
           <w:sz w:val="32"/>
@@ -6344,9 +6071,9 @@
       <w:r>
         <w:rPr>
           <w:rStyle w:val="Strong"/>
-          <w:rFonts w:cs="Mangal"/>
-          <w:b w:val="false"/>
-          <w:bCs w:val="false"/>
+          <w:rFonts w:cs="Mangal" w:ascii="Liberation Serif" w:hAnsi="Liberation Serif"/>
+          <w:b/>
+          <w:bCs/>
           <w:sz w:val="32"/>
           <w:szCs w:val="32"/>
         </w:rPr>
@@ -6355,17 +6082,13 @@
     </w:p>
     <w:p>
       <w:pPr>
-        <w:pStyle w:val="BodyText"/>
-        <w:rPr>
-          <w:rFonts w:cs="Mangal"/>
-          <w:sz w:val="32"/>
-          <w:szCs w:val="32"/>
-        </w:rPr>
+        <w:pStyle w:val="Tretekstu"/>
+        <w:rPr/>
       </w:pPr>
       <w:r>
         <w:rPr>
           <w:rStyle w:val="Strong"/>
-          <w:rFonts w:cs="Mangal"/>
+          <w:rFonts w:cs="Mangal" w:ascii="Liberation Serif" w:hAnsi="Liberation Serif"/>
           <w:b w:val="false"/>
           <w:bCs w:val="false"/>
           <w:sz w:val="32"/>
@@ -6376,7 +6099,7 @@
       </w:r>
       <w:r>
         <w:rPr>
-          <w:rFonts w:cs="Mangal"/>
+          <w:rFonts w:cs="Mangal" w:ascii="Liberation Serif" w:hAnsi="Liberation Serif"/>
           <w:b w:val="false"/>
           <w:bCs w:val="false"/>
           <w:sz w:val="32"/>
@@ -6389,7 +6112,7 @@
       <w:r>
         <w:rPr>
           <w:rStyle w:val="Strong"/>
-          <w:rFonts w:cs="Mangal"/>
+          <w:rFonts w:cs="Mangal" w:ascii="Liberation Serif" w:hAnsi="Liberation Serif"/>
           <w:b w:val="false"/>
           <w:bCs w:val="false"/>
           <w:sz w:val="32"/>
@@ -6399,20 +6122,39 @@
       </w:r>
       <w:r>
         <w:rPr>
-          <w:rFonts w:cs="Mangal"/>
-          <w:b w:val="false"/>
-          <w:bCs w:val="false"/>
-          <w:sz w:val="32"/>
-          <w:szCs w:val="32"/>
-        </w:rPr>
-        <w:t xml:space="preserve"> Developer B</w:t>
+          <w:rFonts w:cs="Mangal" w:ascii="Liberation Serif" w:hAnsi="Liberation Serif"/>
+          <w:b w:val="false"/>
+          <w:bCs w:val="false"/>
+          <w:sz w:val="32"/>
+          <w:szCs w:val="32"/>
+        </w:rPr>
+        <w:t xml:space="preserve"> </w:t>
+      </w:r>
+      <w:r>
+        <w:rPr>
+          <w:rFonts w:cs="Mangal" w:ascii="Liberation Serif" w:hAnsi="Liberation Serif"/>
+          <w:b w:val="false"/>
+          <w:bCs w:val="false"/>
+          <w:sz w:val="32"/>
+          <w:szCs w:val="32"/>
+        </w:rPr>
+        <w:t>Michał Bryła</w:t>
+      </w:r>
+      <w:r>
+        <w:rPr>
+          <w:rFonts w:cs="Mangal" w:ascii="Liberation Serif" w:hAnsi="Liberation Serif"/>
+          <w:b w:val="false"/>
+          <w:bCs w:val="false"/>
+          <w:sz w:val="32"/>
+          <w:szCs w:val="32"/>
+        </w:rPr>
         <w:br/>
         <w:tab/>
       </w:r>
       <w:r>
         <w:rPr>
           <w:rStyle w:val="Strong"/>
-          <w:rFonts w:cs="Mangal"/>
+          <w:rFonts w:cs="Mangal" w:ascii="Liberation Serif" w:hAnsi="Liberation Serif"/>
           <w:b w:val="false"/>
           <w:bCs w:val="false"/>
           <w:sz w:val="32"/>
@@ -6422,7 +6164,7 @@
       </w:r>
       <w:r>
         <w:rPr>
-          <w:rFonts w:cs="Mangal"/>
+          <w:rFonts w:cs="Mangal" w:ascii="Liberation Serif" w:hAnsi="Liberation Serif"/>
           <w:b w:val="false"/>
           <w:bCs w:val="false"/>
           <w:sz w:val="32"/>
@@ -6434,6 +6176,7 @@
       <w:r>
         <w:rPr>
           <w:rStyle w:val="Tekstrdowy"/>
+          <w:rFonts w:ascii="Liberation Serif" w:hAnsi="Liberation Serif"/>
           <w:b w:val="false"/>
           <w:bCs w:val="false"/>
           <w:sz w:val="32"/>
@@ -6443,7 +6186,7 @@
       </w:r>
       <w:r>
         <w:rPr>
-          <w:rFonts w:cs="Mangal"/>
+          <w:rFonts w:cs="Mangal" w:ascii="Liberation Serif" w:hAnsi="Liberation Serif"/>
           <w:b w:val="false"/>
           <w:bCs w:val="false"/>
           <w:sz w:val="32"/>
@@ -6456,7 +6199,7 @@
       <w:r>
         <w:rPr>
           <w:rStyle w:val="Strong"/>
-          <w:rFonts w:cs="Mangal"/>
+          <w:rFonts w:cs="Mangal" w:ascii="Liberation Serif" w:hAnsi="Liberation Serif"/>
           <w:b w:val="false"/>
           <w:bCs w:val="false"/>
           <w:sz w:val="32"/>
@@ -6466,39 +6209,20 @@
       </w:r>
       <w:r>
         <w:rPr>
-          <w:rFonts w:cs="Mangal"/>
-          <w:b w:val="false"/>
-          <w:bCs w:val="false"/>
-          <w:sz w:val="32"/>
-          <w:szCs w:val="32"/>
-        </w:rPr>
-        <w:t xml:space="preserve"> </w:t>
-      </w:r>
-      <w:r>
-        <w:rPr>
-          <w:rFonts w:cs="Mangal"/>
-          <w:b w:val="false"/>
-          <w:bCs w:val="false"/>
-          <w:sz w:val="32"/>
-          <w:szCs w:val="32"/>
-        </w:rPr>
-        <w:t>Działa Poprawnie</w:t>
-      </w:r>
-      <w:r>
-        <w:rPr>
-          <w:rFonts w:cs="Mangal"/>
-          <w:b w:val="false"/>
-          <w:bCs w:val="false"/>
-          <w:sz w:val="32"/>
-          <w:szCs w:val="32"/>
-        </w:rPr>
+          <w:rFonts w:cs="Mangal" w:ascii="Liberation Serif" w:hAnsi="Liberation Serif"/>
+          <w:b w:val="false"/>
+          <w:bCs w:val="false"/>
+          <w:sz w:val="32"/>
+          <w:szCs w:val="32"/>
+        </w:rPr>
+        <w:t xml:space="preserve"> Działa Poprawnie</w:t>
         <w:br/>
         <w:tab/>
       </w:r>
       <w:r>
         <w:rPr>
           <w:rStyle w:val="Strong"/>
-          <w:rFonts w:cs="Mangal"/>
+          <w:rFonts w:cs="Mangal" w:ascii="Liberation Serif" w:hAnsi="Liberation Serif"/>
           <w:b w:val="false"/>
           <w:bCs w:val="false"/>
           <w:sz w:val="32"/>
@@ -6508,7 +6232,7 @@
       </w:r>
       <w:r>
         <w:rPr>
-          <w:rFonts w:cs="Mangal"/>
+          <w:rFonts w:cs="Mangal" w:ascii="Liberation Serif" w:hAnsi="Liberation Serif"/>
           <w:b w:val="false"/>
           <w:bCs w:val="false"/>
           <w:sz w:val="32"/>
@@ -6519,6 +6243,7 @@
       <w:r>
         <w:rPr>
           <w:rStyle w:val="Tekstrdowy"/>
+          <w:rFonts w:ascii="Liberation Serif" w:hAnsi="Liberation Serif"/>
           <w:b w:val="false"/>
           <w:bCs w:val="false"/>
           <w:sz w:val="32"/>
@@ -6528,7 +6253,7 @@
       </w:r>
       <w:r>
         <w:rPr>
-          <w:rFonts w:cs="Mangal"/>
+          <w:rFonts w:cs="Mangal" w:ascii="Liberation Serif" w:hAnsi="Liberation Serif"/>
           <w:b w:val="false"/>
           <w:bCs w:val="false"/>
           <w:sz w:val="32"/>
@@ -6539,18 +6264,12 @@
     </w:p>
     <w:p>
       <w:pPr>
-        <w:pStyle w:val="BodyText"/>
-        <w:rPr>
-          <w:rFonts w:cs="Mangal"/>
-          <w:b w:val="false"/>
-          <w:bCs w:val="false"/>
-          <w:sz w:val="32"/>
-          <w:szCs w:val="32"/>
-        </w:rPr>
-      </w:pPr>
-      <w:r>
-        <w:rPr>
-          <w:rFonts w:cs="Mangal"/>
+        <w:pStyle w:val="Tretekstu"/>
+        <w:rPr/>
+      </w:pPr>
+      <w:r>
+        <w:rPr>
+          <w:rFonts w:cs="Mangal" w:ascii="Liberation Serif" w:hAnsi="Liberation Serif"/>
           <w:b w:val="false"/>
           <w:bCs w:val="false"/>
           <w:sz w:val="32"/>
@@ -6561,9 +6280,9 @@
       <w:r>
         <w:rPr>
           <w:rStyle w:val="Strong"/>
-          <w:rFonts w:cs="Mangal"/>
-          <w:b w:val="false"/>
-          <w:bCs w:val="false"/>
+          <w:rFonts w:cs="Mangal" w:ascii="Liberation Serif" w:hAnsi="Liberation Serif"/>
+          <w:b/>
+          <w:bCs/>
           <w:sz w:val="32"/>
           <w:szCs w:val="32"/>
         </w:rPr>
@@ -6572,17 +6291,13 @@
     </w:p>
     <w:p>
       <w:pPr>
-        <w:pStyle w:val="BodyText"/>
-        <w:rPr>
-          <w:rFonts w:cs="Mangal"/>
-          <w:sz w:val="32"/>
-          <w:szCs w:val="32"/>
-        </w:rPr>
+        <w:pStyle w:val="Tretekstu"/>
+        <w:rPr/>
       </w:pPr>
       <w:r>
         <w:rPr>
           <w:rStyle w:val="Strong"/>
-          <w:rFonts w:cs="Mangal"/>
+          <w:rFonts w:cs="Mangal" w:ascii="Liberation Serif" w:hAnsi="Liberation Serif"/>
           <w:b w:val="false"/>
           <w:bCs w:val="false"/>
           <w:sz w:val="32"/>
@@ -6593,7 +6308,7 @@
       </w:r>
       <w:r>
         <w:rPr>
-          <w:rFonts w:cs="Mangal"/>
+          <w:rFonts w:cs="Mangal" w:ascii="Liberation Serif" w:hAnsi="Liberation Serif"/>
           <w:b w:val="false"/>
           <w:bCs w:val="false"/>
           <w:sz w:val="32"/>
@@ -6606,7 +6321,7 @@
       <w:r>
         <w:rPr>
           <w:rStyle w:val="Strong"/>
-          <w:rFonts w:cs="Mangal"/>
+          <w:rFonts w:cs="Mangal" w:ascii="Liberation Serif" w:hAnsi="Liberation Serif"/>
           <w:b w:val="false"/>
           <w:bCs w:val="false"/>
           <w:sz w:val="32"/>
@@ -6616,30 +6331,40 @@
       </w:r>
       <w:r>
         <w:rPr>
-          <w:rFonts w:cs="Mangal"/>
-          <w:b w:val="false"/>
-          <w:bCs w:val="false"/>
-          <w:sz w:val="32"/>
-          <w:szCs w:val="32"/>
-        </w:rPr>
-        <w:t xml:space="preserve"> Developer C</w:t>
+          <w:rFonts w:cs="Mangal" w:ascii="Liberation Serif" w:hAnsi="Liberation Serif"/>
+          <w:b w:val="false"/>
+          <w:bCs w:val="false"/>
+          <w:sz w:val="32"/>
+          <w:szCs w:val="32"/>
+        </w:rPr>
+        <w:t xml:space="preserve"> </w:t>
+      </w:r>
+      <w:r>
+        <w:rPr>
+          <w:rFonts w:cs="Mangal" w:ascii="Liberation Serif" w:hAnsi="Liberation Serif"/>
+          <w:b w:val="false"/>
+          <w:bCs w:val="false"/>
+          <w:sz w:val="32"/>
+          <w:szCs w:val="32"/>
+        </w:rPr>
+        <w:t>Michał Bryła</w:t>
+      </w:r>
+      <w:r>
+        <w:rPr>
+          <w:rFonts w:cs="Mangal" w:ascii="Liberation Serif" w:hAnsi="Liberation Serif"/>
+          <w:b w:val="false"/>
+          <w:bCs w:val="false"/>
+          <w:sz w:val="32"/>
+          <w:szCs w:val="32"/>
+        </w:rPr>
         <w:br/>
         <w:tab/>
-      </w:r>
-      <w:r>
-        <w:rPr>
-          <w:rFonts w:cs="Mangal"/>
-          <w:b w:val="false"/>
-          <w:bCs w:val="false"/>
-          <w:sz w:val="32"/>
-          <w:szCs w:val="32"/>
-        </w:rPr>
         <w:t>O</w:t>
       </w:r>
       <w:r>
         <w:rPr>
           <w:rStyle w:val="Strong"/>
-          <w:rFonts w:cs="Mangal"/>
+          <w:rFonts w:cs="Mangal" w:ascii="Liberation Serif" w:hAnsi="Liberation Serif"/>
           <w:b w:val="false"/>
           <w:bCs w:val="false"/>
           <w:sz w:val="32"/>
@@ -6649,7 +6374,7 @@
       </w:r>
       <w:r>
         <w:rPr>
-          <w:rFonts w:cs="Mangal"/>
+          <w:rFonts w:cs="Mangal" w:ascii="Liberation Serif" w:hAnsi="Liberation Serif"/>
           <w:b w:val="false"/>
           <w:bCs w:val="false"/>
           <w:sz w:val="32"/>
@@ -6662,7 +6387,7 @@
       <w:r>
         <w:rPr>
           <w:rStyle w:val="Strong"/>
-          <w:rFonts w:cs="Mangal"/>
+          <w:rFonts w:cs="Mangal" w:ascii="Liberation Serif" w:hAnsi="Liberation Serif"/>
           <w:b w:val="false"/>
           <w:bCs w:val="false"/>
           <w:sz w:val="32"/>
@@ -6672,58 +6397,45 @@
       </w:r>
       <w:r>
         <w:rPr>
-          <w:rFonts w:cs="Mangal"/>
-          <w:b w:val="false"/>
-          <w:bCs w:val="false"/>
-          <w:sz w:val="32"/>
-          <w:szCs w:val="32"/>
-        </w:rPr>
-        <w:t xml:space="preserve"> </w:t>
-      </w:r>
-      <w:r>
-        <w:rPr>
-          <w:rFonts w:cs="Mangal"/>
-          <w:b w:val="false"/>
-          <w:bCs w:val="false"/>
-          <w:sz w:val="32"/>
-          <w:szCs w:val="32"/>
-        </w:rPr>
-        <w:t>Działa poprawnie</w:t>
-      </w:r>
-    </w:p>
-    <w:p>
-      <w:pPr>
-        <w:pStyle w:val="BodyText"/>
-        <w:rPr>
-          <w:rFonts w:cs="Mangal"/>
-          <w:b w:val="false"/>
-          <w:bCs w:val="false"/>
-          <w:sz w:val="32"/>
-          <w:szCs w:val="32"/>
-        </w:rPr>
-      </w:pPr>
-      <w:r>
-        <w:rPr>
-          <w:rFonts w:cs="Mangal"/>
-          <w:b w:val="false"/>
-          <w:bCs w:val="false"/>
-          <w:sz w:val="32"/>
-          <w:szCs w:val="32"/>
-        </w:rPr>
-      </w:r>
-    </w:p>
-    <w:p>
-      <w:pPr>
-        <w:pStyle w:val="BodyText"/>
-        <w:rPr>
-          <w:rFonts w:cs="Mangal"/>
-          <w:sz w:val="32"/>
-          <w:szCs w:val="32"/>
-        </w:rPr>
-      </w:pPr>
-      <w:r>
-        <w:rPr>
-          <w:rFonts w:cs="Mangal"/>
+          <w:rFonts w:cs="Mangal" w:ascii="Liberation Serif" w:hAnsi="Liberation Serif"/>
+          <w:b w:val="false"/>
+          <w:bCs w:val="false"/>
+          <w:sz w:val="32"/>
+          <w:szCs w:val="32"/>
+        </w:rPr>
+        <w:t xml:space="preserve"> Działa poprawnie</w:t>
+      </w:r>
+    </w:p>
+    <w:p>
+      <w:pPr>
+        <w:pStyle w:val="Tretekstu"/>
+        <w:rPr>
+          <w:rFonts w:ascii="Liberation Serif" w:hAnsi="Liberation Serif" w:cs="Mangal"/>
+          <w:b w:val="false"/>
+          <w:b w:val="false"/>
+          <w:bCs w:val="false"/>
+          <w:sz w:val="32"/>
+          <w:szCs w:val="32"/>
+        </w:rPr>
+      </w:pPr>
+      <w:r>
+        <w:rPr>
+          <w:rFonts w:cs="Mangal" w:ascii="Liberation Serif" w:hAnsi="Liberation Serif"/>
+          <w:b w:val="false"/>
+          <w:bCs w:val="false"/>
+          <w:sz w:val="32"/>
+          <w:szCs w:val="32"/>
+        </w:rPr>
+      </w:r>
+    </w:p>
+    <w:p>
+      <w:pPr>
+        <w:pStyle w:val="Tretekstu"/>
+        <w:rPr/>
+      </w:pPr>
+      <w:r>
+        <w:rPr>
+          <w:rFonts w:cs="Mangal" w:ascii="Liberation Serif" w:hAnsi="Liberation Serif"/>
           <w:b w:val="false"/>
           <w:bCs w:val="false"/>
           <w:sz w:val="32"/>
@@ -6734,9 +6446,9 @@
       <w:r>
         <w:rPr>
           <w:rStyle w:val="Strong"/>
-          <w:rFonts w:cs="Mangal"/>
-          <w:b w:val="false"/>
-          <w:bCs w:val="false"/>
+          <w:rFonts w:cs="Mangal" w:ascii="Liberation Serif" w:hAnsi="Liberation Serif"/>
+          <w:b/>
+          <w:bCs/>
           <w:sz w:val="32"/>
           <w:szCs w:val="32"/>
         </w:rPr>
@@ -6745,17 +6457,13 @@
     </w:p>
     <w:p>
       <w:pPr>
-        <w:pStyle w:val="BodyText"/>
-        <w:rPr>
-          <w:rFonts w:cs="Mangal"/>
-          <w:sz w:val="32"/>
-          <w:szCs w:val="32"/>
-        </w:rPr>
+        <w:pStyle w:val="Tretekstu"/>
+        <w:rPr/>
       </w:pPr>
       <w:r>
         <w:rPr>
           <w:rStyle w:val="Strong"/>
-          <w:rFonts w:cs="Mangal"/>
+          <w:rFonts w:cs="Mangal" w:ascii="Liberation Serif" w:hAnsi="Liberation Serif"/>
           <w:b w:val="false"/>
           <w:bCs w:val="false"/>
           <w:sz w:val="32"/>
@@ -6766,7 +6474,7 @@
       </w:r>
       <w:r>
         <w:rPr>
-          <w:rFonts w:cs="Mangal"/>
+          <w:rFonts w:cs="Mangal" w:ascii="Liberation Serif" w:hAnsi="Liberation Serif"/>
           <w:b w:val="false"/>
           <w:bCs w:val="false"/>
           <w:sz w:val="32"/>
@@ -6779,7 +6487,7 @@
       <w:r>
         <w:rPr>
           <w:rStyle w:val="Strong"/>
-          <w:rFonts w:cs="Mangal"/>
+          <w:rFonts w:cs="Mangal" w:ascii="Liberation Serif" w:hAnsi="Liberation Serif"/>
           <w:b w:val="false"/>
           <w:bCs w:val="false"/>
           <w:sz w:val="32"/>
@@ -6789,20 +6497,39 @@
       </w:r>
       <w:r>
         <w:rPr>
-          <w:rFonts w:cs="Mangal"/>
-          <w:b w:val="false"/>
-          <w:bCs w:val="false"/>
-          <w:sz w:val="32"/>
-          <w:szCs w:val="32"/>
-        </w:rPr>
-        <w:t xml:space="preserve"> Developer C</w:t>
+          <w:rFonts w:cs="Mangal" w:ascii="Liberation Serif" w:hAnsi="Liberation Serif"/>
+          <w:b w:val="false"/>
+          <w:bCs w:val="false"/>
+          <w:sz w:val="32"/>
+          <w:szCs w:val="32"/>
+        </w:rPr>
+        <w:t xml:space="preserve"> </w:t>
+      </w:r>
+      <w:r>
+        <w:rPr>
+          <w:rFonts w:cs="Mangal" w:ascii="Liberation Serif" w:hAnsi="Liberation Serif"/>
+          <w:b w:val="false"/>
+          <w:bCs w:val="false"/>
+          <w:sz w:val="32"/>
+          <w:szCs w:val="32"/>
+        </w:rPr>
+        <w:t>Michał Baniak</w:t>
+      </w:r>
+      <w:r>
+        <w:rPr>
+          <w:rFonts w:cs="Mangal" w:ascii="Liberation Serif" w:hAnsi="Liberation Serif"/>
+          <w:b w:val="false"/>
+          <w:bCs w:val="false"/>
+          <w:sz w:val="32"/>
+          <w:szCs w:val="32"/>
+        </w:rPr>
         <w:br/>
         <w:tab/>
       </w:r>
       <w:r>
         <w:rPr>
           <w:rStyle w:val="Strong"/>
-          <w:rFonts w:cs="Mangal"/>
+          <w:rFonts w:cs="Mangal" w:ascii="Liberation Serif" w:hAnsi="Liberation Serif"/>
           <w:b w:val="false"/>
           <w:bCs w:val="false"/>
           <w:sz w:val="32"/>
@@ -6812,7 +6539,7 @@
       </w:r>
       <w:r>
         <w:rPr>
-          <w:rFonts w:cs="Mangal"/>
+          <w:rFonts w:cs="Mangal" w:ascii="Liberation Serif" w:hAnsi="Liberation Serif"/>
           <w:b w:val="false"/>
           <w:bCs w:val="false"/>
           <w:sz w:val="32"/>
@@ -6827,7 +6554,7 @@
       <w:r>
         <w:rPr>
           <w:rStyle w:val="Strong"/>
-          <w:rFonts w:cs="Mangal"/>
+          <w:rFonts w:cs="Mangal" w:ascii="Liberation Serif" w:hAnsi="Liberation Serif"/>
           <w:b w:val="false"/>
           <w:bCs w:val="false"/>
           <w:sz w:val="32"/>
@@ -6837,51 +6564,223 @@
       </w:r>
       <w:r>
         <w:rPr>
-          <w:rFonts w:cs="Mangal"/>
-          <w:b w:val="false"/>
-          <w:bCs w:val="false"/>
-          <w:sz w:val="32"/>
-          <w:szCs w:val="32"/>
-        </w:rPr>
-        <w:t xml:space="preserve"> </w:t>
-      </w:r>
-      <w:r>
-        <w:rPr>
-          <w:rFonts w:cs="Mangal"/>
-          <w:b w:val="false"/>
-          <w:bCs w:val="false"/>
-          <w:sz w:val="32"/>
-          <w:szCs w:val="32"/>
-        </w:rPr>
-        <w:t>Działa Poprawnie</w:t>
-      </w:r>
-    </w:p>
-    <w:p>
-      <w:pPr>
-        <w:pStyle w:val="BodyText"/>
-        <w:rPr>
-          <w:rFonts w:cs="Mangal"/>
-          <w:b w:val="false"/>
-          <w:bCs w:val="false"/>
-          <w:sz w:val="32"/>
-          <w:szCs w:val="32"/>
-        </w:rPr>
-      </w:pPr>
-      <w:r>
-        <w:rPr>
-          <w:rFonts w:cs="Mangal"/>
-          <w:b w:val="false"/>
-          <w:bCs w:val="false"/>
-          <w:sz w:val="32"/>
-          <w:szCs w:val="32"/>
-        </w:rPr>
-      </w:r>
-    </w:p>
-    <w:p>
-      <w:pPr>
-        <w:pStyle w:val="BodyText"/>
-        <w:rPr>
-          <w:rFonts w:cs="Mangal"/>
+          <w:rFonts w:cs="Mangal" w:ascii="Liberation Serif" w:hAnsi="Liberation Serif"/>
+          <w:b w:val="false"/>
+          <w:bCs w:val="false"/>
+          <w:sz w:val="32"/>
+          <w:szCs w:val="32"/>
+        </w:rPr>
+        <w:t xml:space="preserve"> Działa Poprawnie</w:t>
+      </w:r>
+    </w:p>
+    <w:p>
+      <w:pPr>
+        <w:pStyle w:val="Tretekstu"/>
+        <w:rPr>
+          <w:rFonts w:ascii="Liberation Serif" w:hAnsi="Liberation Serif" w:cs="Mangal"/>
+          <w:b w:val="false"/>
+          <w:b w:val="false"/>
+          <w:bCs w:val="false"/>
+          <w:sz w:val="32"/>
+          <w:szCs w:val="32"/>
+        </w:rPr>
+      </w:pPr>
+      <w:r>
+        <w:rPr>
+          <w:rFonts w:cs="Mangal" w:ascii="Liberation Serif" w:hAnsi="Liberation Serif"/>
+          <w:b w:val="false"/>
+          <w:bCs w:val="false"/>
+          <w:sz w:val="32"/>
+          <w:szCs w:val="32"/>
+        </w:rPr>
+        <w:tab/>
+      </w:r>
+    </w:p>
+    <w:p>
+      <w:pPr>
+        <w:pStyle w:val="Tretekstu"/>
+        <w:rPr/>
+      </w:pPr>
+      <w:r>
+        <w:rPr>
+          <w:rStyle w:val="Strong"/>
+          <w:rFonts w:cs="Mangal" w:ascii="Liberation Serif" w:hAnsi="Liberation Serif"/>
+          <w:b/>
+          <w:bCs/>
+          <w:sz w:val="32"/>
+          <w:szCs w:val="32"/>
+        </w:rPr>
+        <w:tab/>
+        <w:t>7.</w:t>
+      </w:r>
+      <w:r>
+        <w:rPr>
+          <w:rStyle w:val="Strong"/>
+          <w:rFonts w:cs="Mangal" w:ascii="Liberation Serif" w:hAnsi="Liberation Serif"/>
+          <w:b/>
+          <w:bCs/>
+          <w:sz w:val="32"/>
+          <w:szCs w:val="32"/>
+        </w:rPr>
+        <w:t>6</w:t>
+      </w:r>
+      <w:r>
+        <w:rPr>
+          <w:rStyle w:val="Strong"/>
+          <w:rFonts w:cs="Mangal" w:ascii="Liberation Serif" w:hAnsi="Liberation Serif"/>
+          <w:b/>
+          <w:bCs/>
+          <w:sz w:val="32"/>
+          <w:szCs w:val="32"/>
+        </w:rPr>
+        <w:t xml:space="preserve"> Test </w:t>
+      </w:r>
+      <w:r>
+        <w:rPr>
+          <w:rStyle w:val="Strong"/>
+          <w:rFonts w:cs="Mangal" w:ascii="Liberation Serif" w:hAnsi="Liberation Serif"/>
+          <w:b/>
+          <w:bCs/>
+          <w:sz w:val="32"/>
+          <w:szCs w:val="32"/>
+        </w:rPr>
+        <w:t>6</w:t>
+      </w:r>
+      <w:r>
+        <w:rPr>
+          <w:rStyle w:val="Strong"/>
+          <w:rFonts w:cs="Mangal" w:ascii="Liberation Serif" w:hAnsi="Liberation Serif"/>
+          <w:b/>
+          <w:bCs/>
+          <w:sz w:val="32"/>
+          <w:szCs w:val="32"/>
+        </w:rPr>
+        <w:t xml:space="preserve"> – </w:t>
+      </w:r>
+      <w:r>
+        <w:rPr>
+          <w:rStyle w:val="Strong"/>
+          <w:rFonts w:cs="Mangal" w:ascii="Liberation Serif" w:hAnsi="Liberation Serif"/>
+          <w:b/>
+          <w:bCs/>
+          <w:sz w:val="32"/>
+          <w:szCs w:val="32"/>
+        </w:rPr>
+        <w:t>Beta testy na użytkownikach</w:t>
+      </w:r>
+    </w:p>
+    <w:p>
+      <w:pPr>
+        <w:pStyle w:val="Tretekstu"/>
+        <w:rPr/>
+      </w:pPr>
+      <w:r>
+        <w:rPr>
+          <w:rStyle w:val="Strong"/>
+          <w:rFonts w:cs="Mangal" w:ascii="Liberation Serif" w:hAnsi="Liberation Serif"/>
+          <w:b/>
+          <w:bCs/>
+          <w:sz w:val="32"/>
+          <w:szCs w:val="32"/>
+        </w:rPr>
+        <w:tab/>
+      </w:r>
+      <w:r>
+        <w:rPr>
+          <w:rStyle w:val="Strong"/>
+          <w:rFonts w:cs="Mangal" w:ascii="Liberation Serif" w:hAnsi="Liberation Serif"/>
+          <w:b w:val="false"/>
+          <w:bCs w:val="false"/>
+          <w:sz w:val="32"/>
+          <w:szCs w:val="32"/>
+        </w:rPr>
+        <w:t>Rodzaj: Beta testy</w:t>
+        <w:br/>
+        <w:tab/>
+        <w:t>Wykonawca: Niezależni beta testerzy</w:t>
+        <w:br/>
+        <w:tab/>
+        <w:t xml:space="preserve">Opis: Sprawdzają, czy aplikacja jest zrozumiała, nie zawiera błędów, </w:t>
+        <w:br/>
+        <w:tab/>
+        <w:t>testują aplikację w rzeczywistych warunkach przed jej wdrożeniem</w:t>
+        <w:br/>
+        <w:tab/>
+        <w:t xml:space="preserve">Rezultat: użytkownicy potwierdzają poprawne działanie aplikacji, </w:t>
+        <w:tab/>
+        <w:t xml:space="preserve">potwierdzając, że aplikacja jest intuicyjna i łatwa w użytkowaniu. </w:t>
+        <w:tab/>
+        <w:t>Żaden z beta testerów nie natrafił na błędy w aplikacji.</w:t>
+      </w:r>
+    </w:p>
+    <w:p>
+      <w:pPr>
+        <w:pStyle w:val="Tretekstu"/>
+        <w:rPr>
+          <w:rFonts w:ascii="Liberation Serif" w:hAnsi="Liberation Serif" w:cs="Mangal"/>
+          <w:b w:val="false"/>
+          <w:b w:val="false"/>
+          <w:bCs w:val="false"/>
+          <w:sz w:val="32"/>
+          <w:szCs w:val="32"/>
+        </w:rPr>
+      </w:pPr>
+      <w:r>
+        <w:rPr>
+          <w:rStyle w:val="Strong"/>
+          <w:rFonts w:cs="Mangal" w:ascii="Liberation Serif" w:hAnsi="Liberation Serif"/>
+          <w:b w:val="false"/>
+          <w:bCs w:val="false"/>
+          <w:sz w:val="32"/>
+          <w:szCs w:val="32"/>
+        </w:rPr>
+        <w:tab/>
+      </w:r>
+    </w:p>
+    <w:p>
+      <w:pPr>
+        <w:pStyle w:val="Tretekstu"/>
+        <w:rPr>
+          <w:rFonts w:ascii="Liberation Serif" w:hAnsi="Liberation Serif" w:cs="Mangal"/>
+          <w:b w:val="false"/>
+          <w:b w:val="false"/>
+          <w:bCs w:val="false"/>
+          <w:sz w:val="32"/>
+          <w:szCs w:val="32"/>
+        </w:rPr>
+      </w:pPr>
+      <w:r>
+        <w:rPr/>
+      </w:r>
+    </w:p>
+    <w:p>
+      <w:pPr>
+        <w:pStyle w:val="Tretekstu"/>
+        <w:rPr>
+          <w:rFonts w:cs="Mangal"/>
+          <w:b w:val="false"/>
+          <w:b w:val="false"/>
+          <w:bCs w:val="false"/>
+          <w:sz w:val="32"/>
+          <w:szCs w:val="32"/>
+        </w:rPr>
+      </w:pPr>
+      <w:r>
+        <w:rPr>
+          <w:rFonts w:cs="Mangal"/>
+          <w:b w:val="false"/>
+          <w:bCs w:val="false"/>
+          <w:sz w:val="32"/>
+          <w:szCs w:val="32"/>
+        </w:rPr>
+      </w:r>
+    </w:p>
+    <w:p>
+      <w:pPr>
+        <w:pStyle w:val="Tretekstu"/>
+        <w:rPr>
+          <w:rFonts w:cs="Mangal"/>
+          <w:b w:val="false"/>
           <w:b w:val="false"/>
           <w:bCs w:val="false"/>
           <w:sz w:val="32"/>
@@ -6901,17 +6800,14 @@
     <w:p>
       <w:pPr>
         <w:pStyle w:val="ListParagraph"/>
-        <w:ind w:left="0"/>
-        <w:rPr>
-          <w:sz w:val="32"/>
-          <w:szCs w:val="32"/>
-        </w:rPr>
-      </w:pPr>
-      <w:r>
-        <w:rPr>
-          <w:sz w:val="32"/>
-          <w:szCs w:val="32"/>
-        </w:rPr>
+        <w:ind w:left="0" w:hanging="0"/>
+        <w:rPr>
+          <w:sz w:val="32"/>
+          <w:szCs w:val="32"/>
+        </w:rPr>
+      </w:pPr>
+      <w:r>
+        <w:rPr/>
       </w:r>
     </w:p>
     <w:sectPr>
@@ -6932,7 +6828,6 @@
   <w:abstractNum w:abstractNumId="1">
     <w:lvl w:ilvl="0">
       <w:start w:val="1"/>
-      <w:pStyle w:val="Heading1"/>
       <w:numFmt w:val="none"/>
       <w:suff w:val="nothing"/>
       <w:lvlText w:val=""/>
@@ -6943,10 +6838,10 @@
         </w:tabs>
         <w:ind w:left="0" w:hanging="0"/>
       </w:pPr>
+      <w:rPr/>
     </w:lvl>
     <w:lvl w:ilvl="1">
       <w:start w:val="1"/>
-      <w:pStyle w:val="Heading2"/>
       <w:numFmt w:val="none"/>
       <w:suff w:val="nothing"/>
       <w:lvlText w:val=""/>
@@ -6957,10 +6852,10 @@
         </w:tabs>
         <w:ind w:left="0" w:hanging="0"/>
       </w:pPr>
+      <w:rPr/>
     </w:lvl>
     <w:lvl w:ilvl="2">
       <w:start w:val="1"/>
-      <w:pStyle w:val="Heading3"/>
       <w:numFmt w:val="none"/>
       <w:suff w:val="nothing"/>
       <w:lvlText w:val=""/>
@@ -6971,10 +6866,10 @@
         </w:tabs>
         <w:ind w:left="0" w:hanging="0"/>
       </w:pPr>
+      <w:rPr/>
     </w:lvl>
     <w:lvl w:ilvl="3">
       <w:start w:val="1"/>
-      <w:pStyle w:val="Heading4"/>
       <w:numFmt w:val="none"/>
       <w:suff w:val="nothing"/>
       <w:lvlText w:val=""/>
@@ -6985,10 +6880,10 @@
         </w:tabs>
         <w:ind w:left="0" w:hanging="0"/>
       </w:pPr>
+      <w:rPr/>
     </w:lvl>
     <w:lvl w:ilvl="4">
       <w:start w:val="1"/>
-      <w:pStyle w:val="Heading5"/>
       <w:numFmt w:val="none"/>
       <w:suff w:val="nothing"/>
       <w:lvlText w:val=""/>
@@ -6999,10 +6894,10 @@
         </w:tabs>
         <w:ind w:left="0" w:hanging="0"/>
       </w:pPr>
+      <w:rPr/>
     </w:lvl>
     <w:lvl w:ilvl="5">
       <w:start w:val="1"/>
-      <w:pStyle w:val="Heading6"/>
       <w:numFmt w:val="none"/>
       <w:suff w:val="nothing"/>
       <w:lvlText w:val=""/>
@@ -7013,6 +6908,7 @@
         </w:tabs>
         <w:ind w:left="0" w:hanging="0"/>
       </w:pPr>
+      <w:rPr/>
     </w:lvl>
     <w:lvl w:ilvl="6">
       <w:start w:val="1"/>
@@ -7026,6 +6922,7 @@
         </w:tabs>
         <w:ind w:left="0" w:hanging="0"/>
       </w:pPr>
+      <w:rPr/>
     </w:lvl>
     <w:lvl w:ilvl="7">
       <w:start w:val="1"/>
@@ -7039,6 +6936,7 @@
         </w:tabs>
         <w:ind w:left="0" w:hanging="0"/>
       </w:pPr>
+      <w:rPr/>
     </w:lvl>
     <w:lvl w:ilvl="8">
       <w:start w:val="1"/>
@@ -7052,6 +6950,7 @@
         </w:tabs>
         <w:ind w:left="0" w:hanging="0"/>
       </w:pPr>
+      <w:rPr/>
     </w:lvl>
   </w:abstractNum>
   <w:abstractNum w:abstractNumId="2">
@@ -9262,6 +9161,125 @@
       <w:rPr>
         <w:rFonts w:ascii="Symbol" w:hAnsi="Symbol" w:cs="Symbol" w:hint="default"/>
       </w:rPr>
+    </w:lvl>
+  </w:abstractNum>
+  <w:abstractNum w:abstractNumId="18">
+    <w:lvl w:ilvl="0">
+      <w:start w:val="1"/>
+      <w:numFmt w:val="none"/>
+      <w:suff w:val="nothing"/>
+      <w:lvlText w:val=""/>
+      <w:lvlJc w:val="left"/>
+      <w:pPr>
+        <w:tabs>
+          <w:tab w:val="num" w:pos="0"/>
+        </w:tabs>
+        <w:ind w:left="0" w:hanging="0"/>
+      </w:pPr>
+    </w:lvl>
+    <w:lvl w:ilvl="1">
+      <w:start w:val="1"/>
+      <w:numFmt w:val="none"/>
+      <w:suff w:val="nothing"/>
+      <w:lvlText w:val=""/>
+      <w:lvlJc w:val="left"/>
+      <w:pPr>
+        <w:tabs>
+          <w:tab w:val="num" w:pos="0"/>
+        </w:tabs>
+        <w:ind w:left="0" w:hanging="0"/>
+      </w:pPr>
+    </w:lvl>
+    <w:lvl w:ilvl="2">
+      <w:start w:val="1"/>
+      <w:numFmt w:val="none"/>
+      <w:suff w:val="nothing"/>
+      <w:lvlText w:val=""/>
+      <w:lvlJc w:val="left"/>
+      <w:pPr>
+        <w:tabs>
+          <w:tab w:val="num" w:pos="0"/>
+        </w:tabs>
+        <w:ind w:left="0" w:hanging="0"/>
+      </w:pPr>
+    </w:lvl>
+    <w:lvl w:ilvl="3">
+      <w:start w:val="1"/>
+      <w:numFmt w:val="none"/>
+      <w:suff w:val="nothing"/>
+      <w:lvlText w:val=""/>
+      <w:lvlJc w:val="left"/>
+      <w:pPr>
+        <w:tabs>
+          <w:tab w:val="num" w:pos="0"/>
+        </w:tabs>
+        <w:ind w:left="0" w:hanging="0"/>
+      </w:pPr>
+    </w:lvl>
+    <w:lvl w:ilvl="4">
+      <w:start w:val="1"/>
+      <w:numFmt w:val="none"/>
+      <w:suff w:val="nothing"/>
+      <w:lvlText w:val=""/>
+      <w:lvlJc w:val="left"/>
+      <w:pPr>
+        <w:tabs>
+          <w:tab w:val="num" w:pos="0"/>
+        </w:tabs>
+        <w:ind w:left="0" w:hanging="0"/>
+      </w:pPr>
+    </w:lvl>
+    <w:lvl w:ilvl="5">
+      <w:start w:val="1"/>
+      <w:numFmt w:val="none"/>
+      <w:suff w:val="nothing"/>
+      <w:lvlText w:val=""/>
+      <w:lvlJc w:val="left"/>
+      <w:pPr>
+        <w:tabs>
+          <w:tab w:val="num" w:pos="0"/>
+        </w:tabs>
+        <w:ind w:left="0" w:hanging="0"/>
+      </w:pPr>
+    </w:lvl>
+    <w:lvl w:ilvl="6">
+      <w:start w:val="1"/>
+      <w:numFmt w:val="none"/>
+      <w:suff w:val="nothing"/>
+      <w:lvlText w:val=""/>
+      <w:lvlJc w:val="left"/>
+      <w:pPr>
+        <w:tabs>
+          <w:tab w:val="num" w:pos="0"/>
+        </w:tabs>
+        <w:ind w:left="0" w:hanging="0"/>
+      </w:pPr>
+    </w:lvl>
+    <w:lvl w:ilvl="7">
+      <w:start w:val="1"/>
+      <w:numFmt w:val="none"/>
+      <w:suff w:val="nothing"/>
+      <w:lvlText w:val=""/>
+      <w:lvlJc w:val="left"/>
+      <w:pPr>
+        <w:tabs>
+          <w:tab w:val="num" w:pos="0"/>
+        </w:tabs>
+        <w:ind w:left="0" w:hanging="0"/>
+      </w:pPr>
+    </w:lvl>
+    <w:lvl w:ilvl="8">
+      <w:start w:val="1"/>
+      <w:numFmt w:val="none"/>
+      <w:suff w:val="nothing"/>
+      <w:lvlText w:val=""/>
+      <w:lvlJc w:val="left"/>
+      <w:pPr>
+        <w:tabs>
+          <w:tab w:val="num" w:pos="0"/>
+        </w:tabs>
+        <w:ind w:left="0" w:hanging="0"/>
+      </w:pPr>
     </w:lvl>
   </w:abstractNum>
   <w:num w:numId="1">
@@ -9314,6 +9332,9 @@
   </w:num>
   <w:num w:numId="17">
     <w:abstractNumId w:val="17"/>
+  </w:num>
+  <w:num w:numId="18">
+    <w:abstractNumId w:val="18"/>
   </w:num>
 </w:numbering>
 </file>
@@ -9495,10 +9516,10 @@
       <w:lang w:val="pl-PL" w:eastAsia="zh-CN" w:bidi="hi-IN"/>
     </w:rPr>
   </w:style>
-  <w:style w:type="paragraph" w:styleId="Heading1">
-    <w:name w:val="heading 1"/>
+  <w:style w:type="paragraph" w:styleId="Nagwek1">
+    <w:name w:val="Heading 1"/>
     <w:basedOn w:val="Nagwek"/>
-    <w:next w:val="BodyText"/>
+    <w:next w:val="Tretekstu"/>
     <w:qFormat/>
     <w:pPr>
       <w:numPr>
@@ -9515,10 +9536,10 @@
       <w:szCs w:val="36"/>
     </w:rPr>
   </w:style>
-  <w:style w:type="paragraph" w:styleId="Heading2">
-    <w:name w:val="heading 2"/>
+  <w:style w:type="paragraph" w:styleId="Nagwek2">
+    <w:name w:val="Heading 2"/>
     <w:basedOn w:val="Nagwek"/>
-    <w:next w:val="BodyText"/>
+    <w:next w:val="Tretekstu"/>
     <w:qFormat/>
     <w:pPr>
       <w:numPr>
@@ -9535,10 +9556,10 @@
       <w:szCs w:val="32"/>
     </w:rPr>
   </w:style>
-  <w:style w:type="paragraph" w:styleId="Heading3">
-    <w:name w:val="heading 3"/>
+  <w:style w:type="paragraph" w:styleId="Nagwek3">
+    <w:name w:val="Heading 3"/>
     <w:basedOn w:val="Nagwek"/>
-    <w:next w:val="BodyText"/>
+    <w:next w:val="Tretekstu"/>
     <w:qFormat/>
     <w:pPr>
       <w:spacing w:before="140" w:after="120"/>
@@ -9552,10 +9573,10 @@
       <w:szCs w:val="28"/>
     </w:rPr>
   </w:style>
-  <w:style w:type="paragraph" w:styleId="Heading4">
-    <w:name w:val="heading 4"/>
+  <w:style w:type="paragraph" w:styleId="Nagwek4">
+    <w:name w:val="Heading 4"/>
     <w:basedOn w:val="Nagwek"/>
-    <w:next w:val="BodyText"/>
+    <w:next w:val="Tretekstu"/>
     <w:qFormat/>
     <w:pPr>
       <w:spacing w:before="120" w:after="120"/>
@@ -9569,10 +9590,10 @@
       <w:szCs w:val="24"/>
     </w:rPr>
   </w:style>
-  <w:style w:type="paragraph" w:styleId="Heading5">
-    <w:name w:val="heading 5"/>
+  <w:style w:type="paragraph" w:styleId="Nagwek5">
+    <w:name w:val="Heading 5"/>
     <w:basedOn w:val="Nagwek"/>
-    <w:next w:val="BodyText"/>
+    <w:next w:val="Tretekstu"/>
     <w:qFormat/>
     <w:pPr>
       <w:numPr>
@@ -9589,10 +9610,10 @@
       <w:szCs w:val="24"/>
     </w:rPr>
   </w:style>
-  <w:style w:type="paragraph" w:styleId="Heading6">
-    <w:name w:val="heading 6"/>
+  <w:style w:type="paragraph" w:styleId="Nagwek6">
+    <w:name w:val="Heading 6"/>
     <w:basedOn w:val="Nagwek"/>
-    <w:next w:val="BodyText"/>
+    <w:next w:val="Tretekstu"/>
     <w:qFormat/>
     <w:pPr>
       <w:numPr>
@@ -9619,8 +9640,8 @@
     <w:qFormat/>
     <w:rPr/>
   </w:style>
-  <w:style w:type="character" w:styleId="Znakinumeracjiuser" w:customStyle="1">
-    <w:name w:val="Znaki numeracji (user)"/>
+  <w:style w:type="character" w:styleId="Znakinumeracji" w:customStyle="1">
+    <w:name w:val="Znaki numeracji"/>
     <w:qFormat/>
     <w:rsid w:val="004b32f1"/>
     <w:rPr>
@@ -9628,10 +9649,9 @@
       <w:szCs w:val="32"/>
     </w:rPr>
   </w:style>
-  <w:style w:type="character" w:styleId="Znakiwypunktowaniauser" w:customStyle="1">
-    <w:name w:val="Znaki wypunktowania (user)"/>
+  <w:style w:type="character" w:styleId="Znakiwypunktowania">
+    <w:name w:val="Znaki wypunktowania"/>
     <w:qFormat/>
-    <w:rsid w:val="004b32f1"/>
     <w:rPr>
       <w:rFonts w:ascii="OpenSymbol" w:hAnsi="OpenSymbol" w:eastAsia="OpenSymbol" w:cs="OpenSymbol"/>
     </w:rPr>
@@ -9647,7 +9667,7 @@
       <w:bCs/>
     </w:rPr>
   </w:style>
-  <w:style w:type="character" w:styleId="Emphasis">
+  <w:style w:type="character" w:styleId="Wyrnienie">
     <w:name w:val="Emphasis"/>
     <w:basedOn w:val="DefaultParagraphFont"/>
     <w:uiPriority w:val="20"/>
@@ -9679,17 +9699,10 @@
       <w:rFonts w:ascii="Liberation Mono" w:hAnsi="Liberation Mono" w:eastAsia="NSimSun" w:cs="Liberation Mono"/>
     </w:rPr>
   </w:style>
-  <w:style w:type="character" w:styleId="Znakiwypunktowania">
-    <w:name w:val="Znaki wypunktowania"/>
-    <w:qFormat/>
-    <w:rPr>
-      <w:rFonts w:ascii="OpenSymbol" w:hAnsi="OpenSymbol" w:eastAsia="OpenSymbol" w:cs="OpenSymbol"/>
-    </w:rPr>
-  </w:style>
   <w:style w:type="paragraph" w:styleId="Nagwek" w:customStyle="1">
     <w:name w:val="Nagłówek"/>
     <w:basedOn w:val="Normal"/>
-    <w:next w:val="BodyText"/>
+    <w:next w:val="Tretekstu"/>
     <w:qFormat/>
     <w:rsid w:val="00e45962"/>
     <w:pPr>
@@ -9702,7 +9715,7 @@
       <w:szCs w:val="28"/>
     </w:rPr>
   </w:style>
-  <w:style w:type="paragraph" w:styleId="BodyText">
+  <w:style w:type="paragraph" w:styleId="Tretekstu">
     <w:name w:val="Body Text"/>
     <w:basedOn w:val="Normal"/>
     <w:rsid w:val="004b32f1"/>
@@ -9711,11 +9724,37 @@
     </w:pPr>
     <w:rPr/>
   </w:style>
-  <w:style w:type="paragraph" w:styleId="List">
+  <w:style w:type="paragraph" w:styleId="Lista">
     <w:name w:val="List"/>
-    <w:basedOn w:val="BodyText"/>
+    <w:basedOn w:val="Tretekstu"/>
     <w:rsid w:val="004b32f1"/>
     <w:pPr/>
+    <w:rPr/>
+  </w:style>
+  <w:style w:type="paragraph" w:styleId="Podpis">
+    <w:name w:val="Caption"/>
+    <w:basedOn w:val="Normal"/>
+    <w:qFormat/>
+    <w:pPr>
+      <w:suppressLineNumbers/>
+      <w:spacing w:before="120" w:after="120"/>
+    </w:pPr>
+    <w:rPr>
+      <w:rFonts w:cs="Lucida Sans"/>
+      <w:i/>
+      <w:iCs/>
+      <w:sz w:val="24"/>
+      <w:szCs w:val="24"/>
+    </w:rPr>
+  </w:style>
+  <w:style w:type="paragraph" w:styleId="Indeks" w:customStyle="1">
+    <w:name w:val="Indeks"/>
+    <w:basedOn w:val="Normal"/>
+    <w:qFormat/>
+    <w:rsid w:val="004b32f1"/>
+    <w:pPr>
+      <w:suppressLineNumbers/>
+    </w:pPr>
     <w:rPr/>
   </w:style>
   <w:style w:type="paragraph" w:styleId="Caption">
@@ -9734,18 +9773,6 @@
       <w:szCs w:val="24"/>
     </w:rPr>
   </w:style>
-  <w:style w:type="paragraph" w:styleId="Indeks" w:customStyle="1">
-    <w:name w:val="Indeks"/>
-    <w:basedOn w:val="Normal"/>
-    <w:qFormat/>
-    <w:rsid w:val="00e45962"/>
-    <w:pPr>
-      <w:suppressLineNumbers/>
-    </w:pPr>
-    <w:rPr>
-      <w:rFonts w:cs="Lucida Sans"/>
-    </w:rPr>
-  </w:style>
   <w:style w:type="paragraph" w:styleId="Gwkaistopka" w:customStyle="1">
     <w:name w:val="Główka i stopka"/>
     <w:basedOn w:val="Normal"/>
@@ -9754,10 +9781,10 @@
     <w:pPr/>
     <w:rPr/>
   </w:style>
-  <w:style w:type="paragraph" w:styleId="Header">
-    <w:name w:val="header"/>
+  <w:style w:type="paragraph" w:styleId="Gwka">
+    <w:name w:val="Header"/>
     <w:basedOn w:val="Normal"/>
-    <w:next w:val="BodyText"/>
+    <w:next w:val="Tretekstu"/>
     <w:qFormat/>
     <w:rsid w:val="004b32f1"/>
     <w:pPr>
@@ -9784,26 +9811,8 @@
       <w:iCs/>
     </w:rPr>
   </w:style>
-  <w:style w:type="paragraph" w:styleId="Indeksuser" w:customStyle="1">
-    <w:name w:val="Indeks (user)"/>
-    <w:basedOn w:val="Normal"/>
-    <w:qFormat/>
-    <w:rsid w:val="004b32f1"/>
-    <w:pPr>
-      <w:suppressLineNumbers/>
-    </w:pPr>
-    <w:rPr/>
-  </w:style>
-  <w:style w:type="paragraph" w:styleId="Gwkaistopkauser" w:customStyle="1">
-    <w:name w:val="Główka i stopka (user)"/>
-    <w:basedOn w:val="Normal"/>
-    <w:qFormat/>
-    <w:rsid w:val="00e45962"/>
-    <w:pPr/>
-    <w:rPr/>
-  </w:style>
-  <w:style w:type="paragraph" w:styleId="Zawartotabeliuser" w:customStyle="1">
-    <w:name w:val="Zawartość tabeli (user)"/>
+  <w:style w:type="paragraph" w:styleId="Zawartotabeli" w:customStyle="1">
+    <w:name w:val="Zawartość tabeli"/>
     <w:basedOn w:val="Normal"/>
     <w:qFormat/>
     <w:rsid w:val="004b32f1"/>
@@ -9821,7 +9830,7 @@
     <w:rsid w:val="006019fe"/>
     <w:pPr>
       <w:spacing w:before="0" w:after="0"/>
-      <w:ind w:left="720"/>
+      <w:ind w:left="720" w:hanging="0"/>
       <w:contextualSpacing/>
     </w:pPr>
     <w:rPr>
@@ -9863,7 +9872,7 @@
   <w:style w:type="paragraph" w:styleId="Liniapozioma">
     <w:name w:val="Linia pozioma"/>
     <w:basedOn w:val="Normal"/>
-    <w:next w:val="BodyText"/>
+    <w:next w:val="Tretekstu"/>
     <w:qFormat/>
     <w:pPr>
       <w:suppressLineNumbers/>
